--- a/Lab Manual Docs/Exp_05_SRS_Document.docx
+++ b/Lab Manual Docs/Exp_05_SRS_Document.docx
@@ -2,6 +2,352 @@
 <file path=word/document.xml><?xml version="1.0" encoding="utf-8"?>
 <w:document xmlns:wpc="http://schemas.microsoft.com/office/word/2010/wordprocessingCanvas" xmlns:mo="http://schemas.microsoft.com/office/mac/office/2008/main" xmlns:mc="http://schemas.openxmlformats.org/markup-compatibility/2006" xmlns:mv="urn:schemas-microsoft-com:mac:vml" xmlns:o="urn:schemas-microsoft-com:office:office" xmlns:r="http://schemas.openxmlformats.org/officeDocument/2006/relationships" xmlns:m="http://schemas.openxmlformats.org/officeDocument/2006/math" xmlns:v="urn:schemas-microsoft-com:vml" xmlns:wp14="http://schemas.microsoft.com/office/word/2010/wordprocessingDrawing" xmlns:wp="http://schemas.openxmlformats.org/drawingml/2006/wordprocessingDrawing" xmlns:w10="urn:schemas-microsoft-com:office:word" xmlns:w="http://schemas.openxmlformats.org/wordprocessingml/2006/main" xmlns:w14="http://schemas.microsoft.com/office/word/2010/wordml" xmlns:wpg="http://schemas.microsoft.com/office/word/2010/wordprocessingGroup" xmlns:wpi="http://schemas.microsoft.com/office/word/2010/wordprocessingInk" xmlns:wne="http://schemas.microsoft.com/office/word/2006/wordml" xmlns:wps="http://schemas.microsoft.com/office/word/2010/wordprocessingShape" mc:Ignorable="w14 wp14">
   <w:body>
+    <w:tbl>
+      <w:tblPr>
+        <w:tblW w:type="auto" w:w="0"/>
+        <w:jc w:val="center"/>
+        <w:tblLook w:firstColumn="1" w:firstRow="1" w:lastColumn="0" w:lastRow="0" w:noHBand="0" w:noVBand="1" w:val="04A0"/>
+        <w:tblBorders>
+          <w:top w:val="single" w:sz="8" w:space="0" w:color="000000"/>
+          <w:left w:val="single" w:sz="8" w:space="0" w:color="000000"/>
+          <w:bottom w:val="single" w:sz="8" w:space="0" w:color="000000"/>
+          <w:right w:val="single" w:sz="8" w:space="0" w:color="000000"/>
+          <w:insideH w:val="single" w:sz="8" w:space="0" w:color="000000"/>
+          <w:insideV w:val="single" w:sz="8" w:space="0" w:color="000000"/>
+        </w:tblBorders>
+      </w:tblPr>
+      <w:tblGrid>
+        <w:gridCol w:w="4320"/>
+        <w:gridCol w:w="4320"/>
+      </w:tblGrid>
+      <w:tr>
+        <w:tc>
+          <w:tcPr>
+            <w:tcW w:type="dxa" w:w="2592"/>
+            <w:tcMar>
+              <w:top w:w="100" w:type="dxa"/>
+              <w:bottom w:w="100" w:type="dxa"/>
+              <w:left w:w="140" w:type="dxa"/>
+              <w:right w:w="140" w:type="dxa"/>
+            </w:tcMar>
+          </w:tcPr>
+          <w:p>
+            <w:pPr>
+              <w:spacing w:before="0" w:after="0" w:line="276" w:lineRule="auto"/>
+              <w:jc w:val="left"/>
+            </w:pPr>
+            <w:r>
+              <w:rPr>
+                <w:rFonts w:ascii="Calibri" w:hAnsi="Calibri"/>
+                <w:b/>
+                <w:color w:val="000000"/>
+                <w:sz w:val="21"/>
+              </w:rPr>
+              <w:t>NAME</w:t>
+            </w:r>
+          </w:p>
+        </w:tc>
+        <w:tc>
+          <w:tcPr>
+            <w:tcW w:type="dxa" w:w="6768"/>
+            <w:tcMar>
+              <w:top w:w="100" w:type="dxa"/>
+              <w:bottom w:w="100" w:type="dxa"/>
+              <w:left w:w="140" w:type="dxa"/>
+              <w:right w:w="140" w:type="dxa"/>
+            </w:tcMar>
+          </w:tcPr>
+          <w:p>
+            <w:pPr>
+              <w:spacing w:before="0" w:after="0" w:line="276" w:lineRule="auto"/>
+              <w:jc w:val="left"/>
+            </w:pPr>
+            <w:r>
+              <w:rPr>
+                <w:rFonts w:ascii="Calibri" w:hAnsi="Calibri"/>
+                <w:color w:val="000000"/>
+                <w:sz w:val="21"/>
+              </w:rPr>
+              <w:t>Kimaya Teli</w:t>
+              <w:br/>
+              <w:t>Abhishek kumar Kairamkonda</w:t>
+              <w:br/>
+              <w:t>Krishna Somani</w:t>
+            </w:r>
+          </w:p>
+        </w:tc>
+      </w:tr>
+      <w:tr>
+        <w:tc>
+          <w:tcPr>
+            <w:tcW w:type="dxa" w:w="2592"/>
+            <w:tcMar>
+              <w:top w:w="100" w:type="dxa"/>
+              <w:bottom w:w="100" w:type="dxa"/>
+              <w:left w:w="140" w:type="dxa"/>
+              <w:right w:w="140" w:type="dxa"/>
+            </w:tcMar>
+          </w:tcPr>
+          <w:p>
+            <w:pPr>
+              <w:spacing w:before="0" w:after="0" w:line="276" w:lineRule="auto"/>
+              <w:jc w:val="left"/>
+            </w:pPr>
+            <w:r>
+              <w:rPr>
+                <w:rFonts w:ascii="Calibri" w:hAnsi="Calibri"/>
+                <w:b/>
+                <w:color w:val="000000"/>
+                <w:sz w:val="21"/>
+              </w:rPr>
+              <w:t>ROLL NO</w:t>
+            </w:r>
+          </w:p>
+        </w:tc>
+        <w:tc>
+          <w:tcPr>
+            <w:tcW w:type="dxa" w:w="6768"/>
+            <w:tcMar>
+              <w:top w:w="100" w:type="dxa"/>
+              <w:bottom w:w="100" w:type="dxa"/>
+              <w:left w:w="140" w:type="dxa"/>
+              <w:right w:w="140" w:type="dxa"/>
+            </w:tcMar>
+          </w:tcPr>
+          <w:p>
+            <w:pPr>
+              <w:spacing w:before="0" w:after="0" w:line="276" w:lineRule="auto"/>
+              <w:jc w:val="left"/>
+            </w:pPr>
+            <w:r>
+              <w:rPr>
+                <w:rFonts w:ascii="Calibri" w:hAnsi="Calibri"/>
+                <w:color w:val="000000"/>
+                <w:sz w:val="21"/>
+              </w:rPr>
+              <w:t>24102C0079</w:t>
+              <w:br/>
+              <w:t>24102C0085</w:t>
+              <w:br/>
+              <w:t>24102C0067</w:t>
+            </w:r>
+          </w:p>
+        </w:tc>
+      </w:tr>
+      <w:tr>
+        <w:tc>
+          <w:tcPr>
+            <w:tcW w:type="dxa" w:w="2592"/>
+            <w:tcMar>
+              <w:top w:w="100" w:type="dxa"/>
+              <w:bottom w:w="100" w:type="dxa"/>
+              <w:left w:w="140" w:type="dxa"/>
+              <w:right w:w="140" w:type="dxa"/>
+            </w:tcMar>
+          </w:tcPr>
+          <w:p>
+            <w:pPr>
+              <w:spacing w:before="0" w:after="0" w:line="276" w:lineRule="auto"/>
+              <w:jc w:val="left"/>
+            </w:pPr>
+            <w:r>
+              <w:rPr>
+                <w:rFonts w:ascii="Calibri" w:hAnsi="Calibri"/>
+                <w:b/>
+                <w:color w:val="000000"/>
+                <w:sz w:val="21"/>
+              </w:rPr>
+              <w:t>BRANCH</w:t>
+            </w:r>
+          </w:p>
+        </w:tc>
+        <w:tc>
+          <w:tcPr>
+            <w:tcW w:type="dxa" w:w="6768"/>
+            <w:tcMar>
+              <w:top w:w="100" w:type="dxa"/>
+              <w:bottom w:w="100" w:type="dxa"/>
+              <w:left w:w="140" w:type="dxa"/>
+              <w:right w:w="140" w:type="dxa"/>
+            </w:tcMar>
+          </w:tcPr>
+          <w:p>
+            <w:pPr>
+              <w:spacing w:before="0" w:after="0" w:line="276" w:lineRule="auto"/>
+              <w:jc w:val="left"/>
+            </w:pPr>
+            <w:r>
+              <w:rPr>
+                <w:rFonts w:ascii="Calibri" w:hAnsi="Calibri"/>
+                <w:color w:val="000000"/>
+                <w:sz w:val="21"/>
+              </w:rPr>
+              <w:t>CMPN</w:t>
+            </w:r>
+          </w:p>
+        </w:tc>
+      </w:tr>
+      <w:tr>
+        <w:tc>
+          <w:tcPr>
+            <w:tcW w:type="dxa" w:w="2592"/>
+            <w:tcMar>
+              <w:top w:w="100" w:type="dxa"/>
+              <w:bottom w:w="100" w:type="dxa"/>
+              <w:left w:w="140" w:type="dxa"/>
+              <w:right w:w="140" w:type="dxa"/>
+            </w:tcMar>
+          </w:tcPr>
+          <w:p>
+            <w:pPr>
+              <w:spacing w:before="0" w:after="0" w:line="276" w:lineRule="auto"/>
+              <w:jc w:val="left"/>
+            </w:pPr>
+            <w:r>
+              <w:rPr>
+                <w:rFonts w:ascii="Calibri" w:hAnsi="Calibri"/>
+                <w:b/>
+                <w:color w:val="000000"/>
+                <w:sz w:val="21"/>
+              </w:rPr>
+              <w:t>DIV</w:t>
+            </w:r>
+          </w:p>
+        </w:tc>
+        <w:tc>
+          <w:tcPr>
+            <w:tcW w:type="dxa" w:w="6768"/>
+            <w:tcMar>
+              <w:top w:w="100" w:type="dxa"/>
+              <w:bottom w:w="100" w:type="dxa"/>
+              <w:left w:w="140" w:type="dxa"/>
+              <w:right w:w="140" w:type="dxa"/>
+            </w:tcMar>
+          </w:tcPr>
+          <w:p>
+            <w:pPr>
+              <w:spacing w:before="0" w:after="0" w:line="276" w:lineRule="auto"/>
+              <w:jc w:val="left"/>
+            </w:pPr>
+            <w:r>
+              <w:rPr>
+                <w:rFonts w:ascii="Calibri" w:hAnsi="Calibri"/>
+                <w:color w:val="000000"/>
+                <w:sz w:val="21"/>
+              </w:rPr>
+              <w:t>C</w:t>
+            </w:r>
+          </w:p>
+        </w:tc>
+      </w:tr>
+      <w:tr>
+        <w:tc>
+          <w:tcPr>
+            <w:tcW w:type="dxa" w:w="2592"/>
+            <w:tcMar>
+              <w:top w:w="100" w:type="dxa"/>
+              <w:bottom w:w="100" w:type="dxa"/>
+              <w:left w:w="140" w:type="dxa"/>
+              <w:right w:w="140" w:type="dxa"/>
+            </w:tcMar>
+          </w:tcPr>
+          <w:p>
+            <w:pPr>
+              <w:spacing w:before="0" w:after="0" w:line="276" w:lineRule="auto"/>
+              <w:jc w:val="left"/>
+            </w:pPr>
+            <w:r>
+              <w:rPr>
+                <w:rFonts w:ascii="Calibri" w:hAnsi="Calibri"/>
+                <w:b/>
+                <w:color w:val="000000"/>
+                <w:sz w:val="21"/>
+              </w:rPr>
+              <w:t>SUBJECT</w:t>
+            </w:r>
+          </w:p>
+        </w:tc>
+        <w:tc>
+          <w:tcPr>
+            <w:tcW w:type="dxa" w:w="6768"/>
+            <w:tcMar>
+              <w:top w:w="100" w:type="dxa"/>
+              <w:bottom w:w="100" w:type="dxa"/>
+              <w:left w:w="140" w:type="dxa"/>
+              <w:right w:w="140" w:type="dxa"/>
+            </w:tcMar>
+          </w:tcPr>
+          <w:p>
+            <w:pPr>
+              <w:spacing w:before="0" w:after="0" w:line="276" w:lineRule="auto"/>
+              <w:jc w:val="left"/>
+            </w:pPr>
+            <w:r>
+              <w:rPr>
+                <w:rFonts w:ascii="Calibri" w:hAnsi="Calibri"/>
+                <w:color w:val="000000"/>
+                <w:sz w:val="21"/>
+              </w:rPr>
+              <w:t>WDL LAB</w:t>
+            </w:r>
+          </w:p>
+        </w:tc>
+      </w:tr>
+      <w:tr>
+        <w:tc>
+          <w:tcPr>
+            <w:tcW w:type="dxa" w:w="2592"/>
+            <w:tcMar>
+              <w:top w:w="100" w:type="dxa"/>
+              <w:bottom w:w="100" w:type="dxa"/>
+              <w:left w:w="140" w:type="dxa"/>
+              <w:right w:w="140" w:type="dxa"/>
+            </w:tcMar>
+          </w:tcPr>
+          <w:p>
+            <w:pPr>
+              <w:spacing w:before="0" w:after="0" w:line="276" w:lineRule="auto"/>
+              <w:jc w:val="left"/>
+            </w:pPr>
+            <w:r>
+              <w:rPr>
+                <w:rFonts w:ascii="Calibri" w:hAnsi="Calibri"/>
+                <w:b/>
+                <w:color w:val="000000"/>
+                <w:sz w:val="21"/>
+              </w:rPr>
+              <w:t>FACULTY</w:t>
+            </w:r>
+          </w:p>
+        </w:tc>
+        <w:tc>
+          <w:tcPr>
+            <w:tcW w:type="dxa" w:w="6768"/>
+            <w:tcMar>
+              <w:top w:w="100" w:type="dxa"/>
+              <w:bottom w:w="100" w:type="dxa"/>
+              <w:left w:w="140" w:type="dxa"/>
+              <w:right w:w="140" w:type="dxa"/>
+            </w:tcMar>
+          </w:tcPr>
+          <w:p>
+            <w:pPr>
+              <w:spacing w:before="0" w:after="0" w:line="276" w:lineRule="auto"/>
+              <w:jc w:val="left"/>
+            </w:pPr>
+            <w:r>
+              <w:rPr>
+                <w:rFonts w:ascii="Calibri" w:hAnsi="Calibri"/>
+                <w:color w:val="000000"/>
+                <w:sz w:val="21"/>
+              </w:rPr>
+              <w:t>Dr. Ravindra Sangle</w:t>
+            </w:r>
+          </w:p>
+        </w:tc>
+      </w:tr>
+    </w:tbl>
+    <w:p/>
     <w:p>
       <w:pPr>
         <w:jc w:val="center"/>

--- a/Lab Manual Docs/Exp_05_SRS_Document.docx
+++ b/Lab Manual Docs/Exp_05_SRS_Document.docx
@@ -17,8 +17,8 @@
         </w:tblBorders>
       </w:tblPr>
       <w:tblGrid>
-        <w:gridCol w:w="4320"/>
-        <w:gridCol w:w="4320"/>
+        <w:gridCol w:w="4680"/>
+        <w:gridCol w:w="4680"/>
       </w:tblGrid>
       <w:tr>
         <w:tc>
@@ -356,7 +356,7 @@
         <w:rPr>
           <w:rFonts w:ascii="Calibri" w:hAnsi="Calibri"/>
           <w:b/>
-          <w:color w:val="555555"/>
+          <w:color w:val="444444"/>
           <w:sz w:val="26"/>
         </w:rPr>
         <w:t>SOFTWARE ENGINEERING &amp; WEB DEVELOPMENT LAB MANUAL</w:t>
@@ -370,7 +370,7 @@
         <w:rPr>
           <w:rFonts w:ascii="Calibri" w:hAnsi="Calibri"/>
           <w:i/>
-          <w:color w:val="7F8C8D"/>
+          <w:color w:val="666666"/>
           <w:sz w:val="20"/>
         </w:rPr>
         <w:t>PROJECT CASE STUDY: LEDGERLY — INVOICE &amp; QUOTATION GENERATOR PWA</w:t>
@@ -379,6 +379,7 @@
     <w:p>
       <w:pPr>
         <w:pStyle w:val="Heading1"/>
+        <w:spacing w:before="280" w:after="80"/>
         <w:jc w:val="left"/>
       </w:pPr>
       <w:r>
@@ -386,7 +387,7 @@
           <w:rFonts w:ascii="Calibri" w:hAnsi="Calibri"/>
           <w:b/>
           <w:color w:val="1B4D4B"/>
-          <w:sz w:val="32"/>
+          <w:sz w:val="30"/>
         </w:rPr>
         <w:t>Experiment No. 5: Prepare SRS (Software Requirements Specification) for the Project Topic</w:t>
       </w:r>
@@ -395,117 +396,1390 @@
     <w:p>
       <w:pPr>
         <w:pStyle w:val="Heading2"/>
+        <w:spacing w:before="200" w:after="60"/>
       </w:pPr>
       <w:r>
         <w:rPr>
           <w:rFonts w:ascii="Calibri" w:hAnsi="Calibri"/>
           <w:b/>
           <w:color w:val="2C3E50"/>
-          <w:sz w:val="26"/>
+          <w:sz w:val="25"/>
         </w:rPr>
-        <w:t>1. Pre-Requisites</w:t>
+        <w:t>1. Aim &amp; Objectives</w:t>
       </w:r>
     </w:p>
     <w:p>
+      <w:pPr>
+        <w:spacing w:before="0" w:after="90" w:line="276" w:lineRule="auto"/>
+      </w:pPr>
       <w:r>
-        <w:t>• Knowledge of IEEE 830 Standard for Software Requirements Specifications.</w:t>
-        <w:br/>
-        <w:t>• Understanding of functional vs non-functional requirements taxonomy.</w:t>
-        <w:br/>
-        <w:t>• Experience in authoring detailed Use Case specifications and interaction contracts.</w:t>
-        <w:br/>
-        <w:t>• Clear understanding of the Ledgerly invoicing and payment workflow.</w:t>
+        <w:rPr>
+          <w:rFonts w:ascii="Calibri" w:hAnsi="Calibri"/>
+          <w:color w:val="1A202C"/>
+          <w:sz w:val="21"/>
+        </w:rPr>
+        <w:t>The aim of this experiment is to formulate a comprehensive, IEEE 830-compliant Software Requirements Specification (SRS) for the Ledgerly Invoice &amp; Quotation Management System.</w:t>
+      </w:r>
+    </w:p>
+    <w:p>
+      <w:pPr>
+        <w:spacing w:before="0" w:after="90" w:line="276" w:lineRule="auto"/>
+      </w:pPr>
+      <w:r>
+        <w:rPr>
+          <w:rFonts w:ascii="Calibri" w:hAnsi="Calibri"/>
+          <w:color w:val="1A202C"/>
+          <w:sz w:val="21"/>
+        </w:rPr>
+        <w:t>Key Specific Objectives:</w:t>
+      </w:r>
+    </w:p>
+    <w:p>
+      <w:pPr>
+        <w:pStyle w:val="ListBullet"/>
+        <w:spacing w:before="0" w:after="50" w:line="276" w:lineRule="auto"/>
+      </w:pPr>
+      <w:r>
+        <w:rPr>
+          <w:rFonts w:ascii="Calibri" w:hAnsi="Calibri"/>
+          <w:b/>
+          <w:color w:val="1A202C"/>
+          <w:sz w:val="21"/>
+        </w:rPr>
+        <w:t xml:space="preserve">Functional Rigor: </w:t>
+      </w:r>
+      <w:r>
+        <w:rPr>
+          <w:rFonts w:ascii="Calibri" w:hAnsi="Calibri"/>
+          <w:color w:val="1A202C"/>
+          <w:sz w:val="21"/>
+        </w:rPr>
+        <w:t>Define exhaustive Functional Requirements (FR) covering user onboarding, invoice compilation, GST calculation, QR generation, and data portability.</w:t>
+      </w:r>
+    </w:p>
+    <w:p>
+      <w:pPr>
+        <w:pStyle w:val="ListBullet"/>
+        <w:spacing w:before="0" w:after="50" w:line="276" w:lineRule="auto"/>
+      </w:pPr>
+      <w:r>
+        <w:rPr>
+          <w:rFonts w:ascii="Calibri" w:hAnsi="Calibri"/>
+          <w:b/>
+          <w:color w:val="1A202C"/>
+          <w:sz w:val="21"/>
+        </w:rPr>
+        <w:t xml:space="preserve">Performance &amp; Security: </w:t>
+      </w:r>
+      <w:r>
+        <w:rPr>
+          <w:rFonts w:ascii="Calibri" w:hAnsi="Calibri"/>
+          <w:color w:val="1A202C"/>
+          <w:sz w:val="21"/>
+        </w:rPr>
+        <w:t>Specify quantifiable Non-Functional Requirements (NFR) spanning sub-10ms response times, 100% offline availability, and zero data leakage.</w:t>
+      </w:r>
+    </w:p>
+    <w:p>
+      <w:pPr>
+        <w:pStyle w:val="ListBullet"/>
+        <w:spacing w:before="0" w:after="50" w:line="276" w:lineRule="auto"/>
+      </w:pPr>
+      <w:r>
+        <w:rPr>
+          <w:rFonts w:ascii="Calibri" w:hAnsi="Calibri"/>
+          <w:b/>
+          <w:color w:val="1A202C"/>
+          <w:sz w:val="21"/>
+        </w:rPr>
+        <w:t xml:space="preserve">System Interfaces: </w:t>
+      </w:r>
+      <w:r>
+        <w:rPr>
+          <w:rFonts w:ascii="Calibri" w:hAnsi="Calibri"/>
+          <w:color w:val="1A202C"/>
+          <w:sz w:val="21"/>
+        </w:rPr>
+        <w:t>Establish external interface standards governing DOM user interactions, hardware canvas inputs, and print engine integration.</w:t>
+      </w:r>
+    </w:p>
+    <w:p>
+      <w:pPr>
+        <w:pStyle w:val="ListBullet"/>
+        <w:spacing w:before="0" w:after="50" w:line="276" w:lineRule="auto"/>
+      </w:pPr>
+      <w:r>
+        <w:rPr>
+          <w:rFonts w:ascii="Calibri" w:hAnsi="Calibri"/>
+          <w:b/>
+          <w:color w:val="1A202C"/>
+          <w:sz w:val="21"/>
+        </w:rPr>
+        <w:t xml:space="preserve">Data Schemas: </w:t>
+      </w:r>
+      <w:r>
+        <w:rPr>
+          <w:rFonts w:ascii="Calibri" w:hAnsi="Calibri"/>
+          <w:color w:val="1A202C"/>
+          <w:sz w:val="21"/>
+        </w:rPr>
+        <w:t>Construct data dictionaries and local database schemas modeling all financial entities.</w:t>
       </w:r>
     </w:p>
     <w:p>
       <w:pPr>
         <w:pStyle w:val="Heading2"/>
+        <w:spacing w:before="200" w:after="60"/>
       </w:pPr>
       <w:r>
         <w:rPr>
           <w:rFonts w:ascii="Calibri" w:hAnsi="Calibri"/>
           <w:b/>
           <w:color w:val="2C3E50"/>
-          <w:sz w:val="26"/>
+          <w:sz w:val="25"/>
         </w:rPr>
-        <w:t>2. Objective</w:t>
+        <w:t>2. Pre-Requisites</w:t>
       </w:r>
     </w:p>
     <w:p>
+      <w:pPr>
+        <w:pStyle w:val="ListBullet"/>
+        <w:spacing w:before="0" w:after="50" w:line="276" w:lineRule="auto"/>
+      </w:pPr>
       <w:r>
-        <w:t>To produce a formal, comprehensive IEEE 830 compliant Software Requirements Specification (SRS) for Ledgerly, documenting system objectives, user personas, functional requirements (FR1–FR8), non-functional requirements, use case specifications, and external interface constraints.</w:t>
+        <w:rPr>
+          <w:rFonts w:ascii="Calibri" w:hAnsi="Calibri"/>
+          <w:color w:val="1A202C"/>
+          <w:sz w:val="21"/>
+        </w:rPr>
+        <w:t>IEEE 830-1998 Recommended Practice for Software Requirements Specifications.</w:t>
+      </w:r>
+    </w:p>
+    <w:p>
+      <w:pPr>
+        <w:pStyle w:val="ListBullet"/>
+        <w:spacing w:before="0" w:after="50" w:line="276" w:lineRule="auto"/>
+      </w:pPr>
+      <w:r>
+        <w:rPr>
+          <w:rFonts w:ascii="Calibri" w:hAnsi="Calibri"/>
+          <w:color w:val="1A202C"/>
+          <w:sz w:val="21"/>
+        </w:rPr>
+        <w:t>Requirements engineering methodologies: elicitation, specification, validation, and traceability matrices.</w:t>
       </w:r>
     </w:p>
     <w:p>
       <w:pPr>
         <w:pStyle w:val="Heading2"/>
+        <w:spacing w:before="200" w:after="60"/>
       </w:pPr>
       <w:r>
         <w:rPr>
           <w:rFonts w:ascii="Calibri" w:hAnsi="Calibri"/>
           <w:b/>
           <w:color w:val="2C3E50"/>
-          <w:sz w:val="26"/>
+          <w:sz w:val="25"/>
         </w:rPr>
-        <w:t>3. Section 1: Introduction</w:t>
+        <w:t>Hardware &amp; Software Requirements</w:t>
       </w:r>
     </w:p>
-    <w:p>
-      <w:r>
-        <w:t>1.1 Purpose: This document defines the complete functional and non-functional requirements for Ledgerly v1.0, a client-side Progressive Web Application designed to streamline invoice generation, tax computation, and payment tracking for SMBs.</w:t>
-        <w:br/>
-        <w:br/>
-        <w:t>1.2 Scope: Ledgerly enables users to create customizable invoices and quotations, calculate multi-tier taxes (CGST/SGST/IGST), embed payment QR codes, capture digital signatures, and export documents as PDFs or dispatch them via WhatsApp and Email.</w:t>
-        <w:br/>
-        <w:br/>
-        <w:t>1.3 Definitions &amp; Abbreviations:</w:t>
-        <w:br/>
-        <w:t>• PWA: Progressive Web Application.</w:t>
-        <w:br/>
-        <w:t>• GSTIN: Goods and Services Tax Identification Number.</w:t>
-        <w:br/>
-        <w:t>• HSN/SAC: Harmonized System of Nomenclature / Service Accounting Code.</w:t>
-        <w:br/>
-        <w:t>• UTR: Unique Transaction Reference (Payment Tracking ID).</w:t>
-      </w:r>
-    </w:p>
+    <w:tbl>
+      <w:tblPr>
+        <w:tblW w:type="auto" w:w="0"/>
+        <w:jc w:val="center"/>
+        <w:tblLayout w:type="fixed"/>
+        <w:tblLook w:firstColumn="1" w:firstRow="1" w:lastColumn="0" w:lastRow="0" w:noHBand="0" w:noVBand="1" w:val="04A0"/>
+        <w:tblBorders>
+          <w:top w:val="single" w:sz="4" w:space="0" w:color="D1D5DB"/>
+          <w:left w:val="single" w:sz="4" w:space="0" w:color="D1D5DB"/>
+          <w:bottom w:val="single" w:sz="4" w:space="0" w:color="D1D5DB"/>
+          <w:right w:val="single" w:sz="4" w:space="0" w:color="D1D5DB"/>
+          <w:insideH w:val="single" w:sz="4" w:space="0" w:color="D1D5DB"/>
+          <w:insideV w:val="single" w:sz="4" w:space="0" w:color="D1D5DB"/>
+        </w:tblBorders>
+      </w:tblPr>
+      <w:tblGrid>
+        <w:gridCol w:w="3120"/>
+        <w:gridCol w:w="3120"/>
+        <w:gridCol w:w="3120"/>
+      </w:tblGrid>
+      <w:tr>
+        <w:tc>
+          <w:tcPr>
+            <w:tcW w:type="dxa" w:w="2160"/>
+            <w:shd w:val="clear" w:color="auto" w:fill="1B4D4B"/>
+            <w:tcMar>
+              <w:top w:w="120" w:type="dxa"/>
+              <w:bottom w:w="120" w:type="dxa"/>
+              <w:left w:w="140" w:type="dxa"/>
+              <w:right w:w="140" w:type="dxa"/>
+            </w:tcMar>
+          </w:tcPr>
+          <w:p>
+            <w:pPr>
+              <w:spacing w:before="0" w:after="0"/>
+              <w:jc w:val="left"/>
+            </w:pPr>
+            <w:r>
+              <w:rPr>
+                <w:rFonts w:ascii="Calibri" w:hAnsi="Calibri"/>
+                <w:b/>
+                <w:color w:val="FFFFFF"/>
+                <w:sz w:val="20"/>
+              </w:rPr>
+              <w:t>Category</w:t>
+            </w:r>
+          </w:p>
+        </w:tc>
+        <w:tc>
+          <w:tcPr>
+            <w:tcW w:type="dxa" w:w="3168"/>
+            <w:shd w:val="clear" w:color="auto" w:fill="1B4D4B"/>
+            <w:tcMar>
+              <w:top w:w="120" w:type="dxa"/>
+              <w:bottom w:w="120" w:type="dxa"/>
+              <w:left w:w="140" w:type="dxa"/>
+              <w:right w:w="140" w:type="dxa"/>
+            </w:tcMar>
+          </w:tcPr>
+          <w:p>
+            <w:pPr>
+              <w:spacing w:before="0" w:after="0"/>
+              <w:jc w:val="left"/>
+            </w:pPr>
+            <w:r>
+              <w:rPr>
+                <w:rFonts w:ascii="Calibri" w:hAnsi="Calibri"/>
+                <w:b/>
+                <w:color w:val="FFFFFF"/>
+                <w:sz w:val="20"/>
+              </w:rPr>
+              <w:t>Component / Specification</w:t>
+            </w:r>
+          </w:p>
+        </w:tc>
+        <w:tc>
+          <w:tcPr>
+            <w:tcW w:type="dxa" w:w="4032"/>
+            <w:shd w:val="clear" w:color="auto" w:fill="1B4D4B"/>
+            <w:tcMar>
+              <w:top w:w="120" w:type="dxa"/>
+              <w:bottom w:w="120" w:type="dxa"/>
+              <w:left w:w="140" w:type="dxa"/>
+              <w:right w:w="140" w:type="dxa"/>
+            </w:tcMar>
+          </w:tcPr>
+          <w:p>
+            <w:pPr>
+              <w:spacing w:before="0" w:after="0"/>
+              <w:jc w:val="left"/>
+            </w:pPr>
+            <w:r>
+              <w:rPr>
+                <w:rFonts w:ascii="Calibri" w:hAnsi="Calibri"/>
+                <w:b/>
+                <w:color w:val="FFFFFF"/>
+                <w:sz w:val="20"/>
+              </w:rPr>
+              <w:t>Minimum Recommended Configuration</w:t>
+            </w:r>
+          </w:p>
+        </w:tc>
+      </w:tr>
+      <w:tr>
+        <w:tc>
+          <w:tcPr>
+            <w:tcW w:type="dxa" w:w="2160"/>
+            <w:shd w:val="clear" w:color="auto" w:fill="FFFFFF"/>
+            <w:tcMar>
+              <w:top w:w="100" w:type="dxa"/>
+              <w:bottom w:w="100" w:type="dxa"/>
+              <w:left w:w="140" w:type="dxa"/>
+              <w:right w:w="140" w:type="dxa"/>
+            </w:tcMar>
+          </w:tcPr>
+          <w:p>
+            <w:pPr>
+              <w:spacing w:before="0" w:after="0" w:line="276" w:lineRule="auto"/>
+              <w:jc w:val="left"/>
+            </w:pPr>
+            <w:r>
+              <w:rPr>
+                <w:rFonts w:ascii="Calibri" w:hAnsi="Calibri"/>
+                <w:color w:val="1A202C"/>
+                <w:sz w:val="19"/>
+              </w:rPr>
+              <w:t>Hardware</w:t>
+            </w:r>
+          </w:p>
+        </w:tc>
+        <w:tc>
+          <w:tcPr>
+            <w:tcW w:type="dxa" w:w="3168"/>
+            <w:shd w:val="clear" w:color="auto" w:fill="FFFFFF"/>
+            <w:tcMar>
+              <w:top w:w="100" w:type="dxa"/>
+              <w:bottom w:w="100" w:type="dxa"/>
+              <w:left w:w="140" w:type="dxa"/>
+              <w:right w:w="140" w:type="dxa"/>
+            </w:tcMar>
+          </w:tcPr>
+          <w:p>
+            <w:pPr>
+              <w:spacing w:before="0" w:after="0" w:line="276" w:lineRule="auto"/>
+              <w:jc w:val="left"/>
+            </w:pPr>
+            <w:r>
+              <w:rPr>
+                <w:rFonts w:ascii="Calibri" w:hAnsi="Calibri"/>
+                <w:color w:val="1A202C"/>
+                <w:sz w:val="19"/>
+              </w:rPr>
+              <w:t>Processor / CPU</w:t>
+            </w:r>
+          </w:p>
+        </w:tc>
+        <w:tc>
+          <w:tcPr>
+            <w:tcW w:type="dxa" w:w="4032"/>
+            <w:shd w:val="clear" w:color="auto" w:fill="FFFFFF"/>
+            <w:tcMar>
+              <w:top w:w="100" w:type="dxa"/>
+              <w:bottom w:w="100" w:type="dxa"/>
+              <w:left w:w="140" w:type="dxa"/>
+              <w:right w:w="140" w:type="dxa"/>
+            </w:tcMar>
+          </w:tcPr>
+          <w:p>
+            <w:pPr>
+              <w:spacing w:before="0" w:after="0" w:line="276" w:lineRule="auto"/>
+              <w:jc w:val="left"/>
+            </w:pPr>
+            <w:r>
+              <w:rPr>
+                <w:rFonts w:ascii="Calibri" w:hAnsi="Calibri"/>
+                <w:color w:val="1A202C"/>
+                <w:sz w:val="19"/>
+              </w:rPr>
+              <w:t>Intel Core i5 / AMD Ryzen 5 or higher (minimum 2.0 GHz)</w:t>
+            </w:r>
+          </w:p>
+        </w:tc>
+      </w:tr>
+      <w:tr>
+        <w:tc>
+          <w:tcPr>
+            <w:tcW w:type="dxa" w:w="2160"/>
+            <w:shd w:val="clear" w:color="auto" w:fill="F7FAFC"/>
+            <w:tcMar>
+              <w:top w:w="100" w:type="dxa"/>
+              <w:bottom w:w="100" w:type="dxa"/>
+              <w:left w:w="140" w:type="dxa"/>
+              <w:right w:w="140" w:type="dxa"/>
+            </w:tcMar>
+          </w:tcPr>
+          <w:p>
+            <w:pPr>
+              <w:spacing w:before="0" w:after="0" w:line="276" w:lineRule="auto"/>
+              <w:jc w:val="left"/>
+            </w:pPr>
+            <w:r>
+              <w:rPr>
+                <w:rFonts w:ascii="Calibri" w:hAnsi="Calibri"/>
+                <w:color w:val="1A202C"/>
+                <w:sz w:val="19"/>
+              </w:rPr>
+              <w:t>Hardware</w:t>
+            </w:r>
+          </w:p>
+        </w:tc>
+        <w:tc>
+          <w:tcPr>
+            <w:tcW w:type="dxa" w:w="3168"/>
+            <w:shd w:val="clear" w:color="auto" w:fill="F7FAFC"/>
+            <w:tcMar>
+              <w:top w:w="100" w:type="dxa"/>
+              <w:bottom w:w="100" w:type="dxa"/>
+              <w:left w:w="140" w:type="dxa"/>
+              <w:right w:w="140" w:type="dxa"/>
+            </w:tcMar>
+          </w:tcPr>
+          <w:p>
+            <w:pPr>
+              <w:spacing w:before="0" w:after="0" w:line="276" w:lineRule="auto"/>
+              <w:jc w:val="left"/>
+            </w:pPr>
+            <w:r>
+              <w:rPr>
+                <w:rFonts w:ascii="Calibri" w:hAnsi="Calibri"/>
+                <w:color w:val="1A202C"/>
+                <w:sz w:val="19"/>
+              </w:rPr>
+              <w:t>System Memory (RAM)</w:t>
+            </w:r>
+          </w:p>
+        </w:tc>
+        <w:tc>
+          <w:tcPr>
+            <w:tcW w:type="dxa" w:w="4032"/>
+            <w:shd w:val="clear" w:color="auto" w:fill="F7FAFC"/>
+            <w:tcMar>
+              <w:top w:w="100" w:type="dxa"/>
+              <w:bottom w:w="100" w:type="dxa"/>
+              <w:left w:w="140" w:type="dxa"/>
+              <w:right w:w="140" w:type="dxa"/>
+            </w:tcMar>
+          </w:tcPr>
+          <w:p>
+            <w:pPr>
+              <w:spacing w:before="0" w:after="0" w:line="276" w:lineRule="auto"/>
+              <w:jc w:val="left"/>
+            </w:pPr>
+            <w:r>
+              <w:rPr>
+                <w:rFonts w:ascii="Calibri" w:hAnsi="Calibri"/>
+                <w:color w:val="1A202C"/>
+                <w:sz w:val="19"/>
+              </w:rPr>
+              <w:t>8.0 GB RAM or higher recommended</w:t>
+            </w:r>
+          </w:p>
+        </w:tc>
+      </w:tr>
+      <w:tr>
+        <w:tc>
+          <w:tcPr>
+            <w:tcW w:type="dxa" w:w="2160"/>
+            <w:shd w:val="clear" w:color="auto" w:fill="FFFFFF"/>
+            <w:tcMar>
+              <w:top w:w="100" w:type="dxa"/>
+              <w:bottom w:w="100" w:type="dxa"/>
+              <w:left w:w="140" w:type="dxa"/>
+              <w:right w:w="140" w:type="dxa"/>
+            </w:tcMar>
+          </w:tcPr>
+          <w:p>
+            <w:pPr>
+              <w:spacing w:before="0" w:after="0" w:line="276" w:lineRule="auto"/>
+              <w:jc w:val="left"/>
+            </w:pPr>
+            <w:r>
+              <w:rPr>
+                <w:rFonts w:ascii="Calibri" w:hAnsi="Calibri"/>
+                <w:color w:val="1A202C"/>
+                <w:sz w:val="19"/>
+              </w:rPr>
+              <w:t>Hardware</w:t>
+            </w:r>
+          </w:p>
+        </w:tc>
+        <w:tc>
+          <w:tcPr>
+            <w:tcW w:type="dxa" w:w="3168"/>
+            <w:shd w:val="clear" w:color="auto" w:fill="FFFFFF"/>
+            <w:tcMar>
+              <w:top w:w="100" w:type="dxa"/>
+              <w:bottom w:w="100" w:type="dxa"/>
+              <w:left w:w="140" w:type="dxa"/>
+              <w:right w:w="140" w:type="dxa"/>
+            </w:tcMar>
+          </w:tcPr>
+          <w:p>
+            <w:pPr>
+              <w:spacing w:before="0" w:after="0" w:line="276" w:lineRule="auto"/>
+              <w:jc w:val="left"/>
+            </w:pPr>
+            <w:r>
+              <w:rPr>
+                <w:rFonts w:ascii="Calibri" w:hAnsi="Calibri"/>
+                <w:color w:val="1A202C"/>
+                <w:sz w:val="19"/>
+              </w:rPr>
+              <w:t>Storage / Disk</w:t>
+            </w:r>
+          </w:p>
+        </w:tc>
+        <w:tc>
+          <w:tcPr>
+            <w:tcW w:type="dxa" w:w="4032"/>
+            <w:shd w:val="clear" w:color="auto" w:fill="FFFFFF"/>
+            <w:tcMar>
+              <w:top w:w="100" w:type="dxa"/>
+              <w:bottom w:w="100" w:type="dxa"/>
+              <w:left w:w="140" w:type="dxa"/>
+              <w:right w:w="140" w:type="dxa"/>
+            </w:tcMar>
+          </w:tcPr>
+          <w:p>
+            <w:pPr>
+              <w:spacing w:before="0" w:after="0" w:line="276" w:lineRule="auto"/>
+              <w:jc w:val="left"/>
+            </w:pPr>
+            <w:r>
+              <w:rPr>
+                <w:rFonts w:ascii="Calibri" w:hAnsi="Calibri"/>
+                <w:color w:val="1A202C"/>
+                <w:sz w:val="19"/>
+              </w:rPr>
+              <w:t>256 GB SSD (Minimum 500 MB free workspace space)</w:t>
+            </w:r>
+          </w:p>
+        </w:tc>
+      </w:tr>
+      <w:tr>
+        <w:tc>
+          <w:tcPr>
+            <w:tcW w:type="dxa" w:w="2160"/>
+            <w:shd w:val="clear" w:color="auto" w:fill="F7FAFC"/>
+            <w:tcMar>
+              <w:top w:w="100" w:type="dxa"/>
+              <w:bottom w:w="100" w:type="dxa"/>
+              <w:left w:w="140" w:type="dxa"/>
+              <w:right w:w="140" w:type="dxa"/>
+            </w:tcMar>
+          </w:tcPr>
+          <w:p>
+            <w:pPr>
+              <w:spacing w:before="0" w:after="0" w:line="276" w:lineRule="auto"/>
+              <w:jc w:val="left"/>
+            </w:pPr>
+            <w:r>
+              <w:rPr>
+                <w:rFonts w:ascii="Calibri" w:hAnsi="Calibri"/>
+                <w:color w:val="1A202C"/>
+                <w:sz w:val="19"/>
+              </w:rPr>
+              <w:t>Hardware</w:t>
+            </w:r>
+          </w:p>
+        </w:tc>
+        <w:tc>
+          <w:tcPr>
+            <w:tcW w:type="dxa" w:w="3168"/>
+            <w:shd w:val="clear" w:color="auto" w:fill="F7FAFC"/>
+            <w:tcMar>
+              <w:top w:w="100" w:type="dxa"/>
+              <w:bottom w:w="100" w:type="dxa"/>
+              <w:left w:w="140" w:type="dxa"/>
+              <w:right w:w="140" w:type="dxa"/>
+            </w:tcMar>
+          </w:tcPr>
+          <w:p>
+            <w:pPr>
+              <w:spacing w:before="0" w:after="0" w:line="276" w:lineRule="auto"/>
+              <w:jc w:val="left"/>
+            </w:pPr>
+            <w:r>
+              <w:rPr>
+                <w:rFonts w:ascii="Calibri" w:hAnsi="Calibri"/>
+                <w:color w:val="1A202C"/>
+                <w:sz w:val="19"/>
+              </w:rPr>
+              <w:t>Display / Resolution</w:t>
+            </w:r>
+          </w:p>
+        </w:tc>
+        <w:tc>
+          <w:tcPr>
+            <w:tcW w:type="dxa" w:w="4032"/>
+            <w:shd w:val="clear" w:color="auto" w:fill="F7FAFC"/>
+            <w:tcMar>
+              <w:top w:w="100" w:type="dxa"/>
+              <w:bottom w:w="100" w:type="dxa"/>
+              <w:left w:w="140" w:type="dxa"/>
+              <w:right w:w="140" w:type="dxa"/>
+            </w:tcMar>
+          </w:tcPr>
+          <w:p>
+            <w:pPr>
+              <w:spacing w:before="0" w:after="0" w:line="276" w:lineRule="auto"/>
+              <w:jc w:val="left"/>
+            </w:pPr>
+            <w:r>
+              <w:rPr>
+                <w:rFonts w:ascii="Calibri" w:hAnsi="Calibri"/>
+                <w:color w:val="1A202C"/>
+                <w:sz w:val="19"/>
+              </w:rPr>
+              <w:t>1920 x 1080 Full HD (Responsive down to 360 x 640 mobile viewports)</w:t>
+            </w:r>
+          </w:p>
+        </w:tc>
+      </w:tr>
+      <w:tr>
+        <w:tc>
+          <w:tcPr>
+            <w:tcW w:type="dxa" w:w="2160"/>
+            <w:shd w:val="clear" w:color="auto" w:fill="FFFFFF"/>
+            <w:tcMar>
+              <w:top w:w="100" w:type="dxa"/>
+              <w:bottom w:w="100" w:type="dxa"/>
+              <w:left w:w="140" w:type="dxa"/>
+              <w:right w:w="140" w:type="dxa"/>
+            </w:tcMar>
+          </w:tcPr>
+          <w:p>
+            <w:pPr>
+              <w:spacing w:before="0" w:after="0" w:line="276" w:lineRule="auto"/>
+              <w:jc w:val="left"/>
+            </w:pPr>
+            <w:r>
+              <w:rPr>
+                <w:rFonts w:ascii="Calibri" w:hAnsi="Calibri"/>
+                <w:color w:val="1A202C"/>
+                <w:sz w:val="19"/>
+              </w:rPr>
+              <w:t>Software / Runtime</w:t>
+            </w:r>
+          </w:p>
+        </w:tc>
+        <w:tc>
+          <w:tcPr>
+            <w:tcW w:type="dxa" w:w="3168"/>
+            <w:shd w:val="clear" w:color="auto" w:fill="FFFFFF"/>
+            <w:tcMar>
+              <w:top w:w="100" w:type="dxa"/>
+              <w:bottom w:w="100" w:type="dxa"/>
+              <w:left w:w="140" w:type="dxa"/>
+              <w:right w:w="140" w:type="dxa"/>
+            </w:tcMar>
+          </w:tcPr>
+          <w:p>
+            <w:pPr>
+              <w:spacing w:before="0" w:after="0" w:line="276" w:lineRule="auto"/>
+              <w:jc w:val="left"/>
+            </w:pPr>
+            <w:r>
+              <w:rPr>
+                <w:rFonts w:ascii="Calibri" w:hAnsi="Calibri"/>
+                <w:color w:val="1A202C"/>
+                <w:sz w:val="19"/>
+              </w:rPr>
+              <w:t>Operating System</w:t>
+            </w:r>
+          </w:p>
+        </w:tc>
+        <w:tc>
+          <w:tcPr>
+            <w:tcW w:type="dxa" w:w="4032"/>
+            <w:shd w:val="clear" w:color="auto" w:fill="FFFFFF"/>
+            <w:tcMar>
+              <w:top w:w="100" w:type="dxa"/>
+              <w:bottom w:w="100" w:type="dxa"/>
+              <w:left w:w="140" w:type="dxa"/>
+              <w:right w:w="140" w:type="dxa"/>
+            </w:tcMar>
+          </w:tcPr>
+          <w:p>
+            <w:pPr>
+              <w:spacing w:before="0" w:after="0" w:line="276" w:lineRule="auto"/>
+              <w:jc w:val="left"/>
+            </w:pPr>
+            <w:r>
+              <w:rPr>
+                <w:rFonts w:ascii="Calibri" w:hAnsi="Calibri"/>
+                <w:color w:val="1A202C"/>
+                <w:sz w:val="19"/>
+              </w:rPr>
+              <w:t>Windows 11 / 10 (64-bit) / Ubuntu Linux / macOS</w:t>
+            </w:r>
+          </w:p>
+        </w:tc>
+      </w:tr>
+      <w:tr>
+        <w:tc>
+          <w:tcPr>
+            <w:tcW w:type="dxa" w:w="2160"/>
+            <w:shd w:val="clear" w:color="auto" w:fill="F7FAFC"/>
+            <w:tcMar>
+              <w:top w:w="100" w:type="dxa"/>
+              <w:bottom w:w="100" w:type="dxa"/>
+              <w:left w:w="140" w:type="dxa"/>
+              <w:right w:w="140" w:type="dxa"/>
+            </w:tcMar>
+          </w:tcPr>
+          <w:p>
+            <w:pPr>
+              <w:spacing w:before="0" w:after="0" w:line="276" w:lineRule="auto"/>
+              <w:jc w:val="left"/>
+            </w:pPr>
+            <w:r>
+              <w:rPr>
+                <w:rFonts w:ascii="Calibri" w:hAnsi="Calibri"/>
+                <w:color w:val="1A202C"/>
+                <w:sz w:val="19"/>
+              </w:rPr>
+              <w:t>Software / Runtime</w:t>
+            </w:r>
+          </w:p>
+        </w:tc>
+        <w:tc>
+          <w:tcPr>
+            <w:tcW w:type="dxa" w:w="3168"/>
+            <w:shd w:val="clear" w:color="auto" w:fill="F7FAFC"/>
+            <w:tcMar>
+              <w:top w:w="100" w:type="dxa"/>
+              <w:bottom w:w="100" w:type="dxa"/>
+              <w:left w:w="140" w:type="dxa"/>
+              <w:right w:w="140" w:type="dxa"/>
+            </w:tcMar>
+          </w:tcPr>
+          <w:p>
+            <w:pPr>
+              <w:spacing w:before="0" w:after="0" w:line="276" w:lineRule="auto"/>
+              <w:jc w:val="left"/>
+            </w:pPr>
+            <w:r>
+              <w:rPr>
+                <w:rFonts w:ascii="Calibri" w:hAnsi="Calibri"/>
+                <w:color w:val="1A202C"/>
+                <w:sz w:val="19"/>
+              </w:rPr>
+              <w:t>Web Browser</w:t>
+            </w:r>
+          </w:p>
+        </w:tc>
+        <w:tc>
+          <w:tcPr>
+            <w:tcW w:type="dxa" w:w="4032"/>
+            <w:shd w:val="clear" w:color="auto" w:fill="F7FAFC"/>
+            <w:tcMar>
+              <w:top w:w="100" w:type="dxa"/>
+              <w:bottom w:w="100" w:type="dxa"/>
+              <w:left w:w="140" w:type="dxa"/>
+              <w:right w:w="140" w:type="dxa"/>
+            </w:tcMar>
+          </w:tcPr>
+          <w:p>
+            <w:pPr>
+              <w:spacing w:before="0" w:after="0" w:line="276" w:lineRule="auto"/>
+              <w:jc w:val="left"/>
+            </w:pPr>
+            <w:r>
+              <w:rPr>
+                <w:rFonts w:ascii="Calibri" w:hAnsi="Calibri"/>
+                <w:color w:val="1A202C"/>
+                <w:sz w:val="19"/>
+              </w:rPr>
+              <w:t>Google Chrome (v110+), Mozilla Firefox (v115+), Microsoft Edge</w:t>
+            </w:r>
+          </w:p>
+        </w:tc>
+      </w:tr>
+      <w:tr>
+        <w:tc>
+          <w:tcPr>
+            <w:tcW w:type="dxa" w:w="2160"/>
+            <w:shd w:val="clear" w:color="auto" w:fill="FFFFFF"/>
+            <w:tcMar>
+              <w:top w:w="100" w:type="dxa"/>
+              <w:bottom w:w="100" w:type="dxa"/>
+              <w:left w:w="140" w:type="dxa"/>
+              <w:right w:w="140" w:type="dxa"/>
+            </w:tcMar>
+          </w:tcPr>
+          <w:p>
+            <w:pPr>
+              <w:spacing w:before="0" w:after="0" w:line="276" w:lineRule="auto"/>
+              <w:jc w:val="left"/>
+            </w:pPr>
+            <w:r>
+              <w:rPr>
+                <w:rFonts w:ascii="Calibri" w:hAnsi="Calibri"/>
+                <w:color w:val="1A202C"/>
+                <w:sz w:val="19"/>
+              </w:rPr>
+              <w:t>Software / Runtime</w:t>
+            </w:r>
+          </w:p>
+        </w:tc>
+        <w:tc>
+          <w:tcPr>
+            <w:tcW w:type="dxa" w:w="3168"/>
+            <w:shd w:val="clear" w:color="auto" w:fill="FFFFFF"/>
+            <w:tcMar>
+              <w:top w:w="100" w:type="dxa"/>
+              <w:bottom w:w="100" w:type="dxa"/>
+              <w:left w:w="140" w:type="dxa"/>
+              <w:right w:w="140" w:type="dxa"/>
+            </w:tcMar>
+          </w:tcPr>
+          <w:p>
+            <w:pPr>
+              <w:spacing w:before="0" w:after="0" w:line="276" w:lineRule="auto"/>
+              <w:jc w:val="left"/>
+            </w:pPr>
+            <w:r>
+              <w:rPr>
+                <w:rFonts w:ascii="Calibri" w:hAnsi="Calibri"/>
+                <w:color w:val="1A202C"/>
+                <w:sz w:val="19"/>
+              </w:rPr>
+              <w:t>Core Technologies</w:t>
+            </w:r>
+          </w:p>
+        </w:tc>
+        <w:tc>
+          <w:tcPr>
+            <w:tcW w:type="dxa" w:w="4032"/>
+            <w:shd w:val="clear" w:color="auto" w:fill="FFFFFF"/>
+            <w:tcMar>
+              <w:top w:w="100" w:type="dxa"/>
+              <w:bottom w:w="100" w:type="dxa"/>
+              <w:left w:w="140" w:type="dxa"/>
+              <w:right w:w="140" w:type="dxa"/>
+            </w:tcMar>
+          </w:tcPr>
+          <w:p>
+            <w:pPr>
+              <w:spacing w:before="0" w:after="0" w:line="276" w:lineRule="auto"/>
+              <w:jc w:val="left"/>
+            </w:pPr>
+            <w:r>
+              <w:rPr>
+                <w:rFonts w:ascii="Calibri" w:hAnsi="Calibri"/>
+                <w:color w:val="1A202C"/>
+                <w:sz w:val="19"/>
+              </w:rPr>
+              <w:t>HTML5, Vanilla CSS3 (Custom Variables), ECMAScript 2022 (Pure Vanilla JS)</w:t>
+            </w:r>
+          </w:p>
+        </w:tc>
+      </w:tr>
+      <w:tr>
+        <w:tc>
+          <w:tcPr>
+            <w:tcW w:type="dxa" w:w="2160"/>
+            <w:shd w:val="clear" w:color="auto" w:fill="F7FAFC"/>
+            <w:tcMar>
+              <w:top w:w="100" w:type="dxa"/>
+              <w:bottom w:w="100" w:type="dxa"/>
+              <w:left w:w="140" w:type="dxa"/>
+              <w:right w:w="140" w:type="dxa"/>
+            </w:tcMar>
+          </w:tcPr>
+          <w:p>
+            <w:pPr>
+              <w:spacing w:before="0" w:after="0" w:line="276" w:lineRule="auto"/>
+              <w:jc w:val="left"/>
+            </w:pPr>
+            <w:r>
+              <w:rPr>
+                <w:rFonts w:ascii="Calibri" w:hAnsi="Calibri"/>
+                <w:color w:val="1A202C"/>
+                <w:sz w:val="19"/>
+              </w:rPr>
+              <w:t>Software / Runtime</w:t>
+            </w:r>
+          </w:p>
+        </w:tc>
+        <w:tc>
+          <w:tcPr>
+            <w:tcW w:type="dxa" w:w="3168"/>
+            <w:shd w:val="clear" w:color="auto" w:fill="F7FAFC"/>
+            <w:tcMar>
+              <w:top w:w="100" w:type="dxa"/>
+              <w:bottom w:w="100" w:type="dxa"/>
+              <w:left w:w="140" w:type="dxa"/>
+              <w:right w:w="140" w:type="dxa"/>
+            </w:tcMar>
+          </w:tcPr>
+          <w:p>
+            <w:pPr>
+              <w:spacing w:before="0" w:after="0" w:line="276" w:lineRule="auto"/>
+              <w:jc w:val="left"/>
+            </w:pPr>
+            <w:r>
+              <w:rPr>
+                <w:rFonts w:ascii="Calibri" w:hAnsi="Calibri"/>
+                <w:color w:val="1A202C"/>
+                <w:sz w:val="19"/>
+              </w:rPr>
+              <w:t>Runtime &amp; Tooling</w:t>
+            </w:r>
+          </w:p>
+        </w:tc>
+        <w:tc>
+          <w:tcPr>
+            <w:tcW w:type="dxa" w:w="4032"/>
+            <w:shd w:val="clear" w:color="auto" w:fill="F7FAFC"/>
+            <w:tcMar>
+              <w:top w:w="100" w:type="dxa"/>
+              <w:bottom w:w="100" w:type="dxa"/>
+              <w:left w:w="140" w:type="dxa"/>
+              <w:right w:w="140" w:type="dxa"/>
+            </w:tcMar>
+          </w:tcPr>
+          <w:p>
+            <w:pPr>
+              <w:spacing w:before="0" w:after="0" w:line="276" w:lineRule="auto"/>
+              <w:jc w:val="left"/>
+            </w:pPr>
+            <w:r>
+              <w:rPr>
+                <w:rFonts w:ascii="Calibri" w:hAnsi="Calibri"/>
+                <w:color w:val="1A202C"/>
+                <w:sz w:val="19"/>
+              </w:rPr>
+              <w:t>Node.js LTS (v20+) for local asset bundling &amp; Python 3.10+ for automated testing</w:t>
+            </w:r>
+          </w:p>
+        </w:tc>
+      </w:tr>
+      <w:tr>
+        <w:tc>
+          <w:tcPr>
+            <w:tcW w:type="dxa" w:w="2160"/>
+            <w:shd w:val="clear" w:color="auto" w:fill="FFFFFF"/>
+            <w:tcMar>
+              <w:top w:w="100" w:type="dxa"/>
+              <w:bottom w:w="100" w:type="dxa"/>
+              <w:left w:w="140" w:type="dxa"/>
+              <w:right w:w="140" w:type="dxa"/>
+            </w:tcMar>
+          </w:tcPr>
+          <w:p>
+            <w:pPr>
+              <w:spacing w:before="0" w:after="0" w:line="276" w:lineRule="auto"/>
+              <w:jc w:val="left"/>
+            </w:pPr>
+            <w:r>
+              <w:rPr>
+                <w:rFonts w:ascii="Calibri" w:hAnsi="Calibri"/>
+                <w:color w:val="1A202C"/>
+                <w:sz w:val="19"/>
+              </w:rPr>
+              <w:t>Software / Runtime</w:t>
+            </w:r>
+          </w:p>
+        </w:tc>
+        <w:tc>
+          <w:tcPr>
+            <w:tcW w:type="dxa" w:w="3168"/>
+            <w:shd w:val="clear" w:color="auto" w:fill="FFFFFF"/>
+            <w:tcMar>
+              <w:top w:w="100" w:type="dxa"/>
+              <w:bottom w:w="100" w:type="dxa"/>
+              <w:left w:w="140" w:type="dxa"/>
+              <w:right w:w="140" w:type="dxa"/>
+            </w:tcMar>
+          </w:tcPr>
+          <w:p>
+            <w:pPr>
+              <w:spacing w:before="0" w:after="0" w:line="276" w:lineRule="auto"/>
+              <w:jc w:val="left"/>
+            </w:pPr>
+            <w:r>
+              <w:rPr>
+                <w:rFonts w:ascii="Calibri" w:hAnsi="Calibri"/>
+                <w:color w:val="1A202C"/>
+                <w:sz w:val="19"/>
+              </w:rPr>
+              <w:t>Testing Suite</w:t>
+            </w:r>
+          </w:p>
+        </w:tc>
+        <w:tc>
+          <w:tcPr>
+            <w:tcW w:type="dxa" w:w="4032"/>
+            <w:shd w:val="clear" w:color="auto" w:fill="FFFFFF"/>
+            <w:tcMar>
+              <w:top w:w="100" w:type="dxa"/>
+              <w:bottom w:w="100" w:type="dxa"/>
+              <w:left w:w="140" w:type="dxa"/>
+              <w:right w:w="140" w:type="dxa"/>
+            </w:tcMar>
+          </w:tcPr>
+          <w:p>
+            <w:pPr>
+              <w:spacing w:before="0" w:after="0" w:line="276" w:lineRule="auto"/>
+              <w:jc w:val="left"/>
+            </w:pPr>
+            <w:r>
+              <w:rPr>
+                <w:rFonts w:ascii="Calibri" w:hAnsi="Calibri"/>
+                <w:color w:val="1A202C"/>
+                <w:sz w:val="19"/>
+              </w:rPr>
+              <w:t>Python unittest &amp; pytest automated testing harnesses</w:t>
+            </w:r>
+          </w:p>
+        </w:tc>
+      </w:tr>
+      <w:tr>
+        <w:tc>
+          <w:tcPr>
+            <w:tcW w:type="dxa" w:w="2160"/>
+            <w:shd w:val="clear" w:color="auto" w:fill="F7FAFC"/>
+            <w:tcMar>
+              <w:top w:w="100" w:type="dxa"/>
+              <w:bottom w:w="100" w:type="dxa"/>
+              <w:left w:w="140" w:type="dxa"/>
+              <w:right w:w="140" w:type="dxa"/>
+            </w:tcMar>
+          </w:tcPr>
+          <w:p>
+            <w:pPr>
+              <w:spacing w:before="0" w:after="0" w:line="276" w:lineRule="auto"/>
+              <w:jc w:val="left"/>
+            </w:pPr>
+            <w:r>
+              <w:rPr>
+                <w:rFonts w:ascii="Calibri" w:hAnsi="Calibri"/>
+                <w:color w:val="1A202C"/>
+                <w:sz w:val="19"/>
+              </w:rPr>
+              <w:t>Software / Runtime</w:t>
+            </w:r>
+          </w:p>
+        </w:tc>
+        <w:tc>
+          <w:tcPr>
+            <w:tcW w:type="dxa" w:w="3168"/>
+            <w:shd w:val="clear" w:color="auto" w:fill="F7FAFC"/>
+            <w:tcMar>
+              <w:top w:w="100" w:type="dxa"/>
+              <w:bottom w:w="100" w:type="dxa"/>
+              <w:left w:w="140" w:type="dxa"/>
+              <w:right w:w="140" w:type="dxa"/>
+            </w:tcMar>
+          </w:tcPr>
+          <w:p>
+            <w:pPr>
+              <w:spacing w:before="0" w:after="0" w:line="276" w:lineRule="auto"/>
+              <w:jc w:val="left"/>
+            </w:pPr>
+            <w:r>
+              <w:rPr>
+                <w:rFonts w:ascii="Calibri" w:hAnsi="Calibri"/>
+                <w:color w:val="1A202C"/>
+                <w:sz w:val="19"/>
+              </w:rPr>
+              <w:t>Version Control</w:t>
+            </w:r>
+          </w:p>
+        </w:tc>
+        <w:tc>
+          <w:tcPr>
+            <w:tcW w:type="dxa" w:w="4032"/>
+            <w:shd w:val="clear" w:color="auto" w:fill="F7FAFC"/>
+            <w:tcMar>
+              <w:top w:w="100" w:type="dxa"/>
+              <w:bottom w:w="100" w:type="dxa"/>
+              <w:left w:w="140" w:type="dxa"/>
+              <w:right w:w="140" w:type="dxa"/>
+            </w:tcMar>
+          </w:tcPr>
+          <w:p>
+            <w:pPr>
+              <w:spacing w:before="0" w:after="0" w:line="276" w:lineRule="auto"/>
+              <w:jc w:val="left"/>
+            </w:pPr>
+            <w:r>
+              <w:rPr>
+                <w:rFonts w:ascii="Calibri" w:hAnsi="Calibri"/>
+                <w:color w:val="1A202C"/>
+                <w:sz w:val="19"/>
+              </w:rPr>
+              <w:t>Git v2.40+ &amp; GitHub Pages CI/CD deployment</w:t>
+            </w:r>
+          </w:p>
+        </w:tc>
+      </w:tr>
+    </w:tbl>
+    <w:p/>
     <w:p>
       <w:pPr>
         <w:pStyle w:val="Heading2"/>
+        <w:spacing w:before="200" w:after="60"/>
       </w:pPr>
       <w:r>
         <w:rPr>
           <w:rFonts w:ascii="Calibri" w:hAnsi="Calibri"/>
           <w:b/>
           <w:color w:val="2C3E50"/>
-          <w:sz w:val="26"/>
+          <w:sz w:val="25"/>
         </w:rPr>
-        <w:t>4. Section 2: Overall System Description</w:t>
+        <w:t>3. Section 1: Introduction (IEEE 830)</w:t>
       </w:r>
     </w:p>
     <w:p>
+      <w:pPr>
+        <w:spacing w:before="0" w:after="90" w:line="276" w:lineRule="auto"/>
+      </w:pPr>
       <w:r>
-        <w:t>2.1 Product Perspective: Ledgerly operates as a zero-backend, client-side SPA. Persistence is achieved through browser localStorage with manual JSON/CSV backup portability.</w:t>
-        <w:br/>
-        <w:t>2.2 User Classes &amp; Characteristics:</w:t>
-        <w:br/>
-        <w:t>• Primary User: Small business owner or freelancer needing rapid, compliant invoicing.</w:t>
-        <w:br/>
-        <w:t>• Client / Recipient: Customer receiving invoices and paying via UPI or bank transfer.</w:t>
-        <w:br/>
-        <w:t>2.3 Operating Environment: Fully functional on Google Chrome (v90+), Mozilla Firefox (v88+), Apple Safari (v14+), and Microsoft Edge.</w:t>
+        <w:rPr>
+          <w:rFonts w:ascii="Calibri" w:hAnsi="Calibri"/>
+          <w:color w:val="1A202C"/>
+          <w:sz w:val="21"/>
+        </w:rPr>
+        <w:t>1.1 Purpose: This document provides the complete technical specification for Ledgerly Version 2.0. It defines the contractual software capabilities for developers, testers, and auditors.</w:t>
+      </w:r>
+    </w:p>
+    <w:p>
+      <w:pPr>
+        <w:spacing w:before="0" w:after="90" w:line="276" w:lineRule="auto"/>
+      </w:pPr>
+      <w:r>
+        <w:rPr>
+          <w:rFonts w:ascii="Calibri" w:hAnsi="Calibri"/>
+          <w:color w:val="1A202C"/>
+          <w:sz w:val="21"/>
+        </w:rPr>
+        <w:t>1.2 Scope: Ledgerly is a client-side Progressive Web Application designed for micro-enterprises and freelancers to compile statutory GST invoices, track installment ledgers, capture signatures, and synthesize print-ready documents without cloud subscription lock-in.</w:t>
+      </w:r>
+    </w:p>
+    <w:p>
+      <w:pPr>
+        <w:spacing w:before="0" w:after="90" w:line="276" w:lineRule="auto"/>
+      </w:pPr>
+      <w:r>
+        <w:rPr>
+          <w:rFonts w:ascii="Calibri" w:hAnsi="Calibri"/>
+          <w:color w:val="1A202C"/>
+          <w:sz w:val="21"/>
+        </w:rPr>
+        <w:t>1.3 Definitions, Acronyms, and Abbreviations:</w:t>
+      </w:r>
+    </w:p>
+    <w:p>
+      <w:pPr>
+        <w:pStyle w:val="ListBullet"/>
+        <w:spacing w:before="0" w:after="50" w:line="276" w:lineRule="auto"/>
+      </w:pPr>
+      <w:r>
+        <w:rPr>
+          <w:rFonts w:ascii="Calibri" w:hAnsi="Calibri"/>
+          <w:b/>
+          <w:color w:val="1A202C"/>
+          <w:sz w:val="21"/>
+        </w:rPr>
+        <w:t xml:space="preserve">GST: </w:t>
+      </w:r>
+      <w:r>
+        <w:rPr>
+          <w:rFonts w:ascii="Calibri" w:hAnsi="Calibri"/>
+          <w:color w:val="1A202C"/>
+          <w:sz w:val="21"/>
+        </w:rPr>
+        <w:t>Goods and Services Tax (Indian dual-structure taxation mechanism).</w:t>
+      </w:r>
+    </w:p>
+    <w:p>
+      <w:pPr>
+        <w:pStyle w:val="ListBullet"/>
+        <w:spacing w:before="0" w:after="50" w:line="276" w:lineRule="auto"/>
+      </w:pPr>
+      <w:r>
+        <w:rPr>
+          <w:rFonts w:ascii="Calibri" w:hAnsi="Calibri"/>
+          <w:b/>
+          <w:color w:val="1A202C"/>
+          <w:sz w:val="21"/>
+        </w:rPr>
+        <w:t xml:space="preserve">HSN/SAC: </w:t>
+      </w:r>
+      <w:r>
+        <w:rPr>
+          <w:rFonts w:ascii="Calibri" w:hAnsi="Calibri"/>
+          <w:color w:val="1A202C"/>
+          <w:sz w:val="21"/>
+        </w:rPr>
+        <w:t>Harmonized System of Nomenclature / Services Accounting Code.</w:t>
+      </w:r>
+    </w:p>
+    <w:p>
+      <w:pPr>
+        <w:pStyle w:val="ListBullet"/>
+        <w:spacing w:before="0" w:after="50" w:line="276" w:lineRule="auto"/>
+      </w:pPr>
+      <w:r>
+        <w:rPr>
+          <w:rFonts w:ascii="Calibri" w:hAnsi="Calibri"/>
+          <w:b/>
+          <w:color w:val="1A202C"/>
+          <w:sz w:val="21"/>
+        </w:rPr>
+        <w:t xml:space="preserve">UPI: </w:t>
+      </w:r>
+      <w:r>
+        <w:rPr>
+          <w:rFonts w:ascii="Calibri" w:hAnsi="Calibri"/>
+          <w:color w:val="1A202C"/>
+          <w:sz w:val="21"/>
+        </w:rPr>
+        <w:t>Unified Payments Interface (National Payments Corporation of India instant settlement network).</w:t>
+      </w:r>
+    </w:p>
+    <w:p>
+      <w:pPr>
+        <w:pStyle w:val="ListBullet"/>
+        <w:spacing w:before="0" w:after="50" w:line="276" w:lineRule="auto"/>
+      </w:pPr>
+      <w:r>
+        <w:rPr>
+          <w:rFonts w:ascii="Calibri" w:hAnsi="Calibri"/>
+          <w:b/>
+          <w:color w:val="1A202C"/>
+          <w:sz w:val="21"/>
+        </w:rPr>
+        <w:t xml:space="preserve">PWA: </w:t>
+      </w:r>
+      <w:r>
+        <w:rPr>
+          <w:rFonts w:ascii="Calibri" w:hAnsi="Calibri"/>
+          <w:color w:val="1A202C"/>
+          <w:sz w:val="21"/>
+        </w:rPr>
+        <w:t>Progressive Web Application (Standards-based web app operating offline).</w:t>
+      </w:r>
+    </w:p>
+    <w:p>
+      <w:pPr>
+        <w:pStyle w:val="ListBullet"/>
+        <w:spacing w:before="0" w:after="50" w:line="276" w:lineRule="auto"/>
+      </w:pPr>
+      <w:r>
+        <w:rPr>
+          <w:rFonts w:ascii="Calibri" w:hAnsi="Calibri"/>
+          <w:b/>
+          <w:color w:val="1A202C"/>
+          <w:sz w:val="21"/>
+        </w:rPr>
+        <w:t xml:space="preserve">RCM: </w:t>
+      </w:r>
+      <w:r>
+        <w:rPr>
+          <w:rFonts w:ascii="Calibri" w:hAnsi="Calibri"/>
+          <w:color w:val="1A202C"/>
+          <w:sz w:val="21"/>
+        </w:rPr>
+        <w:t>Reverse Charge Mechanism (Tax liability shifts from supplier to recipient).</w:t>
       </w:r>
     </w:p>
     <w:p>
       <w:pPr>
         <w:pStyle w:val="Heading2"/>
+        <w:spacing w:before="200" w:after="60"/>
       </w:pPr>
       <w:r>
         <w:rPr>
           <w:rFonts w:ascii="Calibri" w:hAnsi="Calibri"/>
           <w:b/>
           <w:color w:val="2C3E50"/>
-          <w:sz w:val="26"/>
+          <w:sz w:val="25"/>
+        </w:rPr>
+        <w:t>4. Section 2: Overall System Description</w:t>
+      </w:r>
+    </w:p>
+    <w:p>
+      <w:pPr>
+        <w:spacing w:before="0" w:after="90" w:line="276" w:lineRule="auto"/>
+      </w:pPr>
+      <w:r>
+        <w:rPr>
+          <w:rFonts w:ascii="Calibri" w:hAnsi="Calibri"/>
+          <w:color w:val="1A202C"/>
+          <w:sz w:val="21"/>
+        </w:rPr>
+        <w:t>2.1 Product Perspective: Ledgerly functions as an autonomous, self-contained client-side application. It utilizes local browser storage (localStorage, CacheStorage) and client graphics APIs (Canvas, DOM PDF renderer) to deliver immediate response times without round-trip network delays.</w:t>
+      </w:r>
+    </w:p>
+    <w:p>
+      <w:pPr>
+        <w:spacing w:before="0" w:after="90" w:line="276" w:lineRule="auto"/>
+      </w:pPr>
+      <w:r>
+        <w:rPr>
+          <w:rFonts w:ascii="Calibri" w:hAnsi="Calibri"/>
+          <w:color w:val="1A202C"/>
+          <w:sz w:val="21"/>
+        </w:rPr>
+        <w:t>2.2 User Characteristics: The target user ranges from solo freelancers with zero accounting background to SME accounts managers managing multi-client B2B ledgers.</w:t>
+      </w:r>
+    </w:p>
+    <w:p>
+      <w:pPr>
+        <w:spacing w:before="0" w:after="90" w:line="276" w:lineRule="auto"/>
+      </w:pPr>
+      <w:r>
+        <w:rPr>
+          <w:rFonts w:ascii="Calibri" w:hAnsi="Calibri"/>
+          <w:color w:val="1A202C"/>
+          <w:sz w:val="21"/>
+        </w:rPr>
+        <w:t>2.3 Operating Constraints: Must execute on any modern W3C-compliant browser; must maintain zero server-side telemetry or financial data transmission.</w:t>
+      </w:r>
+    </w:p>
+    <w:p>
+      <w:pPr>
+        <w:spacing w:before="160" w:after="40"/>
+        <w:jc w:val="center"/>
+      </w:pPr>
+    </w:p>
+    <w:p>
+      <w:r>
+        <w:drawing>
+          <wp:inline xmlns:a="http://schemas.openxmlformats.org/drawingml/2006/main" xmlns:pic="http://schemas.openxmlformats.org/drawingml/2006/picture">
+            <wp:extent cx="5486400" cy="5196625"/>
+            <wp:docPr id="1" name="Picture 1"/>
+            <wp:cNvGraphicFramePr>
+              <a:graphicFrameLocks noChangeAspect="1"/>
+            </wp:cNvGraphicFramePr>
+            <a:graphic>
+              <a:graphicData uri="http://schemas.openxmlformats.org/drawingml/2006/picture">
+                <pic:pic>
+                  <pic:nvPicPr>
+                    <pic:cNvPr id="0" name="02_entity_relationship_diagram.png"/>
+                    <pic:cNvPicPr/>
+                  </pic:nvPicPr>
+                  <pic:blipFill>
+                    <a:blip r:embed="rId11"/>
+                    <a:stretch>
+                      <a:fillRect/>
+                    </a:stretch>
+                  </pic:blipFill>
+                  <pic:spPr>
+                    <a:xfrm>
+                      <a:off x="0" y="0"/>
+                      <a:ext cx="5486400" cy="5196625"/>
+                    </a:xfrm>
+                    <a:prstGeom prst="rect"/>
+                  </pic:spPr>
+                </pic:pic>
+              </a:graphicData>
+            </a:graphic>
+          </wp:inline>
+        </w:drawing>
+      </w:r>
+    </w:p>
+    <w:p>
+      <w:pPr>
+        <w:jc w:val="center"/>
+      </w:pPr>
+      <w:r>
+        <w:rPr>
+          <w:rFonts w:ascii="Calibri" w:hAnsi="Calibri"/>
+          <w:i/>
+          <w:color w:val="718096"/>
+          <w:sz w:val="18"/>
+        </w:rPr>
+        <w:t>Figure: Entity-Relationship Diagram for Financial Data Models</w:t>
+      </w:r>
+    </w:p>
+    <w:p/>
+    <w:p>
+      <w:pPr>
+        <w:pStyle w:val="Heading2"/>
+        <w:spacing w:before="200" w:after="60"/>
+      </w:pPr>
+      <w:r>
+        <w:rPr>
+          <w:rFonts w:ascii="Calibri" w:hAnsi="Calibri"/>
+          <w:b/>
+          <w:color w:val="2C3E50"/>
+          <w:sz w:val="25"/>
         </w:rPr>
         <w:t>5. Section 3: Functional Requirements (FR)</w:t>
       </w:r>
@@ -514,28 +1788,37 @@
       <w:tblPr>
         <w:tblW w:type="auto" w:w="0"/>
         <w:jc w:val="center"/>
-        <w:tblLayout w:type="autofit"/>
+        <w:tblLayout w:type="fixed"/>
         <w:tblLook w:firstColumn="1" w:firstRow="1" w:lastColumn="0" w:lastRow="0" w:noHBand="0" w:noVBand="1" w:val="04A0"/>
+        <w:tblBorders>
+          <w:top w:val="single" w:sz="4" w:space="0" w:color="D1D5DB"/>
+          <w:left w:val="single" w:sz="4" w:space="0" w:color="D1D5DB"/>
+          <w:bottom w:val="single" w:sz="4" w:space="0" w:color="D1D5DB"/>
+          <w:right w:val="single" w:sz="4" w:space="0" w:color="D1D5DB"/>
+          <w:insideH w:val="single" w:sz="4" w:space="0" w:color="D1D5DB"/>
+          <w:insideV w:val="single" w:sz="4" w:space="0" w:color="D1D5DB"/>
+        </w:tblBorders>
       </w:tblPr>
       <w:tblGrid>
-        <w:gridCol w:w="2880"/>
-        <w:gridCol w:w="2880"/>
-        <w:gridCol w:w="2880"/>
+        <w:gridCol w:w="3120"/>
+        <w:gridCol w:w="3120"/>
+        <w:gridCol w:w="3120"/>
       </w:tblGrid>
       <w:tr>
         <w:tc>
           <w:tcPr>
-            <w:tcW w:type="dxa" w:w="2880"/>
+            <w:tcW w:type="dxa" w:w="1440"/>
             <w:shd w:val="clear" w:color="auto" w:fill="1B4D4B"/>
             <w:tcMar>
               <w:top w:w="120" w:type="dxa"/>
               <w:bottom w:w="120" w:type="dxa"/>
-              <w:left w:w="150" w:type="dxa"/>
-              <w:right w:w="150" w:type="dxa"/>
+              <w:left w:w="140" w:type="dxa"/>
+              <w:right w:w="140" w:type="dxa"/>
             </w:tcMar>
           </w:tcPr>
           <w:p>
             <w:pPr>
+              <w:spacing w:before="0" w:after="0"/>
               <w:jc w:val="left"/>
             </w:pPr>
             <w:r>
@@ -551,17 +1834,18 @@
         </w:tc>
         <w:tc>
           <w:tcPr>
-            <w:tcW w:type="dxa" w:w="2880"/>
+            <w:tcW w:type="dxa" w:w="3168"/>
             <w:shd w:val="clear" w:color="auto" w:fill="1B4D4B"/>
             <w:tcMar>
               <w:top w:w="120" w:type="dxa"/>
               <w:bottom w:w="120" w:type="dxa"/>
-              <w:left w:w="150" w:type="dxa"/>
-              <w:right w:w="150" w:type="dxa"/>
+              <w:left w:w="140" w:type="dxa"/>
+              <w:right w:w="140" w:type="dxa"/>
             </w:tcMar>
           </w:tcPr>
           <w:p>
             <w:pPr>
+              <w:spacing w:before="0" w:after="0"/>
               <w:jc w:val="left"/>
             </w:pPr>
             <w:r>
@@ -571,23 +1855,24 @@
                 <w:color w:val="FFFFFF"/>
                 <w:sz w:val="20"/>
               </w:rPr>
-              <w:t>Requirement Name</w:t>
+              <w:t>Functional Requirement</w:t>
             </w:r>
           </w:p>
         </w:tc>
         <w:tc>
           <w:tcPr>
-            <w:tcW w:type="dxa" w:w="2880"/>
+            <w:tcW w:type="dxa" w:w="4752"/>
             <w:shd w:val="clear" w:color="auto" w:fill="1B4D4B"/>
             <w:tcMar>
               <w:top w:w="120" w:type="dxa"/>
               <w:bottom w:w="120" w:type="dxa"/>
-              <w:left w:w="150" w:type="dxa"/>
-              <w:right w:w="150" w:type="dxa"/>
+              <w:left w:w="140" w:type="dxa"/>
+              <w:right w:w="140" w:type="dxa"/>
             </w:tcMar>
           </w:tcPr>
           <w:p>
             <w:pPr>
+              <w:spacing w:before="0" w:after="0"/>
               <w:jc w:val="left"/>
             </w:pPr>
             <w:r>
@@ -597,7 +1882,7 @@
                 <w:color w:val="FFFFFF"/>
                 <w:sz w:val="20"/>
               </w:rPr>
-              <w:t>Detailed Description</w:t>
+              <w:t>Detailed Technical Specification</w:t>
             </w:r>
           </w:p>
         </w:tc>
@@ -605,76 +1890,79 @@
       <w:tr>
         <w:tc>
           <w:tcPr>
-            <w:tcW w:type="dxa" w:w="2880"/>
+            <w:tcW w:type="dxa" w:w="1440"/>
             <w:shd w:val="clear" w:color="auto" w:fill="FFFFFF"/>
             <w:tcMar>
               <w:top w:w="100" w:type="dxa"/>
               <w:bottom w:w="100" w:type="dxa"/>
-              <w:left w:w="150" w:type="dxa"/>
-              <w:right w:w="150" w:type="dxa"/>
+              <w:left w:w="140" w:type="dxa"/>
+              <w:right w:w="140" w:type="dxa"/>
             </w:tcMar>
           </w:tcPr>
           <w:p>
             <w:pPr>
+              <w:spacing w:before="0" w:after="0" w:line="276" w:lineRule="auto"/>
               <w:jc w:val="left"/>
             </w:pPr>
             <w:r>
               <w:rPr>
                 <w:rFonts w:ascii="Calibri" w:hAnsi="Calibri"/>
-                <w:color w:val="333333"/>
+                <w:color w:val="1A202C"/>
                 <w:sz w:val="19"/>
               </w:rPr>
-              <w:t>FR1</w:t>
+              <w:t>FR-01</w:t>
             </w:r>
           </w:p>
         </w:tc>
         <w:tc>
           <w:tcPr>
-            <w:tcW w:type="dxa" w:w="2880"/>
+            <w:tcW w:type="dxa" w:w="3168"/>
             <w:shd w:val="clear" w:color="auto" w:fill="FFFFFF"/>
             <w:tcMar>
               <w:top w:w="100" w:type="dxa"/>
               <w:bottom w:w="100" w:type="dxa"/>
-              <w:left w:w="150" w:type="dxa"/>
-              <w:right w:w="150" w:type="dxa"/>
+              <w:left w:w="140" w:type="dxa"/>
+              <w:right w:w="140" w:type="dxa"/>
             </w:tcMar>
           </w:tcPr>
           <w:p>
             <w:pPr>
+              <w:spacing w:before="0" w:after="0" w:line="276" w:lineRule="auto"/>
               <w:jc w:val="left"/>
             </w:pPr>
             <w:r>
               <w:rPr>
                 <w:rFonts w:ascii="Calibri" w:hAnsi="Calibri"/>
-                <w:color w:val="333333"/>
+                <w:color w:val="1A202C"/>
                 <w:sz w:val="19"/>
               </w:rPr>
-              <w:t>User Authentication &amp; Route Guard</w:t>
+              <w:t>Enterprise Profile Management</w:t>
             </w:r>
           </w:p>
         </w:tc>
         <w:tc>
           <w:tcPr>
-            <w:tcW w:type="dxa" w:w="2880"/>
+            <w:tcW w:type="dxa" w:w="4752"/>
             <w:shd w:val="clear" w:color="auto" w:fill="FFFFFF"/>
             <w:tcMar>
               <w:top w:w="100" w:type="dxa"/>
               <w:bottom w:w="100" w:type="dxa"/>
-              <w:left w:w="150" w:type="dxa"/>
-              <w:right w:w="150" w:type="dxa"/>
+              <w:left w:w="140" w:type="dxa"/>
+              <w:right w:w="140" w:type="dxa"/>
             </w:tcMar>
           </w:tcPr>
           <w:p>
             <w:pPr>
+              <w:spacing w:before="0" w:after="0" w:line="276" w:lineRule="auto"/>
               <w:jc w:val="left"/>
             </w:pPr>
             <w:r>
               <w:rPr>
                 <w:rFonts w:ascii="Calibri" w:hAnsi="Calibri"/>
-                <w:color w:val="333333"/>
+                <w:color w:val="1A202C"/>
                 <w:sz w:val="19"/>
               </w:rPr>
-              <w:t>Allows account creation, sign-in, and prevents unauthorized access to protected dashboard views.</w:t>
+              <w:t>User shall configure enterprise name, address, phone, GSTIN, default tax rate, bank details, and upload custom business logo stored as base64.</w:t>
             </w:r>
           </w:p>
         </w:tc>
@@ -682,76 +1970,79 @@
       <w:tr>
         <w:tc>
           <w:tcPr>
-            <w:tcW w:type="dxa" w:w="2880"/>
-            <w:shd w:val="clear" w:color="auto" w:fill="F4F6F6"/>
+            <w:tcW w:type="dxa" w:w="1440"/>
+            <w:shd w:val="clear" w:color="auto" w:fill="F7FAFC"/>
             <w:tcMar>
               <w:top w:w="100" w:type="dxa"/>
               <w:bottom w:w="100" w:type="dxa"/>
-              <w:left w:w="150" w:type="dxa"/>
-              <w:right w:w="150" w:type="dxa"/>
+              <w:left w:w="140" w:type="dxa"/>
+              <w:right w:w="140" w:type="dxa"/>
             </w:tcMar>
           </w:tcPr>
           <w:p>
             <w:pPr>
+              <w:spacing w:before="0" w:after="0" w:line="276" w:lineRule="auto"/>
               <w:jc w:val="left"/>
             </w:pPr>
             <w:r>
               <w:rPr>
                 <w:rFonts w:ascii="Calibri" w:hAnsi="Calibri"/>
-                <w:color w:val="333333"/>
+                <w:color w:val="1A202C"/>
                 <w:sz w:val="19"/>
               </w:rPr>
-              <w:t>FR2</w:t>
+              <w:t>FR-02</w:t>
             </w:r>
           </w:p>
         </w:tc>
         <w:tc>
           <w:tcPr>
-            <w:tcW w:type="dxa" w:w="2880"/>
-            <w:shd w:val="clear" w:color="auto" w:fill="F4F6F6"/>
+            <w:tcW w:type="dxa" w:w="3168"/>
+            <w:shd w:val="clear" w:color="auto" w:fill="F7FAFC"/>
             <w:tcMar>
               <w:top w:w="100" w:type="dxa"/>
               <w:bottom w:w="100" w:type="dxa"/>
-              <w:left w:w="150" w:type="dxa"/>
-              <w:right w:w="150" w:type="dxa"/>
+              <w:left w:w="140" w:type="dxa"/>
+              <w:right w:w="140" w:type="dxa"/>
             </w:tcMar>
           </w:tcPr>
           <w:p>
             <w:pPr>
+              <w:spacing w:before="0" w:after="0" w:line="276" w:lineRule="auto"/>
               <w:jc w:val="left"/>
             </w:pPr>
             <w:r>
               <w:rPr>
                 <w:rFonts w:ascii="Calibri" w:hAnsi="Calibri"/>
-                <w:color w:val="333333"/>
+                <w:color w:val="1A202C"/>
                 <w:sz w:val="19"/>
               </w:rPr>
-              <w:t>Enterprise &amp; Customer Profiles</w:t>
+              <w:t>Customer Directory Management</w:t>
             </w:r>
           </w:p>
         </w:tc>
         <w:tc>
           <w:tcPr>
-            <w:tcW w:type="dxa" w:w="2880"/>
-            <w:shd w:val="clear" w:color="auto" w:fill="F4F6F6"/>
+            <w:tcW w:type="dxa" w:w="4752"/>
+            <w:shd w:val="clear" w:color="auto" w:fill="F7FAFC"/>
             <w:tcMar>
               <w:top w:w="100" w:type="dxa"/>
               <w:bottom w:w="100" w:type="dxa"/>
-              <w:left w:w="150" w:type="dxa"/>
-              <w:right w:w="150" w:type="dxa"/>
+              <w:left w:w="140" w:type="dxa"/>
+              <w:right w:w="140" w:type="dxa"/>
             </w:tcMar>
           </w:tcPr>
           <w:p>
             <w:pPr>
+              <w:spacing w:before="0" w:after="0" w:line="276" w:lineRule="auto"/>
               <w:jc w:val="left"/>
             </w:pPr>
             <w:r>
               <w:rPr>
                 <w:rFonts w:ascii="Calibri" w:hAnsi="Calibri"/>
-                <w:color w:val="333333"/>
+                <w:color w:val="1A202C"/>
                 <w:sz w:val="19"/>
               </w:rPr>
-              <w:t>Stores company GSTIN, logo, bank details, and maintains a directory of client contacts.</w:t>
+              <w:t>System shall maintain customer profiles with company name, contact person, email, billing address, and 15-character GSTIN identifier.</w:t>
             </w:r>
           </w:p>
         </w:tc>
@@ -759,76 +2050,79 @@
       <w:tr>
         <w:tc>
           <w:tcPr>
-            <w:tcW w:type="dxa" w:w="2880"/>
+            <w:tcW w:type="dxa" w:w="1440"/>
             <w:shd w:val="clear" w:color="auto" w:fill="FFFFFF"/>
             <w:tcMar>
               <w:top w:w="100" w:type="dxa"/>
               <w:bottom w:w="100" w:type="dxa"/>
-              <w:left w:w="150" w:type="dxa"/>
-              <w:right w:w="150" w:type="dxa"/>
+              <w:left w:w="140" w:type="dxa"/>
+              <w:right w:w="140" w:type="dxa"/>
             </w:tcMar>
           </w:tcPr>
           <w:p>
             <w:pPr>
+              <w:spacing w:before="0" w:after="0" w:line="276" w:lineRule="auto"/>
               <w:jc w:val="left"/>
             </w:pPr>
             <w:r>
               <w:rPr>
                 <w:rFonts w:ascii="Calibri" w:hAnsi="Calibri"/>
-                <w:color w:val="333333"/>
+                <w:color w:val="1A202C"/>
                 <w:sz w:val="19"/>
               </w:rPr>
-              <w:t>FR3</w:t>
+              <w:t>FR-03</w:t>
             </w:r>
           </w:p>
         </w:tc>
         <w:tc>
           <w:tcPr>
-            <w:tcW w:type="dxa" w:w="2880"/>
+            <w:tcW w:type="dxa" w:w="3168"/>
             <w:shd w:val="clear" w:color="auto" w:fill="FFFFFF"/>
             <w:tcMar>
               <w:top w:w="100" w:type="dxa"/>
               <w:bottom w:w="100" w:type="dxa"/>
-              <w:left w:w="150" w:type="dxa"/>
-              <w:right w:w="150" w:type="dxa"/>
+              <w:left w:w="140" w:type="dxa"/>
+              <w:right w:w="140" w:type="dxa"/>
             </w:tcMar>
           </w:tcPr>
           <w:p>
             <w:pPr>
+              <w:spacing w:before="0" w:after="0" w:line="276" w:lineRule="auto"/>
               <w:jc w:val="left"/>
             </w:pPr>
             <w:r>
               <w:rPr>
                 <w:rFonts w:ascii="Calibri" w:hAnsi="Calibri"/>
-                <w:color w:val="333333"/>
+                <w:color w:val="1A202C"/>
                 <w:sz w:val="19"/>
               </w:rPr>
-              <w:t>Dynamic Line Item &amp; Cataloging</w:t>
+              <w:t>Catalog Item Management</w:t>
             </w:r>
           </w:p>
         </w:tc>
         <w:tc>
           <w:tcPr>
-            <w:tcW w:type="dxa" w:w="2880"/>
+            <w:tcW w:type="dxa" w:w="4752"/>
             <w:shd w:val="clear" w:color="auto" w:fill="FFFFFF"/>
             <w:tcMar>
               <w:top w:w="100" w:type="dxa"/>
               <w:bottom w:w="100" w:type="dxa"/>
-              <w:left w:w="150" w:type="dxa"/>
-              <w:right w:w="150" w:type="dxa"/>
+              <w:left w:w="140" w:type="dxa"/>
+              <w:right w:w="140" w:type="dxa"/>
             </w:tcMar>
           </w:tcPr>
           <w:p>
             <w:pPr>
+              <w:spacing w:before="0" w:after="0" w:line="276" w:lineRule="auto"/>
               <w:jc w:val="left"/>
             </w:pPr>
             <w:r>
               <w:rPr>
                 <w:rFonts w:ascii="Calibri" w:hAnsi="Calibri"/>
-                <w:color w:val="333333"/>
+                <w:color w:val="1A202C"/>
                 <w:sz w:val="19"/>
               </w:rPr>
-              <w:t>Allows adding, editing, and deleting line items with real-time row totals and tax rates.</w:t>
+              <w:t>System shall store reusable inventory items with SKU/Name, description, default HSN/SAC code, unit price, and pre-configured GST rate.</w:t>
             </w:r>
           </w:p>
         </w:tc>
@@ -836,76 +2130,79 @@
       <w:tr>
         <w:tc>
           <w:tcPr>
-            <w:tcW w:type="dxa" w:w="2880"/>
-            <w:shd w:val="clear" w:color="auto" w:fill="F4F6F6"/>
+            <w:tcW w:type="dxa" w:w="1440"/>
+            <w:shd w:val="clear" w:color="auto" w:fill="F7FAFC"/>
             <w:tcMar>
               <w:top w:w="100" w:type="dxa"/>
               <w:bottom w:w="100" w:type="dxa"/>
-              <w:left w:w="150" w:type="dxa"/>
-              <w:right w:w="150" w:type="dxa"/>
+              <w:left w:w="140" w:type="dxa"/>
+              <w:right w:w="140" w:type="dxa"/>
             </w:tcMar>
           </w:tcPr>
           <w:p>
             <w:pPr>
+              <w:spacing w:before="0" w:after="0" w:line="276" w:lineRule="auto"/>
               <w:jc w:val="left"/>
             </w:pPr>
             <w:r>
               <w:rPr>
                 <w:rFonts w:ascii="Calibri" w:hAnsi="Calibri"/>
-                <w:color w:val="333333"/>
+                <w:color w:val="1A202C"/>
                 <w:sz w:val="19"/>
               </w:rPr>
-              <w:t>FR4</w:t>
+              <w:t>FR-04</w:t>
             </w:r>
           </w:p>
         </w:tc>
         <w:tc>
           <w:tcPr>
-            <w:tcW w:type="dxa" w:w="2880"/>
-            <w:shd w:val="clear" w:color="auto" w:fill="F4F6F6"/>
+            <w:tcW w:type="dxa" w:w="3168"/>
+            <w:shd w:val="clear" w:color="auto" w:fill="F7FAFC"/>
             <w:tcMar>
               <w:top w:w="100" w:type="dxa"/>
               <w:bottom w:w="100" w:type="dxa"/>
-              <w:left w:w="150" w:type="dxa"/>
-              <w:right w:w="150" w:type="dxa"/>
+              <w:left w:w="140" w:type="dxa"/>
+              <w:right w:w="140" w:type="dxa"/>
             </w:tcMar>
           </w:tcPr>
           <w:p>
             <w:pPr>
+              <w:spacing w:before="0" w:after="0" w:line="276" w:lineRule="auto"/>
               <w:jc w:val="left"/>
             </w:pPr>
             <w:r>
               <w:rPr>
                 <w:rFonts w:ascii="Calibri" w:hAnsi="Calibri"/>
-                <w:color w:val="333333"/>
+                <w:color w:val="1A202C"/>
                 <w:sz w:val="19"/>
               </w:rPr>
-              <w:t>Automated Calculation Engine</w:t>
+              <w:t>Dynamic Line-Item Builder</w:t>
             </w:r>
           </w:p>
         </w:tc>
         <w:tc>
           <w:tcPr>
-            <w:tcW w:type="dxa" w:w="2880"/>
-            <w:shd w:val="clear" w:color="auto" w:fill="F4F6F6"/>
+            <w:tcW w:type="dxa" w:w="4752"/>
+            <w:shd w:val="clear" w:color="auto" w:fill="F7FAFC"/>
             <w:tcMar>
               <w:top w:w="100" w:type="dxa"/>
               <w:bottom w:w="100" w:type="dxa"/>
-              <w:left w:w="150" w:type="dxa"/>
-              <w:right w:w="150" w:type="dxa"/>
+              <w:left w:w="140" w:type="dxa"/>
+              <w:right w:w="140" w:type="dxa"/>
             </w:tcMar>
           </w:tcPr>
           <w:p>
             <w:pPr>
+              <w:spacing w:before="0" w:after="0" w:line="276" w:lineRule="auto"/>
               <w:jc w:val="left"/>
             </w:pPr>
             <w:r>
               <w:rPr>
                 <w:rFonts w:ascii="Calibri" w:hAnsi="Calibri"/>
-                <w:color w:val="333333"/>
+                <w:color w:val="1A202C"/>
                 <w:sz w:val="19"/>
               </w:rPr>
-              <w:t>Computes subtotal, percentage/flat discounts, intra-state (CGST+SGST) vs inter-state (IGST), extra fees, and round-off.</w:t>
+              <w:t>User can add, reorder, and delete invoice rows; system dynamically computes line totals (Qty x Price) and updates global subtotal in real-time.</w:t>
             </w:r>
           </w:p>
         </w:tc>
@@ -913,76 +2210,79 @@
       <w:tr>
         <w:tc>
           <w:tcPr>
-            <w:tcW w:type="dxa" w:w="2880"/>
+            <w:tcW w:type="dxa" w:w="1440"/>
             <w:shd w:val="clear" w:color="auto" w:fill="FFFFFF"/>
             <w:tcMar>
               <w:top w:w="100" w:type="dxa"/>
               <w:bottom w:w="100" w:type="dxa"/>
-              <w:left w:w="150" w:type="dxa"/>
-              <w:right w:w="150" w:type="dxa"/>
+              <w:left w:w="140" w:type="dxa"/>
+              <w:right w:w="140" w:type="dxa"/>
             </w:tcMar>
           </w:tcPr>
           <w:p>
             <w:pPr>
+              <w:spacing w:before="0" w:after="0" w:line="276" w:lineRule="auto"/>
               <w:jc w:val="left"/>
             </w:pPr>
             <w:r>
               <w:rPr>
                 <w:rFonts w:ascii="Calibri" w:hAnsi="Calibri"/>
-                <w:color w:val="333333"/>
+                <w:color w:val="1A202C"/>
                 <w:sz w:val="19"/>
               </w:rPr>
-              <w:t>FR5</w:t>
+              <w:t>FR-05</w:t>
             </w:r>
           </w:p>
         </w:tc>
         <w:tc>
           <w:tcPr>
-            <w:tcW w:type="dxa" w:w="2880"/>
+            <w:tcW w:type="dxa" w:w="3168"/>
             <w:shd w:val="clear" w:color="auto" w:fill="FFFFFF"/>
             <w:tcMar>
               <w:top w:w="100" w:type="dxa"/>
               <w:bottom w:w="100" w:type="dxa"/>
-              <w:left w:w="150" w:type="dxa"/>
-              <w:right w:w="150" w:type="dxa"/>
+              <w:left w:w="140" w:type="dxa"/>
+              <w:right w:w="140" w:type="dxa"/>
             </w:tcMar>
           </w:tcPr>
           <w:p>
             <w:pPr>
+              <w:spacing w:before="0" w:after="0" w:line="276" w:lineRule="auto"/>
               <w:jc w:val="left"/>
             </w:pPr>
             <w:r>
               <w:rPr>
                 <w:rFonts w:ascii="Calibri" w:hAnsi="Calibri"/>
-                <w:color w:val="333333"/>
+                <w:color w:val="1A202C"/>
                 <w:sz w:val="19"/>
               </w:rPr>
-              <w:t>Canvas Digital Signature Capture</w:t>
+              <w:t>Dual GST Calculation Engine</w:t>
             </w:r>
           </w:p>
         </w:tc>
         <w:tc>
           <w:tcPr>
-            <w:tcW w:type="dxa" w:w="2880"/>
+            <w:tcW w:type="dxa" w:w="4752"/>
             <w:shd w:val="clear" w:color="auto" w:fill="FFFFFF"/>
             <w:tcMar>
               <w:top w:w="100" w:type="dxa"/>
               <w:bottom w:w="100" w:type="dxa"/>
-              <w:left w:w="150" w:type="dxa"/>
-              <w:right w:w="150" w:type="dxa"/>
+              <w:left w:w="140" w:type="dxa"/>
+              <w:right w:w="140" w:type="dxa"/>
             </w:tcMar>
           </w:tcPr>
           <w:p>
             <w:pPr>
+              <w:spacing w:before="0" w:after="0" w:line="276" w:lineRule="auto"/>
               <w:jc w:val="left"/>
             </w:pPr>
             <w:r>
               <w:rPr>
                 <w:rFonts w:ascii="Calibri" w:hAnsi="Calibri"/>
-                <w:color w:val="333333"/>
+                <w:color w:val="1A202C"/>
                 <w:sz w:val="19"/>
               </w:rPr>
-              <w:t>Provides a touch/stylus-sensitive 2D canvas to capture and embed authorized signatures.</w:t>
+              <w:t>System automatically splits tax into CGST (tax/2) and SGST (tax/2) for intra-state supply, or applies full tax as IGST for inter-state transactions.</w:t>
             </w:r>
           </w:p>
         </w:tc>
@@ -990,76 +2290,79 @@
       <w:tr>
         <w:tc>
           <w:tcPr>
-            <w:tcW w:type="dxa" w:w="2880"/>
-            <w:shd w:val="clear" w:color="auto" w:fill="F4F6F6"/>
+            <w:tcW w:type="dxa" w:w="1440"/>
+            <w:shd w:val="clear" w:color="auto" w:fill="F7FAFC"/>
             <w:tcMar>
               <w:top w:w="100" w:type="dxa"/>
               <w:bottom w:w="100" w:type="dxa"/>
-              <w:left w:w="150" w:type="dxa"/>
-              <w:right w:w="150" w:type="dxa"/>
+              <w:left w:w="140" w:type="dxa"/>
+              <w:right w:w="140" w:type="dxa"/>
             </w:tcMar>
           </w:tcPr>
           <w:p>
             <w:pPr>
+              <w:spacing w:before="0" w:after="0" w:line="276" w:lineRule="auto"/>
               <w:jc w:val="left"/>
             </w:pPr>
             <w:r>
               <w:rPr>
                 <w:rFonts w:ascii="Calibri" w:hAnsi="Calibri"/>
-                <w:color w:val="333333"/>
+                <w:color w:val="1A202C"/>
                 <w:sz w:val="19"/>
               </w:rPr>
-              <w:t>FR6</w:t>
+              <w:t>FR-06</w:t>
             </w:r>
           </w:p>
         </w:tc>
         <w:tc>
           <w:tcPr>
-            <w:tcW w:type="dxa" w:w="2880"/>
-            <w:shd w:val="clear" w:color="auto" w:fill="F4F6F6"/>
+            <w:tcW w:type="dxa" w:w="3168"/>
+            <w:shd w:val="clear" w:color="auto" w:fill="F7FAFC"/>
             <w:tcMar>
               <w:top w:w="100" w:type="dxa"/>
               <w:bottom w:w="100" w:type="dxa"/>
-              <w:left w:w="150" w:type="dxa"/>
-              <w:right w:w="150" w:type="dxa"/>
+              <w:left w:w="140" w:type="dxa"/>
+              <w:right w:w="140" w:type="dxa"/>
             </w:tcMar>
           </w:tcPr>
           <w:p>
             <w:pPr>
+              <w:spacing w:before="0" w:after="0" w:line="276" w:lineRule="auto"/>
               <w:jc w:val="left"/>
             </w:pPr>
             <w:r>
               <w:rPr>
                 <w:rFonts w:ascii="Calibri" w:hAnsi="Calibri"/>
-                <w:color w:val="333333"/>
+                <w:color w:val="1A202C"/>
                 <w:sz w:val="19"/>
               </w:rPr>
-              <w:t>Dynamic UPI Payment QR Engine</w:t>
+              <w:t>HSN/SAC Summary Matrix</w:t>
             </w:r>
           </w:p>
         </w:tc>
         <w:tc>
           <w:tcPr>
-            <w:tcW w:type="dxa" w:w="2880"/>
-            <w:shd w:val="clear" w:color="auto" w:fill="F4F6F6"/>
+            <w:tcW w:type="dxa" w:w="4752"/>
+            <w:shd w:val="clear" w:color="auto" w:fill="F7FAFC"/>
             <w:tcMar>
               <w:top w:w="100" w:type="dxa"/>
               <w:bottom w:w="100" w:type="dxa"/>
-              <w:left w:w="150" w:type="dxa"/>
-              <w:right w:w="150" w:type="dxa"/>
+              <w:left w:w="140" w:type="dxa"/>
+              <w:right w:w="140" w:type="dxa"/>
             </w:tcMar>
           </w:tcPr>
           <w:p>
             <w:pPr>
+              <w:spacing w:before="0" w:after="0" w:line="276" w:lineRule="auto"/>
               <w:jc w:val="left"/>
             </w:pPr>
             <w:r>
               <w:rPr>
                 <w:rFonts w:ascii="Calibri" w:hAnsi="Calibri"/>
-                <w:color w:val="333333"/>
+                <w:color w:val="1A202C"/>
                 <w:sz w:val="19"/>
               </w:rPr>
-              <w:t>Encodes UPI VPA and exact payable amounts into scannable QR codes on the invoice.</w:t>
+              <w:t>System aggregates items by distinct HSN/SAC codes and renders a statutory tax summary table showing taxable values and tax splits.</w:t>
             </w:r>
           </w:p>
         </w:tc>
@@ -1067,76 +2370,79 @@
       <w:tr>
         <w:tc>
           <w:tcPr>
-            <w:tcW w:type="dxa" w:w="2880"/>
+            <w:tcW w:type="dxa" w:w="1440"/>
             <w:shd w:val="clear" w:color="auto" w:fill="FFFFFF"/>
             <w:tcMar>
               <w:top w:w="100" w:type="dxa"/>
               <w:bottom w:w="100" w:type="dxa"/>
-              <w:left w:w="150" w:type="dxa"/>
-              <w:right w:w="150" w:type="dxa"/>
+              <w:left w:w="140" w:type="dxa"/>
+              <w:right w:w="140" w:type="dxa"/>
             </w:tcMar>
           </w:tcPr>
           <w:p>
             <w:pPr>
+              <w:spacing w:before="0" w:after="0" w:line="276" w:lineRule="auto"/>
               <w:jc w:val="left"/>
             </w:pPr>
             <w:r>
               <w:rPr>
                 <w:rFonts w:ascii="Calibri" w:hAnsi="Calibri"/>
-                <w:color w:val="333333"/>
+                <w:color w:val="1A202C"/>
                 <w:sz w:val="19"/>
               </w:rPr>
-              <w:t>FR7</w:t>
+              <w:t>FR-07</w:t>
             </w:r>
           </w:p>
         </w:tc>
         <w:tc>
           <w:tcPr>
-            <w:tcW w:type="dxa" w:w="2880"/>
+            <w:tcW w:type="dxa" w:w="3168"/>
             <w:shd w:val="clear" w:color="auto" w:fill="FFFFFF"/>
             <w:tcMar>
               <w:top w:w="100" w:type="dxa"/>
               <w:bottom w:w="100" w:type="dxa"/>
-              <w:left w:w="150" w:type="dxa"/>
-              <w:right w:w="150" w:type="dxa"/>
+              <w:left w:w="140" w:type="dxa"/>
+              <w:right w:w="140" w:type="dxa"/>
             </w:tcMar>
           </w:tcPr>
           <w:p>
             <w:pPr>
+              <w:spacing w:before="0" w:after="0" w:line="276" w:lineRule="auto"/>
               <w:jc w:val="left"/>
             </w:pPr>
             <w:r>
               <w:rPr>
                 <w:rFonts w:ascii="Calibri" w:hAnsi="Calibri"/>
-                <w:color w:val="333333"/>
+                <w:color w:val="1A202C"/>
                 <w:sz w:val="19"/>
               </w:rPr>
-              <w:t>Payment Settlement Ledger</w:t>
+              <w:t>Partial Payment Ledger</w:t>
             </w:r>
           </w:p>
         </w:tc>
         <w:tc>
           <w:tcPr>
-            <w:tcW w:type="dxa" w:w="2880"/>
+            <w:tcW w:type="dxa" w:w="4752"/>
             <w:shd w:val="clear" w:color="auto" w:fill="FFFFFF"/>
             <w:tcMar>
               <w:top w:w="100" w:type="dxa"/>
               <w:bottom w:w="100" w:type="dxa"/>
-              <w:left w:w="150" w:type="dxa"/>
-              <w:right w:w="150" w:type="dxa"/>
+              <w:left w:w="140" w:type="dxa"/>
+              <w:right w:w="140" w:type="dxa"/>
             </w:tcMar>
           </w:tcPr>
           <w:p>
             <w:pPr>
+              <w:spacing w:before="0" w:after="0" w:line="276" w:lineRule="auto"/>
               <w:jc w:val="left"/>
             </w:pPr>
             <w:r>
               <w:rPr>
                 <w:rFonts w:ascii="Calibri" w:hAnsi="Calibri"/>
-                <w:color w:val="333333"/>
+                <w:color w:val="1A202C"/>
                 <w:sz w:val="19"/>
               </w:rPr>
-              <w:t>Records installment payments (Cash, UPI, NEFT) with UTR numbers and tracks remaining balance due.</w:t>
+              <w:t>User can record installment payments with date, method, transaction ref (UTR), and notes; system dynamically computes balance due.</w:t>
             </w:r>
           </w:p>
         </w:tc>
@@ -1144,76 +2450,399 @@
       <w:tr>
         <w:tc>
           <w:tcPr>
-            <w:tcW w:type="dxa" w:w="2880"/>
-            <w:shd w:val="clear" w:color="auto" w:fill="F4F6F6"/>
+            <w:tcW w:type="dxa" w:w="1440"/>
+            <w:shd w:val="clear" w:color="auto" w:fill="F7FAFC"/>
             <w:tcMar>
               <w:top w:w="100" w:type="dxa"/>
               <w:bottom w:w="100" w:type="dxa"/>
-              <w:left w:w="150" w:type="dxa"/>
-              <w:right w:w="150" w:type="dxa"/>
+              <w:left w:w="140" w:type="dxa"/>
+              <w:right w:w="140" w:type="dxa"/>
             </w:tcMar>
           </w:tcPr>
           <w:p>
             <w:pPr>
+              <w:spacing w:before="0" w:after="0" w:line="276" w:lineRule="auto"/>
               <w:jc w:val="left"/>
             </w:pPr>
             <w:r>
               <w:rPr>
                 <w:rFonts w:ascii="Calibri" w:hAnsi="Calibri"/>
-                <w:color w:val="333333"/>
+                <w:color w:val="1A202C"/>
                 <w:sz w:val="19"/>
               </w:rPr>
-              <w:t>FR8</w:t>
+              <w:t>FR-08</w:t>
             </w:r>
           </w:p>
         </w:tc>
         <w:tc>
           <w:tcPr>
-            <w:tcW w:type="dxa" w:w="2880"/>
-            <w:shd w:val="clear" w:color="auto" w:fill="F4F6F6"/>
+            <w:tcW w:type="dxa" w:w="3168"/>
+            <w:shd w:val="clear" w:color="auto" w:fill="F7FAFC"/>
             <w:tcMar>
               <w:top w:w="100" w:type="dxa"/>
               <w:bottom w:w="100" w:type="dxa"/>
-              <w:left w:w="150" w:type="dxa"/>
-              <w:right w:w="150" w:type="dxa"/>
+              <w:left w:w="140" w:type="dxa"/>
+              <w:right w:w="140" w:type="dxa"/>
             </w:tcMar>
           </w:tcPr>
           <w:p>
             <w:pPr>
+              <w:spacing w:before="0" w:after="0" w:line="276" w:lineRule="auto"/>
               <w:jc w:val="left"/>
             </w:pPr>
             <w:r>
               <w:rPr>
                 <w:rFonts w:ascii="Calibri" w:hAnsi="Calibri"/>
-                <w:color w:val="333333"/>
+                <w:color w:val="1A202C"/>
                 <w:sz w:val="19"/>
               </w:rPr>
-              <w:t>PDF Generation &amp; Print Pipeline</w:t>
+              <w:t>Dynamic UPI QR Code Generator</w:t>
             </w:r>
           </w:p>
         </w:tc>
         <w:tc>
           <w:tcPr>
-            <w:tcW w:type="dxa" w:w="2880"/>
-            <w:shd w:val="clear" w:color="auto" w:fill="F4F6F6"/>
+            <w:tcW w:type="dxa" w:w="4752"/>
+            <w:shd w:val="clear" w:color="auto" w:fill="F7FAFC"/>
             <w:tcMar>
               <w:top w:w="100" w:type="dxa"/>
               <w:bottom w:w="100" w:type="dxa"/>
-              <w:left w:w="150" w:type="dxa"/>
-              <w:right w:w="150" w:type="dxa"/>
+              <w:left w:w="140" w:type="dxa"/>
+              <w:right w:w="140" w:type="dxa"/>
             </w:tcMar>
           </w:tcPr>
           <w:p>
             <w:pPr>
+              <w:spacing w:before="0" w:after="0" w:line="276" w:lineRule="auto"/>
               <w:jc w:val="left"/>
             </w:pPr>
             <w:r>
               <w:rPr>
                 <w:rFonts w:ascii="Calibri" w:hAnsi="Calibri"/>
-                <w:color w:val="333333"/>
+                <w:color w:val="1A202C"/>
                 <w:sz w:val="19"/>
               </w:rPr>
-              <w:t>Generates pixel-perfect PDF downloads using html2pdf.js and formats standard A4 browser printouts.</w:t>
+              <w:t>System generates a base64 UPI payment QR code (upi://pay?pa=...&amp;am=...) synchronously offline via local canvas without third-party APIs.</w:t>
+            </w:r>
+          </w:p>
+        </w:tc>
+      </w:tr>
+      <w:tr>
+        <w:tc>
+          <w:tcPr>
+            <w:tcW w:type="dxa" w:w="1440"/>
+            <w:shd w:val="clear" w:color="auto" w:fill="FFFFFF"/>
+            <w:tcMar>
+              <w:top w:w="100" w:type="dxa"/>
+              <w:bottom w:w="100" w:type="dxa"/>
+              <w:left w:w="140" w:type="dxa"/>
+              <w:right w:w="140" w:type="dxa"/>
+            </w:tcMar>
+          </w:tcPr>
+          <w:p>
+            <w:pPr>
+              <w:spacing w:before="0" w:after="0" w:line="276" w:lineRule="auto"/>
+              <w:jc w:val="left"/>
+            </w:pPr>
+            <w:r>
+              <w:rPr>
+                <w:rFonts w:ascii="Calibri" w:hAnsi="Calibri"/>
+                <w:color w:val="1A202C"/>
+                <w:sz w:val="19"/>
+              </w:rPr>
+              <w:t>FR-09</w:t>
+            </w:r>
+          </w:p>
+        </w:tc>
+        <w:tc>
+          <w:tcPr>
+            <w:tcW w:type="dxa" w:w="3168"/>
+            <w:shd w:val="clear" w:color="auto" w:fill="FFFFFF"/>
+            <w:tcMar>
+              <w:top w:w="100" w:type="dxa"/>
+              <w:bottom w:w="100" w:type="dxa"/>
+              <w:left w:w="140" w:type="dxa"/>
+              <w:right w:w="140" w:type="dxa"/>
+            </w:tcMar>
+          </w:tcPr>
+          <w:p>
+            <w:pPr>
+              <w:spacing w:before="0" w:after="0" w:line="276" w:lineRule="auto"/>
+              <w:jc w:val="left"/>
+            </w:pPr>
+            <w:r>
+              <w:rPr>
+                <w:rFonts w:ascii="Calibri" w:hAnsi="Calibri"/>
+                <w:color w:val="1A202C"/>
+                <w:sz w:val="19"/>
+              </w:rPr>
+              <w:t>HTML5 Canvas Digital Signature</w:t>
+            </w:r>
+          </w:p>
+        </w:tc>
+        <w:tc>
+          <w:tcPr>
+            <w:tcW w:type="dxa" w:w="4752"/>
+            <w:shd w:val="clear" w:color="auto" w:fill="FFFFFF"/>
+            <w:tcMar>
+              <w:top w:w="100" w:type="dxa"/>
+              <w:bottom w:w="100" w:type="dxa"/>
+              <w:left w:w="140" w:type="dxa"/>
+              <w:right w:w="140" w:type="dxa"/>
+            </w:tcMar>
+          </w:tcPr>
+          <w:p>
+            <w:pPr>
+              <w:spacing w:before="0" w:after="0" w:line="276" w:lineRule="auto"/>
+              <w:jc w:val="left"/>
+            </w:pPr>
+            <w:r>
+              <w:rPr>
+                <w:rFonts w:ascii="Calibri" w:hAnsi="Calibri"/>
+                <w:color w:val="1A202C"/>
+                <w:sz w:val="19"/>
+              </w:rPr>
+              <w:t>User can draw authorized signatures using touch or mouse; system normalizes coordinates and saves signature as embedded base64 data.</w:t>
+            </w:r>
+          </w:p>
+        </w:tc>
+      </w:tr>
+      <w:tr>
+        <w:tc>
+          <w:tcPr>
+            <w:tcW w:type="dxa" w:w="1440"/>
+            <w:shd w:val="clear" w:color="auto" w:fill="F7FAFC"/>
+            <w:tcMar>
+              <w:top w:w="100" w:type="dxa"/>
+              <w:bottom w:w="100" w:type="dxa"/>
+              <w:left w:w="140" w:type="dxa"/>
+              <w:right w:w="140" w:type="dxa"/>
+            </w:tcMar>
+          </w:tcPr>
+          <w:p>
+            <w:pPr>
+              <w:spacing w:before="0" w:after="0" w:line="276" w:lineRule="auto"/>
+              <w:jc w:val="left"/>
+            </w:pPr>
+            <w:r>
+              <w:rPr>
+                <w:rFonts w:ascii="Calibri" w:hAnsi="Calibri"/>
+                <w:color w:val="1A202C"/>
+                <w:sz w:val="19"/>
+              </w:rPr>
+              <w:t>FR-10</w:t>
+            </w:r>
+          </w:p>
+        </w:tc>
+        <w:tc>
+          <w:tcPr>
+            <w:tcW w:type="dxa" w:w="3168"/>
+            <w:shd w:val="clear" w:color="auto" w:fill="F7FAFC"/>
+            <w:tcMar>
+              <w:top w:w="100" w:type="dxa"/>
+              <w:bottom w:w="100" w:type="dxa"/>
+              <w:left w:w="140" w:type="dxa"/>
+              <w:right w:w="140" w:type="dxa"/>
+            </w:tcMar>
+          </w:tcPr>
+          <w:p>
+            <w:pPr>
+              <w:spacing w:before="0" w:after="0" w:line="276" w:lineRule="auto"/>
+              <w:jc w:val="left"/>
+            </w:pPr>
+            <w:r>
+              <w:rPr>
+                <w:rFonts w:ascii="Calibri" w:hAnsi="Calibri"/>
+                <w:color w:val="1A202C"/>
+                <w:sz w:val="19"/>
+              </w:rPr>
+              <w:t>Auto-Save Draft Recovery</w:t>
+            </w:r>
+          </w:p>
+        </w:tc>
+        <w:tc>
+          <w:tcPr>
+            <w:tcW w:type="dxa" w:w="4752"/>
+            <w:shd w:val="clear" w:color="auto" w:fill="F7FAFC"/>
+            <w:tcMar>
+              <w:top w:w="100" w:type="dxa"/>
+              <w:bottom w:w="100" w:type="dxa"/>
+              <w:left w:w="140" w:type="dxa"/>
+              <w:right w:w="140" w:type="dxa"/>
+            </w:tcMar>
+          </w:tcPr>
+          <w:p>
+            <w:pPr>
+              <w:spacing w:before="0" w:after="0" w:line="276" w:lineRule="auto"/>
+              <w:jc w:val="left"/>
+            </w:pPr>
+            <w:r>
+              <w:rPr>
+                <w:rFonts w:ascii="Calibri" w:hAnsi="Calibri"/>
+                <w:color w:val="1A202C"/>
+                <w:sz w:val="19"/>
+              </w:rPr>
+              <w:t>Builder state continuously buffers to localStorage; system prompts users to restore uncommitted drafts upon accidental refresh.</w:t>
+            </w:r>
+          </w:p>
+        </w:tc>
+      </w:tr>
+      <w:tr>
+        <w:tc>
+          <w:tcPr>
+            <w:tcW w:type="dxa" w:w="1440"/>
+            <w:shd w:val="clear" w:color="auto" w:fill="FFFFFF"/>
+            <w:tcMar>
+              <w:top w:w="100" w:type="dxa"/>
+              <w:bottom w:w="100" w:type="dxa"/>
+              <w:left w:w="140" w:type="dxa"/>
+              <w:right w:w="140" w:type="dxa"/>
+            </w:tcMar>
+          </w:tcPr>
+          <w:p>
+            <w:pPr>
+              <w:spacing w:before="0" w:after="0" w:line="276" w:lineRule="auto"/>
+              <w:jc w:val="left"/>
+            </w:pPr>
+            <w:r>
+              <w:rPr>
+                <w:rFonts w:ascii="Calibri" w:hAnsi="Calibri"/>
+                <w:color w:val="1A202C"/>
+                <w:sz w:val="19"/>
+              </w:rPr>
+              <w:t>FR-11</w:t>
+            </w:r>
+          </w:p>
+        </w:tc>
+        <w:tc>
+          <w:tcPr>
+            <w:tcW w:type="dxa" w:w="3168"/>
+            <w:shd w:val="clear" w:color="auto" w:fill="FFFFFF"/>
+            <w:tcMar>
+              <w:top w:w="100" w:type="dxa"/>
+              <w:bottom w:w="100" w:type="dxa"/>
+              <w:left w:w="140" w:type="dxa"/>
+              <w:right w:w="140" w:type="dxa"/>
+            </w:tcMar>
+          </w:tcPr>
+          <w:p>
+            <w:pPr>
+              <w:spacing w:before="0" w:after="0" w:line="276" w:lineRule="auto"/>
+              <w:jc w:val="left"/>
+            </w:pPr>
+            <w:r>
+              <w:rPr>
+                <w:rFonts w:ascii="Calibri" w:hAnsi="Calibri"/>
+                <w:color w:val="1A202C"/>
+                <w:sz w:val="19"/>
+              </w:rPr>
+              <w:t>Client-Side PDF Synthesis</w:t>
+            </w:r>
+          </w:p>
+        </w:tc>
+        <w:tc>
+          <w:tcPr>
+            <w:tcW w:type="dxa" w:w="4752"/>
+            <w:shd w:val="clear" w:color="auto" w:fill="FFFFFF"/>
+            <w:tcMar>
+              <w:top w:w="100" w:type="dxa"/>
+              <w:bottom w:w="100" w:type="dxa"/>
+              <w:left w:w="140" w:type="dxa"/>
+              <w:right w:w="140" w:type="dxa"/>
+            </w:tcMar>
+          </w:tcPr>
+          <w:p>
+            <w:pPr>
+              <w:spacing w:before="0" w:after="0" w:line="276" w:lineRule="auto"/>
+              <w:jc w:val="left"/>
+            </w:pPr>
+            <w:r>
+              <w:rPr>
+                <w:rFonts w:ascii="Calibri" w:hAnsi="Calibri"/>
+                <w:color w:val="1A202C"/>
+                <w:sz w:val="19"/>
+              </w:rPr>
+              <w:t>System renders high-fidelity A4 printable PDF documents using DOM print engines and CSS print rules without third-party servers.</w:t>
+            </w:r>
+          </w:p>
+        </w:tc>
+      </w:tr>
+      <w:tr>
+        <w:tc>
+          <w:tcPr>
+            <w:tcW w:type="dxa" w:w="1440"/>
+            <w:shd w:val="clear" w:color="auto" w:fill="F7FAFC"/>
+            <w:tcMar>
+              <w:top w:w="100" w:type="dxa"/>
+              <w:bottom w:w="100" w:type="dxa"/>
+              <w:left w:w="140" w:type="dxa"/>
+              <w:right w:w="140" w:type="dxa"/>
+            </w:tcMar>
+          </w:tcPr>
+          <w:p>
+            <w:pPr>
+              <w:spacing w:before="0" w:after="0" w:line="276" w:lineRule="auto"/>
+              <w:jc w:val="left"/>
+            </w:pPr>
+            <w:r>
+              <w:rPr>
+                <w:rFonts w:ascii="Calibri" w:hAnsi="Calibri"/>
+                <w:color w:val="1A202C"/>
+                <w:sz w:val="19"/>
+              </w:rPr>
+              <w:t>FR-12</w:t>
+            </w:r>
+          </w:p>
+        </w:tc>
+        <w:tc>
+          <w:tcPr>
+            <w:tcW w:type="dxa" w:w="3168"/>
+            <w:shd w:val="clear" w:color="auto" w:fill="F7FAFC"/>
+            <w:tcMar>
+              <w:top w:w="100" w:type="dxa"/>
+              <w:bottom w:w="100" w:type="dxa"/>
+              <w:left w:w="140" w:type="dxa"/>
+              <w:right w:w="140" w:type="dxa"/>
+            </w:tcMar>
+          </w:tcPr>
+          <w:p>
+            <w:pPr>
+              <w:spacing w:before="0" w:after="0" w:line="276" w:lineRule="auto"/>
+              <w:jc w:val="left"/>
+            </w:pPr>
+            <w:r>
+              <w:rPr>
+                <w:rFonts w:ascii="Calibri" w:hAnsi="Calibri"/>
+                <w:color w:val="1A202C"/>
+                <w:sz w:val="19"/>
+              </w:rPr>
+              <w:t>Data Portability &amp; Backup</w:t>
+            </w:r>
+          </w:p>
+        </w:tc>
+        <w:tc>
+          <w:tcPr>
+            <w:tcW w:type="dxa" w:w="4752"/>
+            <w:shd w:val="clear" w:color="auto" w:fill="F7FAFC"/>
+            <w:tcMar>
+              <w:top w:w="100" w:type="dxa"/>
+              <w:bottom w:w="100" w:type="dxa"/>
+              <w:left w:w="140" w:type="dxa"/>
+              <w:right w:w="140" w:type="dxa"/>
+            </w:tcMar>
+          </w:tcPr>
+          <w:p>
+            <w:pPr>
+              <w:spacing w:before="0" w:after="0" w:line="276" w:lineRule="auto"/>
+              <w:jc w:val="left"/>
+            </w:pPr>
+            <w:r>
+              <w:rPr>
+                <w:rFonts w:ascii="Calibri" w:hAnsi="Calibri"/>
+                <w:color w:val="1A202C"/>
+                <w:sz w:val="19"/>
+              </w:rPr>
+              <w:t>User can export entire invoice ledger and customer records to structured CSV or JSON files, and restore backups seamlessly.</w:t>
             </w:r>
           </w:p>
         </w:tc>
@@ -1223,13 +2852,14 @@
     <w:p>
       <w:pPr>
         <w:pStyle w:val="Heading2"/>
+        <w:spacing w:before="200" w:after="60"/>
       </w:pPr>
       <w:r>
         <w:rPr>
           <w:rFonts w:ascii="Calibri" w:hAnsi="Calibri"/>
           <w:b/>
           <w:color w:val="2C3E50"/>
-          <w:sz w:val="26"/>
+          <w:sz w:val="25"/>
         </w:rPr>
         <w:t>6. Section 4: Non-Functional Requirements (NFR)</w:t>
       </w:r>
@@ -1238,27 +2868,37 @@
       <w:tblPr>
         <w:tblW w:type="auto" w:w="0"/>
         <w:jc w:val="center"/>
-        <w:tblLayout w:type="autofit"/>
+        <w:tblLayout w:type="fixed"/>
         <w:tblLook w:firstColumn="1" w:firstRow="1" w:lastColumn="0" w:lastRow="0" w:noHBand="0" w:noVBand="1" w:val="04A0"/>
+        <w:tblBorders>
+          <w:top w:val="single" w:sz="4" w:space="0" w:color="D1D5DB"/>
+          <w:left w:val="single" w:sz="4" w:space="0" w:color="D1D5DB"/>
+          <w:bottom w:val="single" w:sz="4" w:space="0" w:color="D1D5DB"/>
+          <w:right w:val="single" w:sz="4" w:space="0" w:color="D1D5DB"/>
+          <w:insideH w:val="single" w:sz="4" w:space="0" w:color="D1D5DB"/>
+          <w:insideV w:val="single" w:sz="4" w:space="0" w:color="D1D5DB"/>
+        </w:tblBorders>
       </w:tblPr>
       <w:tblGrid>
-        <w:gridCol w:w="4320"/>
-        <w:gridCol w:w="4320"/>
+        <w:gridCol w:w="3120"/>
+        <w:gridCol w:w="3120"/>
+        <w:gridCol w:w="3120"/>
       </w:tblGrid>
       <w:tr>
         <w:tc>
           <w:tcPr>
-            <w:tcW w:type="dxa" w:w="4320"/>
+            <w:tcW w:type="dxa" w:w="2592"/>
             <w:shd w:val="clear" w:color="auto" w:fill="1B4D4B"/>
             <w:tcMar>
               <w:top w:w="120" w:type="dxa"/>
               <w:bottom w:w="120" w:type="dxa"/>
-              <w:left w:w="150" w:type="dxa"/>
-              <w:right w:w="150" w:type="dxa"/>
+              <w:left w:w="140" w:type="dxa"/>
+              <w:right w:w="140" w:type="dxa"/>
             </w:tcMar>
           </w:tcPr>
           <w:p>
             <w:pPr>
+              <w:spacing w:before="0" w:after="0"/>
               <w:jc w:val="left"/>
             </w:pPr>
             <w:r>
@@ -1268,23 +2908,24 @@
                 <w:color w:val="FFFFFF"/>
                 <w:sz w:val="20"/>
               </w:rPr>
-              <w:t>Dimension</w:t>
+              <w:t>NFR ID &amp; Category</w:t>
             </w:r>
           </w:p>
         </w:tc>
         <w:tc>
           <w:tcPr>
-            <w:tcW w:type="dxa" w:w="4320"/>
+            <w:tcW w:type="dxa" w:w="2160"/>
             <w:shd w:val="clear" w:color="auto" w:fill="1B4D4B"/>
             <w:tcMar>
               <w:top w:w="120" w:type="dxa"/>
               <w:bottom w:w="120" w:type="dxa"/>
-              <w:left w:w="150" w:type="dxa"/>
-              <w:right w:w="150" w:type="dxa"/>
+              <w:left w:w="140" w:type="dxa"/>
+              <w:right w:w="140" w:type="dxa"/>
             </w:tcMar>
           </w:tcPr>
           <w:p>
             <w:pPr>
+              <w:spacing w:before="0" w:after="0"/>
               <w:jc w:val="left"/>
             </w:pPr>
             <w:r>
@@ -1294,7 +2935,34 @@
                 <w:color w:val="FFFFFF"/>
                 <w:sz w:val="20"/>
               </w:rPr>
-              <w:t>Specific Metric / Requirement Target</w:t>
+              <w:t>Metric</w:t>
+            </w:r>
+          </w:p>
+        </w:tc>
+        <w:tc>
+          <w:tcPr>
+            <w:tcW w:type="dxa" w:w="4608"/>
+            <w:shd w:val="clear" w:color="auto" w:fill="1B4D4B"/>
+            <w:tcMar>
+              <w:top w:w="120" w:type="dxa"/>
+              <w:bottom w:w="120" w:type="dxa"/>
+              <w:left w:w="140" w:type="dxa"/>
+              <w:right w:w="140" w:type="dxa"/>
+            </w:tcMar>
+          </w:tcPr>
+          <w:p>
+            <w:pPr>
+              <w:spacing w:before="0" w:after="0"/>
+              <w:jc w:val="left"/>
+            </w:pPr>
+            <w:r>
+              <w:rPr>
+                <w:rFonts w:ascii="Calibri" w:hAnsi="Calibri"/>
+                <w:b/>
+                <w:color w:val="FFFFFF"/>
+                <w:sz w:val="20"/>
+              </w:rPr>
+              <w:t>Target Standard</w:t>
             </w:r>
           </w:p>
         </w:tc>
@@ -1302,51 +2970,79 @@
       <w:tr>
         <w:tc>
           <w:tcPr>
-            <w:tcW w:type="dxa" w:w="4320"/>
+            <w:tcW w:type="dxa" w:w="2592"/>
             <w:shd w:val="clear" w:color="auto" w:fill="FFFFFF"/>
             <w:tcMar>
               <w:top w:w="100" w:type="dxa"/>
               <w:bottom w:w="100" w:type="dxa"/>
-              <w:left w:w="150" w:type="dxa"/>
-              <w:right w:w="150" w:type="dxa"/>
+              <w:left w:w="140" w:type="dxa"/>
+              <w:right w:w="140" w:type="dxa"/>
             </w:tcMar>
           </w:tcPr>
           <w:p>
             <w:pPr>
+              <w:spacing w:before="0" w:after="0" w:line="276" w:lineRule="auto"/>
               <w:jc w:val="left"/>
             </w:pPr>
             <w:r>
               <w:rPr>
                 <w:rFonts w:ascii="Calibri" w:hAnsi="Calibri"/>
-                <w:color w:val="333333"/>
+                <w:color w:val="1A202C"/>
                 <w:sz w:val="19"/>
               </w:rPr>
-              <w:t>Performance</w:t>
+              <w:t>NFR-01: Performance</w:t>
             </w:r>
           </w:p>
         </w:tc>
         <w:tc>
           <w:tcPr>
-            <w:tcW w:type="dxa" w:w="4320"/>
+            <w:tcW w:type="dxa" w:w="2160"/>
             <w:shd w:val="clear" w:color="auto" w:fill="FFFFFF"/>
             <w:tcMar>
               <w:top w:w="100" w:type="dxa"/>
               <w:bottom w:w="100" w:type="dxa"/>
-              <w:left w:w="150" w:type="dxa"/>
-              <w:right w:w="150" w:type="dxa"/>
+              <w:left w:w="140" w:type="dxa"/>
+              <w:right w:w="140" w:type="dxa"/>
             </w:tcMar>
           </w:tcPr>
           <w:p>
             <w:pPr>
+              <w:spacing w:before="0" w:after="0" w:line="276" w:lineRule="auto"/>
               <w:jc w:val="left"/>
             </w:pPr>
             <w:r>
               <w:rPr>
                 <w:rFonts w:ascii="Calibri" w:hAnsi="Calibri"/>
-                <w:color w:val="333333"/>
+                <w:color w:val="1A202C"/>
                 <w:sz w:val="19"/>
               </w:rPr>
-              <w:t>Calculation updates render in under 16ms (60 FPS); PDF compilation finishes within 2.5 seconds.</w:t>
+              <w:t>Response Time</w:t>
+            </w:r>
+          </w:p>
+        </w:tc>
+        <w:tc>
+          <w:tcPr>
+            <w:tcW w:type="dxa" w:w="4608"/>
+            <w:shd w:val="clear" w:color="auto" w:fill="FFFFFF"/>
+            <w:tcMar>
+              <w:top w:w="100" w:type="dxa"/>
+              <w:bottom w:w="100" w:type="dxa"/>
+              <w:left w:w="140" w:type="dxa"/>
+              <w:right w:w="140" w:type="dxa"/>
+            </w:tcMar>
+          </w:tcPr>
+          <w:p>
+            <w:pPr>
+              <w:spacing w:before="0" w:after="0" w:line="276" w:lineRule="auto"/>
+              <w:jc w:val="left"/>
+            </w:pPr>
+            <w:r>
+              <w:rPr>
+                <w:rFonts w:ascii="Calibri" w:hAnsi="Calibri"/>
+                <w:color w:val="1A202C"/>
+                <w:sz w:val="19"/>
+              </w:rPr>
+              <w:t>All UI interactions, tax recalculations, and route transitions shall execute in under 15 milliseconds.</w:t>
             </w:r>
           </w:p>
         </w:tc>
@@ -1354,51 +3050,79 @@
       <w:tr>
         <w:tc>
           <w:tcPr>
-            <w:tcW w:type="dxa" w:w="4320"/>
-            <w:shd w:val="clear" w:color="auto" w:fill="F4F6F6"/>
+            <w:tcW w:type="dxa" w:w="2592"/>
+            <w:shd w:val="clear" w:color="auto" w:fill="F7FAFC"/>
             <w:tcMar>
               <w:top w:w="100" w:type="dxa"/>
               <w:bottom w:w="100" w:type="dxa"/>
-              <w:left w:w="150" w:type="dxa"/>
-              <w:right w:w="150" w:type="dxa"/>
+              <w:left w:w="140" w:type="dxa"/>
+              <w:right w:w="140" w:type="dxa"/>
             </w:tcMar>
           </w:tcPr>
           <w:p>
             <w:pPr>
+              <w:spacing w:before="0" w:after="0" w:line="276" w:lineRule="auto"/>
               <w:jc w:val="left"/>
             </w:pPr>
             <w:r>
               <w:rPr>
                 <w:rFonts w:ascii="Calibri" w:hAnsi="Calibri"/>
-                <w:color w:val="333333"/>
+                <w:color w:val="1A202C"/>
                 <w:sz w:val="19"/>
               </w:rPr>
-              <w:t>Usability</w:t>
+              <w:t>NFR-02: Availability</w:t>
             </w:r>
           </w:p>
         </w:tc>
         <w:tc>
           <w:tcPr>
-            <w:tcW w:type="dxa" w:w="4320"/>
-            <w:shd w:val="clear" w:color="auto" w:fill="F4F6F6"/>
+            <w:tcW w:type="dxa" w:w="2160"/>
+            <w:shd w:val="clear" w:color="auto" w:fill="F7FAFC"/>
             <w:tcMar>
               <w:top w:w="100" w:type="dxa"/>
               <w:bottom w:w="100" w:type="dxa"/>
-              <w:left w:w="150" w:type="dxa"/>
-              <w:right w:w="150" w:type="dxa"/>
+              <w:left w:w="140" w:type="dxa"/>
+              <w:right w:w="140" w:type="dxa"/>
             </w:tcMar>
           </w:tcPr>
           <w:p>
             <w:pPr>
+              <w:spacing w:before="0" w:after="0" w:line="276" w:lineRule="auto"/>
               <w:jc w:val="left"/>
             </w:pPr>
             <w:r>
               <w:rPr>
                 <w:rFonts w:ascii="Calibri" w:hAnsi="Calibri"/>
-                <w:color w:val="333333"/>
+                <w:color w:val="1A202C"/>
                 <w:sz w:val="19"/>
               </w:rPr>
-              <w:t>Complies with Nielsen's Usability Heuristics; intuitive single-page form completion under 90 seconds.</w:t>
+              <w:t>Offline Capability</w:t>
+            </w:r>
+          </w:p>
+        </w:tc>
+        <w:tc>
+          <w:tcPr>
+            <w:tcW w:type="dxa" w:w="4608"/>
+            <w:shd w:val="clear" w:color="auto" w:fill="F7FAFC"/>
+            <w:tcMar>
+              <w:top w:w="100" w:type="dxa"/>
+              <w:bottom w:w="100" w:type="dxa"/>
+              <w:left w:w="140" w:type="dxa"/>
+              <w:right w:w="140" w:type="dxa"/>
+            </w:tcMar>
+          </w:tcPr>
+          <w:p>
+            <w:pPr>
+              <w:spacing w:before="0" w:after="0" w:line="276" w:lineRule="auto"/>
+              <w:jc w:val="left"/>
+            </w:pPr>
+            <w:r>
+              <w:rPr>
+                <w:rFonts w:ascii="Calibri" w:hAnsi="Calibri"/>
+                <w:color w:val="1A202C"/>
+                <w:sz w:val="19"/>
+              </w:rPr>
+              <w:t>Application shell and core invoicing tools shall achieve 100% availability offline via Service Worker caching.</w:t>
             </w:r>
           </w:p>
         </w:tc>
@@ -1406,51 +3130,79 @@
       <w:tr>
         <w:tc>
           <w:tcPr>
-            <w:tcW w:type="dxa" w:w="4320"/>
+            <w:tcW w:type="dxa" w:w="2592"/>
             <w:shd w:val="clear" w:color="auto" w:fill="FFFFFF"/>
             <w:tcMar>
               <w:top w:w="100" w:type="dxa"/>
               <w:bottom w:w="100" w:type="dxa"/>
-              <w:left w:w="150" w:type="dxa"/>
-              <w:right w:w="150" w:type="dxa"/>
+              <w:left w:w="140" w:type="dxa"/>
+              <w:right w:w="140" w:type="dxa"/>
             </w:tcMar>
           </w:tcPr>
           <w:p>
             <w:pPr>
+              <w:spacing w:before="0" w:after="0" w:line="276" w:lineRule="auto"/>
               <w:jc w:val="left"/>
             </w:pPr>
             <w:r>
               <w:rPr>
                 <w:rFonts w:ascii="Calibri" w:hAnsi="Calibri"/>
-                <w:color w:val="333333"/>
+                <w:color w:val="1A202C"/>
                 <w:sz w:val="19"/>
               </w:rPr>
-              <w:t>Reliability &amp; Availability</w:t>
+              <w:t>NFR-03: Security</w:t>
             </w:r>
           </w:p>
         </w:tc>
         <w:tc>
           <w:tcPr>
-            <w:tcW w:type="dxa" w:w="4320"/>
+            <w:tcW w:type="dxa" w:w="2160"/>
             <w:shd w:val="clear" w:color="auto" w:fill="FFFFFF"/>
             <w:tcMar>
               <w:top w:w="100" w:type="dxa"/>
               <w:bottom w:w="100" w:type="dxa"/>
-              <w:left w:w="150" w:type="dxa"/>
-              <w:right w:w="150" w:type="dxa"/>
+              <w:left w:w="140" w:type="dxa"/>
+              <w:right w:w="140" w:type="dxa"/>
             </w:tcMar>
           </w:tcPr>
           <w:p>
             <w:pPr>
+              <w:spacing w:before="0" w:after="0" w:line="276" w:lineRule="auto"/>
               <w:jc w:val="left"/>
             </w:pPr>
             <w:r>
               <w:rPr>
                 <w:rFonts w:ascii="Calibri" w:hAnsi="Calibri"/>
-                <w:color w:val="333333"/>
+                <w:color w:val="1A202C"/>
                 <w:sz w:val="19"/>
               </w:rPr>
-              <w:t>100% offline availability via Service Worker cache; zero cloud server outage vulnerability.</w:t>
+              <w:t>Data Confidentiality</w:t>
+            </w:r>
+          </w:p>
+        </w:tc>
+        <w:tc>
+          <w:tcPr>
+            <w:tcW w:type="dxa" w:w="4608"/>
+            <w:shd w:val="clear" w:color="auto" w:fill="FFFFFF"/>
+            <w:tcMar>
+              <w:top w:w="100" w:type="dxa"/>
+              <w:bottom w:w="100" w:type="dxa"/>
+              <w:left w:w="140" w:type="dxa"/>
+              <w:right w:w="140" w:type="dxa"/>
+            </w:tcMar>
+          </w:tcPr>
+          <w:p>
+            <w:pPr>
+              <w:spacing w:before="0" w:after="0" w:line="276" w:lineRule="auto"/>
+              <w:jc w:val="left"/>
+            </w:pPr>
+            <w:r>
+              <w:rPr>
+                <w:rFonts w:ascii="Calibri" w:hAnsi="Calibri"/>
+                <w:color w:val="1A202C"/>
+                <w:sz w:val="19"/>
+              </w:rPr>
+              <w:t>Financial records, client contacts, and signatures shall never be transmitted to external servers or remote telemetry sinks.</w:t>
             </w:r>
           </w:p>
         </w:tc>
@@ -1458,51 +3210,159 @@
       <w:tr>
         <w:tc>
           <w:tcPr>
-            <w:tcW w:type="dxa" w:w="4320"/>
-            <w:shd w:val="clear" w:color="auto" w:fill="F4F6F6"/>
+            <w:tcW w:type="dxa" w:w="2592"/>
+            <w:shd w:val="clear" w:color="auto" w:fill="F7FAFC"/>
             <w:tcMar>
               <w:top w:w="100" w:type="dxa"/>
               <w:bottom w:w="100" w:type="dxa"/>
-              <w:left w:w="150" w:type="dxa"/>
-              <w:right w:w="150" w:type="dxa"/>
+              <w:left w:w="140" w:type="dxa"/>
+              <w:right w:w="140" w:type="dxa"/>
             </w:tcMar>
           </w:tcPr>
           <w:p>
             <w:pPr>
+              <w:spacing w:before="0" w:after="0" w:line="276" w:lineRule="auto"/>
               <w:jc w:val="left"/>
             </w:pPr>
             <w:r>
               <w:rPr>
                 <w:rFonts w:ascii="Calibri" w:hAnsi="Calibri"/>
-                <w:color w:val="333333"/>
+                <w:color w:val="1A202C"/>
                 <w:sz w:val="19"/>
               </w:rPr>
-              <w:t>Security &amp; Privacy</w:t>
+              <w:t>NFR-04: Portability</w:t>
             </w:r>
           </w:p>
         </w:tc>
         <w:tc>
           <w:tcPr>
-            <w:tcW w:type="dxa" w:w="4320"/>
-            <w:shd w:val="clear" w:color="auto" w:fill="F4F6F6"/>
+            <w:tcW w:type="dxa" w:w="2160"/>
+            <w:shd w:val="clear" w:color="auto" w:fill="F7FAFC"/>
             <w:tcMar>
               <w:top w:w="100" w:type="dxa"/>
               <w:bottom w:w="100" w:type="dxa"/>
-              <w:left w:w="150" w:type="dxa"/>
-              <w:right w:w="150" w:type="dxa"/>
+              <w:left w:w="140" w:type="dxa"/>
+              <w:right w:w="140" w:type="dxa"/>
             </w:tcMar>
           </w:tcPr>
           <w:p>
             <w:pPr>
+              <w:spacing w:before="0" w:after="0" w:line="276" w:lineRule="auto"/>
               <w:jc w:val="left"/>
             </w:pPr>
             <w:r>
               <w:rPr>
                 <w:rFonts w:ascii="Calibri" w:hAnsi="Calibri"/>
-                <w:color w:val="333333"/>
+                <w:color w:val="1A202C"/>
                 <w:sz w:val="19"/>
               </w:rPr>
-              <w:t>All financial records and customer PII remain strictly on the local device; zero third-party data tracking.</w:t>
+              <w:t>Browser Support</w:t>
+            </w:r>
+          </w:p>
+        </w:tc>
+        <w:tc>
+          <w:tcPr>
+            <w:tcW w:type="dxa" w:w="4608"/>
+            <w:shd w:val="clear" w:color="auto" w:fill="F7FAFC"/>
+            <w:tcMar>
+              <w:top w:w="100" w:type="dxa"/>
+              <w:bottom w:w="100" w:type="dxa"/>
+              <w:left w:w="140" w:type="dxa"/>
+              <w:right w:w="140" w:type="dxa"/>
+            </w:tcMar>
+          </w:tcPr>
+          <w:p>
+            <w:pPr>
+              <w:spacing w:before="0" w:after="0" w:line="276" w:lineRule="auto"/>
+              <w:jc w:val="left"/>
+            </w:pPr>
+            <w:r>
+              <w:rPr>
+                <w:rFonts w:ascii="Calibri" w:hAnsi="Calibri"/>
+                <w:color w:val="1A202C"/>
+                <w:sz w:val="19"/>
+              </w:rPr>
+              <w:t>Application shall render uniformly across Chrome 100+, Firefox 110+, Safari 16+, Edge 100+, and mobile Android/iOS browsers.</w:t>
+            </w:r>
+          </w:p>
+        </w:tc>
+      </w:tr>
+      <w:tr>
+        <w:tc>
+          <w:tcPr>
+            <w:tcW w:type="dxa" w:w="2592"/>
+            <w:shd w:val="clear" w:color="auto" w:fill="FFFFFF"/>
+            <w:tcMar>
+              <w:top w:w="100" w:type="dxa"/>
+              <w:bottom w:w="100" w:type="dxa"/>
+              <w:left w:w="140" w:type="dxa"/>
+              <w:right w:w="140" w:type="dxa"/>
+            </w:tcMar>
+          </w:tcPr>
+          <w:p>
+            <w:pPr>
+              <w:spacing w:before="0" w:after="0" w:line="276" w:lineRule="auto"/>
+              <w:jc w:val="left"/>
+            </w:pPr>
+            <w:r>
+              <w:rPr>
+                <w:rFonts w:ascii="Calibri" w:hAnsi="Calibri"/>
+                <w:color w:val="1A202C"/>
+                <w:sz w:val="19"/>
+              </w:rPr>
+              <w:t>NFR-05: Usability</w:t>
+            </w:r>
+          </w:p>
+        </w:tc>
+        <w:tc>
+          <w:tcPr>
+            <w:tcW w:type="dxa" w:w="2160"/>
+            <w:shd w:val="clear" w:color="auto" w:fill="FFFFFF"/>
+            <w:tcMar>
+              <w:top w:w="100" w:type="dxa"/>
+              <w:bottom w:w="100" w:type="dxa"/>
+              <w:left w:w="140" w:type="dxa"/>
+              <w:right w:w="140" w:type="dxa"/>
+            </w:tcMar>
+          </w:tcPr>
+          <w:p>
+            <w:pPr>
+              <w:spacing w:before="0" w:after="0" w:line="276" w:lineRule="auto"/>
+              <w:jc w:val="left"/>
+            </w:pPr>
+            <w:r>
+              <w:rPr>
+                <w:rFonts w:ascii="Calibri" w:hAnsi="Calibri"/>
+                <w:color w:val="1A202C"/>
+                <w:sz w:val="19"/>
+              </w:rPr>
+              <w:t>Zero-Training UI</w:t>
+            </w:r>
+          </w:p>
+        </w:tc>
+        <w:tc>
+          <w:tcPr>
+            <w:tcW w:type="dxa" w:w="4608"/>
+            <w:shd w:val="clear" w:color="auto" w:fill="FFFFFF"/>
+            <w:tcMar>
+              <w:top w:w="100" w:type="dxa"/>
+              <w:bottom w:w="100" w:type="dxa"/>
+              <w:left w:w="140" w:type="dxa"/>
+              <w:right w:w="140" w:type="dxa"/>
+            </w:tcMar>
+          </w:tcPr>
+          <w:p>
+            <w:pPr>
+              <w:spacing w:before="0" w:after="0" w:line="276" w:lineRule="auto"/>
+              <w:jc w:val="left"/>
+            </w:pPr>
+            <w:r>
+              <w:rPr>
+                <w:rFonts w:ascii="Calibri" w:hAnsi="Calibri"/>
+                <w:color w:val="1A202C"/>
+                <w:sz w:val="19"/>
+              </w:rPr>
+              <w:t>Interface shall adhere to modern design tokens, intuitive modals, auto-saving forms, and provide keyboard shortcuts (Ctrl+S, Ctrl+P).</w:t>
             </w:r>
           </w:p>
         </w:tc>
@@ -1512,42 +3372,55 @@
     <w:p>
       <w:pPr>
         <w:pStyle w:val="Heading2"/>
+        <w:spacing w:before="200" w:after="60"/>
       </w:pPr>
       <w:r>
         <w:rPr>
           <w:rFonts w:ascii="Calibri" w:hAnsi="Calibri"/>
           <w:b/>
           <w:color w:val="2C3E50"/>
-          <w:sz w:val="26"/>
+          <w:sz w:val="25"/>
         </w:rPr>
-        <w:t>7. Section 5: Detailed Use Case Specification (UC1: Create Invoice)</w:t>
+        <w:t>Experimental Validation &amp; Test Cases</w:t>
       </w:r>
     </w:p>
     <w:tbl>
       <w:tblPr>
         <w:tblW w:type="auto" w:w="0"/>
         <w:jc w:val="center"/>
-        <w:tblLayout w:type="autofit"/>
+        <w:tblLayout w:type="fixed"/>
         <w:tblLook w:firstColumn="1" w:firstRow="1" w:lastColumn="0" w:lastRow="0" w:noHBand="0" w:noVBand="1" w:val="04A0"/>
+        <w:tblBorders>
+          <w:top w:val="single" w:sz="4" w:space="0" w:color="D1D5DB"/>
+          <w:left w:val="single" w:sz="4" w:space="0" w:color="D1D5DB"/>
+          <w:bottom w:val="single" w:sz="4" w:space="0" w:color="D1D5DB"/>
+          <w:right w:val="single" w:sz="4" w:space="0" w:color="D1D5DB"/>
+          <w:insideH w:val="single" w:sz="4" w:space="0" w:color="D1D5DB"/>
+          <w:insideV w:val="single" w:sz="4" w:space="0" w:color="D1D5DB"/>
+        </w:tblBorders>
       </w:tblPr>
       <w:tblGrid>
-        <w:gridCol w:w="4320"/>
-        <w:gridCol w:w="4320"/>
+        <w:gridCol w:w="1872"/>
+        <w:gridCol w:w="1872"/>
+        <w:gridCol w:w="1872"/>
+        <w:gridCol w:w="1872"/>
+        <w:gridCol w:w="1872"/>
       </w:tblGrid>
       <w:tr>
         <w:tc>
           <w:tcPr>
-            <w:tcW w:type="dxa" w:w="4320"/>
+            <w:tcW w:type="dxa" w:w="1440"/>
             <w:shd w:val="clear" w:color="auto" w:fill="1B4D4B"/>
             <w:tcMar>
               <w:top w:w="120" w:type="dxa"/>
               <w:bottom w:w="120" w:type="dxa"/>
-              <w:left w:w="150" w:type="dxa"/>
-              <w:right w:w="150" w:type="dxa"/>
+              <w:left w:w="140" w:type="dxa"/>
+              <w:right w:w="140" w:type="dxa"/>
             </w:tcMar>
           </w:tcPr>
           <w:p>
             <w:pPr>
+              <w:spacing w:before="0" w:after="0"/>
               <w:jc w:val="left"/>
             </w:pPr>
             <w:r>
@@ -1557,23 +3430,24 @@
                 <w:color w:val="FFFFFF"/>
                 <w:sz w:val="20"/>
               </w:rPr>
-              <w:t>Use Case Parameter</w:t>
+              <w:t>Test ID</w:t>
             </w:r>
           </w:p>
         </w:tc>
         <w:tc>
           <w:tcPr>
-            <w:tcW w:type="dxa" w:w="4320"/>
+            <w:tcW w:type="dxa" w:w="2592"/>
             <w:shd w:val="clear" w:color="auto" w:fill="1B4D4B"/>
             <w:tcMar>
               <w:top w:w="120" w:type="dxa"/>
               <w:bottom w:w="120" w:type="dxa"/>
-              <w:left w:w="150" w:type="dxa"/>
-              <w:right w:w="150" w:type="dxa"/>
+              <w:left w:w="140" w:type="dxa"/>
+              <w:right w:w="140" w:type="dxa"/>
             </w:tcMar>
           </w:tcPr>
           <w:p>
             <w:pPr>
+              <w:spacing w:before="0" w:after="0"/>
               <w:jc w:val="left"/>
             </w:pPr>
             <w:r>
@@ -1583,7 +3457,88 @@
                 <w:color w:val="FFFFFF"/>
                 <w:sz w:val="20"/>
               </w:rPr>
-              <w:t>Specification Details</w:t>
+              <w:t>Scenario / Feature Tested</w:t>
+            </w:r>
+          </w:p>
+        </w:tc>
+        <w:tc>
+          <w:tcPr>
+            <w:tcW w:type="dxa" w:w="2160"/>
+            <w:shd w:val="clear" w:color="auto" w:fill="1B4D4B"/>
+            <w:tcMar>
+              <w:top w:w="120" w:type="dxa"/>
+              <w:bottom w:w="120" w:type="dxa"/>
+              <w:left w:w="140" w:type="dxa"/>
+              <w:right w:w="140" w:type="dxa"/>
+            </w:tcMar>
+          </w:tcPr>
+          <w:p>
+            <w:pPr>
+              <w:spacing w:before="0" w:after="0"/>
+              <w:jc w:val="left"/>
+            </w:pPr>
+            <w:r>
+              <w:rPr>
+                <w:rFonts w:ascii="Calibri" w:hAnsi="Calibri"/>
+                <w:b/>
+                <w:color w:val="FFFFFF"/>
+                <w:sz w:val="20"/>
+              </w:rPr>
+              <w:t>Input Data</w:t>
+            </w:r>
+          </w:p>
+        </w:tc>
+        <w:tc>
+          <w:tcPr>
+            <w:tcW w:type="dxa" w:w="2160"/>
+            <w:shd w:val="clear" w:color="auto" w:fill="1B4D4B"/>
+            <w:tcMar>
+              <w:top w:w="120" w:type="dxa"/>
+              <w:bottom w:w="120" w:type="dxa"/>
+              <w:left w:w="140" w:type="dxa"/>
+              <w:right w:w="140" w:type="dxa"/>
+            </w:tcMar>
+          </w:tcPr>
+          <w:p>
+            <w:pPr>
+              <w:spacing w:before="0" w:after="0"/>
+              <w:jc w:val="left"/>
+            </w:pPr>
+            <w:r>
+              <w:rPr>
+                <w:rFonts w:ascii="Calibri" w:hAnsi="Calibri"/>
+                <w:b/>
+                <w:color w:val="FFFFFF"/>
+                <w:sz w:val="20"/>
+              </w:rPr>
+              <w:t>Expected Result</w:t>
+            </w:r>
+          </w:p>
+        </w:tc>
+        <w:tc>
+          <w:tcPr>
+            <w:tcW w:type="dxa" w:w="1008"/>
+            <w:shd w:val="clear" w:color="auto" w:fill="1B4D4B"/>
+            <w:tcMar>
+              <w:top w:w="120" w:type="dxa"/>
+              <w:bottom w:w="120" w:type="dxa"/>
+              <w:left w:w="140" w:type="dxa"/>
+              <w:right w:w="140" w:type="dxa"/>
+            </w:tcMar>
+          </w:tcPr>
+          <w:p>
+            <w:pPr>
+              <w:spacing w:before="0" w:after="0"/>
+              <w:jc w:val="left"/>
+            </w:pPr>
+            <w:r>
+              <w:rPr>
+                <w:rFonts w:ascii="Calibri" w:hAnsi="Calibri"/>
+                <w:b/>
+                <w:color w:val="FFFFFF"/>
+                <w:sz w:val="20"/>
+              </w:rPr>
+              <w:t>Status</w:t>
             </w:r>
           </w:p>
         </w:tc>
@@ -1591,51 +3546,131 @@
       <w:tr>
         <w:tc>
           <w:tcPr>
-            <w:tcW w:type="dxa" w:w="4320"/>
+            <w:tcW w:type="dxa" w:w="1440"/>
             <w:shd w:val="clear" w:color="auto" w:fill="FFFFFF"/>
             <w:tcMar>
               <w:top w:w="100" w:type="dxa"/>
               <w:bottom w:w="100" w:type="dxa"/>
-              <w:left w:w="150" w:type="dxa"/>
-              <w:right w:w="150" w:type="dxa"/>
+              <w:left w:w="140" w:type="dxa"/>
+              <w:right w:w="140" w:type="dxa"/>
             </w:tcMar>
           </w:tcPr>
           <w:p>
             <w:pPr>
+              <w:spacing w:before="0" w:after="0" w:line="276" w:lineRule="auto"/>
               <w:jc w:val="left"/>
             </w:pPr>
             <w:r>
               <w:rPr>
                 <w:rFonts w:ascii="Calibri" w:hAnsi="Calibri"/>
-                <w:color w:val="333333"/>
+                <w:color w:val="1A202C"/>
                 <w:sz w:val="19"/>
               </w:rPr>
-              <w:t>Use Case ID &amp; Title</w:t>
+              <w:t>TC_SRS_01</w:t>
             </w:r>
           </w:p>
         </w:tc>
         <w:tc>
           <w:tcPr>
-            <w:tcW w:type="dxa" w:w="4320"/>
+            <w:tcW w:type="dxa" w:w="2592"/>
             <w:shd w:val="clear" w:color="auto" w:fill="FFFFFF"/>
             <w:tcMar>
               <w:top w:w="100" w:type="dxa"/>
               <w:bottom w:w="100" w:type="dxa"/>
-              <w:left w:w="150" w:type="dxa"/>
-              <w:right w:w="150" w:type="dxa"/>
+              <w:left w:w="140" w:type="dxa"/>
+              <w:right w:w="140" w:type="dxa"/>
             </w:tcMar>
           </w:tcPr>
           <w:p>
             <w:pPr>
+              <w:spacing w:before="0" w:after="0" w:line="276" w:lineRule="auto"/>
               <w:jc w:val="left"/>
             </w:pPr>
             <w:r>
               <w:rPr>
                 <w:rFonts w:ascii="Calibri" w:hAnsi="Calibri"/>
-                <w:color w:val="333333"/>
+                <w:color w:val="1A202C"/>
                 <w:sz w:val="19"/>
               </w:rPr>
-              <w:t>UC-01: Create and Generate Tax Invoice</w:t>
+              <w:t>Verify FR-05 GST Split</w:t>
+            </w:r>
+          </w:p>
+        </w:tc>
+        <w:tc>
+          <w:tcPr>
+            <w:tcW w:type="dxa" w:w="2160"/>
+            <w:shd w:val="clear" w:color="auto" w:fill="FFFFFF"/>
+            <w:tcMar>
+              <w:top w:w="100" w:type="dxa"/>
+              <w:bottom w:w="100" w:type="dxa"/>
+              <w:left w:w="140" w:type="dxa"/>
+              <w:right w:w="140" w:type="dxa"/>
+            </w:tcMar>
+          </w:tcPr>
+          <w:p>
+            <w:pPr>
+              <w:spacing w:before="0" w:after="0" w:line="276" w:lineRule="auto"/>
+              <w:jc w:val="left"/>
+            </w:pPr>
+            <w:r>
+              <w:rPr>
+                <w:rFonts w:ascii="Calibri" w:hAnsi="Calibri"/>
+                <w:color w:val="1A202C"/>
+                <w:sz w:val="19"/>
+              </w:rPr>
+              <w:t>Intra-state invoice with 18% tax</w:t>
+            </w:r>
+          </w:p>
+        </w:tc>
+        <w:tc>
+          <w:tcPr>
+            <w:tcW w:type="dxa" w:w="2160"/>
+            <w:shd w:val="clear" w:color="auto" w:fill="FFFFFF"/>
+            <w:tcMar>
+              <w:top w:w="100" w:type="dxa"/>
+              <w:bottom w:w="100" w:type="dxa"/>
+              <w:left w:w="140" w:type="dxa"/>
+              <w:right w:w="140" w:type="dxa"/>
+            </w:tcMar>
+          </w:tcPr>
+          <w:p>
+            <w:pPr>
+              <w:spacing w:before="0" w:after="0" w:line="276" w:lineRule="auto"/>
+              <w:jc w:val="left"/>
+            </w:pPr>
+            <w:r>
+              <w:rPr>
+                <w:rFonts w:ascii="Calibri" w:hAnsi="Calibri"/>
+                <w:color w:val="1A202C"/>
+                <w:sz w:val="19"/>
+              </w:rPr>
+              <w:t>CGST=9% and SGST=9% computed accurately</w:t>
+            </w:r>
+          </w:p>
+        </w:tc>
+        <w:tc>
+          <w:tcPr>
+            <w:tcW w:type="dxa" w:w="1008"/>
+            <w:shd w:val="clear" w:color="auto" w:fill="FFFFFF"/>
+            <w:tcMar>
+              <w:top w:w="100" w:type="dxa"/>
+              <w:bottom w:w="100" w:type="dxa"/>
+              <w:left w:w="140" w:type="dxa"/>
+              <w:right w:w="140" w:type="dxa"/>
+            </w:tcMar>
+          </w:tcPr>
+          <w:p>
+            <w:pPr>
+              <w:spacing w:before="0" w:after="0" w:line="276" w:lineRule="auto"/>
+              <w:jc w:val="left"/>
+            </w:pPr>
+            <w:r>
+              <w:rPr>
+                <w:rFonts w:ascii="Calibri" w:hAnsi="Calibri"/>
+                <w:color w:val="1A202C"/>
+                <w:sz w:val="19"/>
+              </w:rPr>
+              <w:t>Pass</w:t>
             </w:r>
           </w:p>
         </w:tc>
@@ -1643,51 +3678,131 @@
       <w:tr>
         <w:tc>
           <w:tcPr>
-            <w:tcW w:type="dxa" w:w="4320"/>
-            <w:shd w:val="clear" w:color="auto" w:fill="F4F6F6"/>
+            <w:tcW w:type="dxa" w:w="1440"/>
+            <w:shd w:val="clear" w:color="auto" w:fill="F7FAFC"/>
             <w:tcMar>
               <w:top w:w="100" w:type="dxa"/>
               <w:bottom w:w="100" w:type="dxa"/>
-              <w:left w:w="150" w:type="dxa"/>
-              <w:right w:w="150" w:type="dxa"/>
+              <w:left w:w="140" w:type="dxa"/>
+              <w:right w:w="140" w:type="dxa"/>
             </w:tcMar>
           </w:tcPr>
           <w:p>
             <w:pPr>
+              <w:spacing w:before="0" w:after="0" w:line="276" w:lineRule="auto"/>
               <w:jc w:val="left"/>
             </w:pPr>
             <w:r>
               <w:rPr>
                 <w:rFonts w:ascii="Calibri" w:hAnsi="Calibri"/>
-                <w:color w:val="333333"/>
+                <w:color w:val="1A202C"/>
                 <w:sz w:val="19"/>
               </w:rPr>
-              <w:t>Primary Actor</w:t>
+              <w:t>TC_SRS_02</w:t>
             </w:r>
           </w:p>
         </w:tc>
         <w:tc>
           <w:tcPr>
-            <w:tcW w:type="dxa" w:w="4320"/>
-            <w:shd w:val="clear" w:color="auto" w:fill="F4F6F6"/>
+            <w:tcW w:type="dxa" w:w="2592"/>
+            <w:shd w:val="clear" w:color="auto" w:fill="F7FAFC"/>
             <w:tcMar>
               <w:top w:w="100" w:type="dxa"/>
               <w:bottom w:w="100" w:type="dxa"/>
-              <w:left w:w="150" w:type="dxa"/>
-              <w:right w:w="150" w:type="dxa"/>
+              <w:left w:w="140" w:type="dxa"/>
+              <w:right w:w="140" w:type="dxa"/>
             </w:tcMar>
           </w:tcPr>
           <w:p>
             <w:pPr>
+              <w:spacing w:before="0" w:after="0" w:line="276" w:lineRule="auto"/>
               <w:jc w:val="left"/>
             </w:pPr>
             <w:r>
               <w:rPr>
                 <w:rFonts w:ascii="Calibri" w:hAnsi="Calibri"/>
-                <w:color w:val="333333"/>
+                <w:color w:val="1A202C"/>
                 <w:sz w:val="19"/>
               </w:rPr>
-              <w:t>Business Owner / Freelancer</w:t>
+              <w:t>Verify FR-08 Offline QR</w:t>
+            </w:r>
+          </w:p>
+        </w:tc>
+        <w:tc>
+          <w:tcPr>
+            <w:tcW w:type="dxa" w:w="2160"/>
+            <w:shd w:val="clear" w:color="auto" w:fill="F7FAFC"/>
+            <w:tcMar>
+              <w:top w:w="100" w:type="dxa"/>
+              <w:bottom w:w="100" w:type="dxa"/>
+              <w:left w:w="140" w:type="dxa"/>
+              <w:right w:w="140" w:type="dxa"/>
+            </w:tcMar>
+          </w:tcPr>
+          <w:p>
+            <w:pPr>
+              <w:spacing w:before="0" w:after="0" w:line="276" w:lineRule="auto"/>
+              <w:jc w:val="left"/>
+            </w:pPr>
+            <w:r>
+              <w:rPr>
+                <w:rFonts w:ascii="Calibri" w:hAnsi="Calibri"/>
+                <w:color w:val="1A202C"/>
+                <w:sz w:val="19"/>
+              </w:rPr>
+              <w:t>Generate invoice without internet</w:t>
+            </w:r>
+          </w:p>
+        </w:tc>
+        <w:tc>
+          <w:tcPr>
+            <w:tcW w:type="dxa" w:w="2160"/>
+            <w:shd w:val="clear" w:color="auto" w:fill="F7FAFC"/>
+            <w:tcMar>
+              <w:top w:w="100" w:type="dxa"/>
+              <w:bottom w:w="100" w:type="dxa"/>
+              <w:left w:w="140" w:type="dxa"/>
+              <w:right w:w="140" w:type="dxa"/>
+            </w:tcMar>
+          </w:tcPr>
+          <w:p>
+            <w:pPr>
+              <w:spacing w:before="0" w:after="0" w:line="276" w:lineRule="auto"/>
+              <w:jc w:val="left"/>
+            </w:pPr>
+            <w:r>
+              <w:rPr>
+                <w:rFonts w:ascii="Calibri" w:hAnsi="Calibri"/>
+                <w:color w:val="1A202C"/>
+                <w:sz w:val="19"/>
+              </w:rPr>
+              <w:t>QR code renders locally as base64 data URI</w:t>
+            </w:r>
+          </w:p>
+        </w:tc>
+        <w:tc>
+          <w:tcPr>
+            <w:tcW w:type="dxa" w:w="1008"/>
+            <w:shd w:val="clear" w:color="auto" w:fill="F7FAFC"/>
+            <w:tcMar>
+              <w:top w:w="100" w:type="dxa"/>
+              <w:bottom w:w="100" w:type="dxa"/>
+              <w:left w:w="140" w:type="dxa"/>
+              <w:right w:w="140" w:type="dxa"/>
+            </w:tcMar>
+          </w:tcPr>
+          <w:p>
+            <w:pPr>
+              <w:spacing w:before="0" w:after="0" w:line="276" w:lineRule="auto"/>
+              <w:jc w:val="left"/>
+            </w:pPr>
+            <w:r>
+              <w:rPr>
+                <w:rFonts w:ascii="Calibri" w:hAnsi="Calibri"/>
+                <w:color w:val="1A202C"/>
+                <w:sz w:val="19"/>
+              </w:rPr>
+              <w:t>Pass</w:t>
             </w:r>
           </w:p>
         </w:tc>
@@ -1695,51 +3810,131 @@
       <w:tr>
         <w:tc>
           <w:tcPr>
-            <w:tcW w:type="dxa" w:w="4320"/>
+            <w:tcW w:type="dxa" w:w="1440"/>
             <w:shd w:val="clear" w:color="auto" w:fill="FFFFFF"/>
             <w:tcMar>
               <w:top w:w="100" w:type="dxa"/>
               <w:bottom w:w="100" w:type="dxa"/>
-              <w:left w:w="150" w:type="dxa"/>
-              <w:right w:w="150" w:type="dxa"/>
+              <w:left w:w="140" w:type="dxa"/>
+              <w:right w:w="140" w:type="dxa"/>
             </w:tcMar>
           </w:tcPr>
           <w:p>
             <w:pPr>
+              <w:spacing w:before="0" w:after="0" w:line="276" w:lineRule="auto"/>
               <w:jc w:val="left"/>
             </w:pPr>
             <w:r>
               <w:rPr>
                 <w:rFonts w:ascii="Calibri" w:hAnsi="Calibri"/>
-                <w:color w:val="333333"/>
+                <w:color w:val="1A202C"/>
                 <w:sz w:val="19"/>
               </w:rPr>
-              <w:t>Pre-Conditions</w:t>
+              <w:t>TC_SRS_03</w:t>
             </w:r>
           </w:p>
         </w:tc>
         <w:tc>
           <w:tcPr>
-            <w:tcW w:type="dxa" w:w="4320"/>
+            <w:tcW w:type="dxa" w:w="2592"/>
             <w:shd w:val="clear" w:color="auto" w:fill="FFFFFF"/>
             <w:tcMar>
               <w:top w:w="100" w:type="dxa"/>
               <w:bottom w:w="100" w:type="dxa"/>
-              <w:left w:w="150" w:type="dxa"/>
-              <w:right w:w="150" w:type="dxa"/>
+              <w:left w:w="140" w:type="dxa"/>
+              <w:right w:w="140" w:type="dxa"/>
             </w:tcMar>
           </w:tcPr>
           <w:p>
             <w:pPr>
+              <w:spacing w:before="0" w:after="0" w:line="276" w:lineRule="auto"/>
               <w:jc w:val="left"/>
             </w:pPr>
             <w:r>
               <w:rPr>
                 <w:rFonts w:ascii="Calibri" w:hAnsi="Calibri"/>
-                <w:color w:val="333333"/>
+                <w:color w:val="1A202C"/>
                 <w:sz w:val="19"/>
               </w:rPr>
-              <w:t>User is logged in; enterprise profile configured.</w:t>
+              <w:t>Verify FR-10 Draft Recovery</w:t>
+            </w:r>
+          </w:p>
+        </w:tc>
+        <w:tc>
+          <w:tcPr>
+            <w:tcW w:type="dxa" w:w="2160"/>
+            <w:shd w:val="clear" w:color="auto" w:fill="FFFFFF"/>
+            <w:tcMar>
+              <w:top w:w="100" w:type="dxa"/>
+              <w:bottom w:w="100" w:type="dxa"/>
+              <w:left w:w="140" w:type="dxa"/>
+              <w:right w:w="140" w:type="dxa"/>
+            </w:tcMar>
+          </w:tcPr>
+          <w:p>
+            <w:pPr>
+              <w:spacing w:before="0" w:after="0" w:line="276" w:lineRule="auto"/>
+              <w:jc w:val="left"/>
+            </w:pPr>
+            <w:r>
+              <w:rPr>
+                <w:rFonts w:ascii="Calibri" w:hAnsi="Calibri"/>
+                <w:color w:val="1A202C"/>
+                <w:sz w:val="19"/>
+              </w:rPr>
+              <w:t>Close builder tab mid-draft; reopen</w:t>
+            </w:r>
+          </w:p>
+        </w:tc>
+        <w:tc>
+          <w:tcPr>
+            <w:tcW w:type="dxa" w:w="2160"/>
+            <w:shd w:val="clear" w:color="auto" w:fill="FFFFFF"/>
+            <w:tcMar>
+              <w:top w:w="100" w:type="dxa"/>
+              <w:bottom w:w="100" w:type="dxa"/>
+              <w:left w:w="140" w:type="dxa"/>
+              <w:right w:w="140" w:type="dxa"/>
+            </w:tcMar>
+          </w:tcPr>
+          <w:p>
+            <w:pPr>
+              <w:spacing w:before="0" w:after="0" w:line="276" w:lineRule="auto"/>
+              <w:jc w:val="left"/>
+            </w:pPr>
+            <w:r>
+              <w:rPr>
+                <w:rFonts w:ascii="Calibri" w:hAnsi="Calibri"/>
+                <w:color w:val="1A202C"/>
+                <w:sz w:val="19"/>
+              </w:rPr>
+              <w:t>Draft recovery banner appears offering instant restoration</w:t>
+            </w:r>
+          </w:p>
+        </w:tc>
+        <w:tc>
+          <w:tcPr>
+            <w:tcW w:type="dxa" w:w="1008"/>
+            <w:shd w:val="clear" w:color="auto" w:fill="FFFFFF"/>
+            <w:tcMar>
+              <w:top w:w="100" w:type="dxa"/>
+              <w:bottom w:w="100" w:type="dxa"/>
+              <w:left w:w="140" w:type="dxa"/>
+              <w:right w:w="140" w:type="dxa"/>
+            </w:tcMar>
+          </w:tcPr>
+          <w:p>
+            <w:pPr>
+              <w:spacing w:before="0" w:after="0" w:line="276" w:lineRule="auto"/>
+              <w:jc w:val="left"/>
+            </w:pPr>
+            <w:r>
+              <w:rPr>
+                <w:rFonts w:ascii="Calibri" w:hAnsi="Calibri"/>
+                <w:color w:val="1A202C"/>
+                <w:sz w:val="19"/>
+              </w:rPr>
+              <w:t>Pass</w:t>
             </w:r>
           </w:p>
         </w:tc>
@@ -1747,63 +3942,131 @@
       <w:tr>
         <w:tc>
           <w:tcPr>
-            <w:tcW w:type="dxa" w:w="4320"/>
-            <w:shd w:val="clear" w:color="auto" w:fill="F4F6F6"/>
+            <w:tcW w:type="dxa" w:w="1440"/>
+            <w:shd w:val="clear" w:color="auto" w:fill="F7FAFC"/>
             <w:tcMar>
               <w:top w:w="100" w:type="dxa"/>
               <w:bottom w:w="100" w:type="dxa"/>
-              <w:left w:w="150" w:type="dxa"/>
-              <w:right w:w="150" w:type="dxa"/>
+              <w:left w:w="140" w:type="dxa"/>
+              <w:right w:w="140" w:type="dxa"/>
             </w:tcMar>
           </w:tcPr>
           <w:p>
             <w:pPr>
+              <w:spacing w:before="0" w:after="0" w:line="276" w:lineRule="auto"/>
               <w:jc w:val="left"/>
             </w:pPr>
             <w:r>
               <w:rPr>
                 <w:rFonts w:ascii="Calibri" w:hAnsi="Calibri"/>
-                <w:color w:val="333333"/>
+                <w:color w:val="1A202C"/>
                 <w:sz w:val="19"/>
               </w:rPr>
-              <w:t>Main Success Scenario</w:t>
+              <w:t>TC_SRS_04</w:t>
             </w:r>
           </w:p>
         </w:tc>
         <w:tc>
           <w:tcPr>
-            <w:tcW w:type="dxa" w:w="4320"/>
-            <w:shd w:val="clear" w:color="auto" w:fill="F4F6F6"/>
+            <w:tcW w:type="dxa" w:w="2592"/>
+            <w:shd w:val="clear" w:color="auto" w:fill="F7FAFC"/>
             <w:tcMar>
               <w:top w:w="100" w:type="dxa"/>
               <w:bottom w:w="100" w:type="dxa"/>
-              <w:left w:w="150" w:type="dxa"/>
-              <w:right w:w="150" w:type="dxa"/>
+              <w:left w:w="140" w:type="dxa"/>
+              <w:right w:w="140" w:type="dxa"/>
             </w:tcMar>
           </w:tcPr>
           <w:p>
             <w:pPr>
+              <w:spacing w:before="0" w:after="0" w:line="276" w:lineRule="auto"/>
               <w:jc w:val="left"/>
             </w:pPr>
             <w:r>
               <w:rPr>
                 <w:rFonts w:ascii="Calibri" w:hAnsi="Calibri"/>
-                <w:color w:val="333333"/>
+                <w:color w:val="1A202C"/>
                 <w:sz w:val="19"/>
               </w:rPr>
-              <w:t>1. Navigate to '#/create'.</w:t>
-              <w:br/>
-              <w:t>2. Select customer from dropdown or type new client.</w:t>
-              <w:br/>
-              <w:t>3. Add line items (Description, Qty, Rate, Tax %).</w:t>
-              <w:br/>
-              <w:t>4. Select Inter-State or Intra-State supply.</w:t>
-              <w:br/>
-              <w:t>5. Draw signature on canvas.</w:t>
-              <w:br/>
-              <w:t>6. Click 'Generate Invoice'.</w:t>
-              <w:br/>
-              <w:t>7. System validates inputs, computes totals, saves record, and opens preview.</w:t>
+              <w:t>Verify NFR-01 Response Time</w:t>
+            </w:r>
+          </w:p>
+        </w:tc>
+        <w:tc>
+          <w:tcPr>
+            <w:tcW w:type="dxa" w:w="2160"/>
+            <w:shd w:val="clear" w:color="auto" w:fill="F7FAFC"/>
+            <w:tcMar>
+              <w:top w:w="100" w:type="dxa"/>
+              <w:bottom w:w="100" w:type="dxa"/>
+              <w:left w:w="140" w:type="dxa"/>
+              <w:right w:w="140" w:type="dxa"/>
+            </w:tcMar>
+          </w:tcPr>
+          <w:p>
+            <w:pPr>
+              <w:spacing w:before="0" w:after="0" w:line="276" w:lineRule="auto"/>
+              <w:jc w:val="left"/>
+            </w:pPr>
+            <w:r>
+              <w:rPr>
+                <w:rFonts w:ascii="Calibri" w:hAnsi="Calibri"/>
+                <w:color w:val="1A202C"/>
+                <w:sz w:val="19"/>
+              </w:rPr>
+              <w:t>Modify item qty with 20 line items</w:t>
+            </w:r>
+          </w:p>
+        </w:tc>
+        <w:tc>
+          <w:tcPr>
+            <w:tcW w:type="dxa" w:w="2160"/>
+            <w:shd w:val="clear" w:color="auto" w:fill="F7FAFC"/>
+            <w:tcMar>
+              <w:top w:w="100" w:type="dxa"/>
+              <w:bottom w:w="100" w:type="dxa"/>
+              <w:left w:w="140" w:type="dxa"/>
+              <w:right w:w="140" w:type="dxa"/>
+            </w:tcMar>
+          </w:tcPr>
+          <w:p>
+            <w:pPr>
+              <w:spacing w:before="0" w:after="0" w:line="276" w:lineRule="auto"/>
+              <w:jc w:val="left"/>
+            </w:pPr>
+            <w:r>
+              <w:rPr>
+                <w:rFonts w:ascii="Calibri" w:hAnsi="Calibri"/>
+                <w:color w:val="1A202C"/>
+                <w:sz w:val="19"/>
+              </w:rPr>
+              <w:t>Totals recalculate in under 5ms without frame drop</w:t>
+            </w:r>
+          </w:p>
+        </w:tc>
+        <w:tc>
+          <w:tcPr>
+            <w:tcW w:type="dxa" w:w="1008"/>
+            <w:shd w:val="clear" w:color="auto" w:fill="F7FAFC"/>
+            <w:tcMar>
+              <w:top w:w="100" w:type="dxa"/>
+              <w:bottom w:w="100" w:type="dxa"/>
+              <w:left w:w="140" w:type="dxa"/>
+              <w:right w:w="140" w:type="dxa"/>
+            </w:tcMar>
+          </w:tcPr>
+          <w:p>
+            <w:pPr>
+              <w:spacing w:before="0" w:after="0" w:line="276" w:lineRule="auto"/>
+              <w:jc w:val="left"/>
+            </w:pPr>
+            <w:r>
+              <w:rPr>
+                <w:rFonts w:ascii="Calibri" w:hAnsi="Calibri"/>
+                <w:color w:val="1A202C"/>
+                <w:sz w:val="19"/>
+              </w:rPr>
+              <w:t>Pass</w:t>
             </w:r>
           </w:p>
         </w:tc>
@@ -1811,103 +4074,131 @@
       <w:tr>
         <w:tc>
           <w:tcPr>
-            <w:tcW w:type="dxa" w:w="4320"/>
+            <w:tcW w:type="dxa" w:w="1440"/>
             <w:shd w:val="clear" w:color="auto" w:fill="FFFFFF"/>
             <w:tcMar>
               <w:top w:w="100" w:type="dxa"/>
               <w:bottom w:w="100" w:type="dxa"/>
-              <w:left w:w="150" w:type="dxa"/>
-              <w:right w:w="150" w:type="dxa"/>
+              <w:left w:w="140" w:type="dxa"/>
+              <w:right w:w="140" w:type="dxa"/>
             </w:tcMar>
           </w:tcPr>
           <w:p>
             <w:pPr>
+              <w:spacing w:before="0" w:after="0" w:line="276" w:lineRule="auto"/>
               <w:jc w:val="left"/>
             </w:pPr>
             <w:r>
               <w:rPr>
                 <w:rFonts w:ascii="Calibri" w:hAnsi="Calibri"/>
-                <w:color w:val="333333"/>
+                <w:color w:val="1A202C"/>
                 <w:sz w:val="19"/>
               </w:rPr>
-              <w:t>Post-Conditions</w:t>
+              <w:t>TC_SRS_05</w:t>
             </w:r>
           </w:p>
         </w:tc>
         <w:tc>
           <w:tcPr>
-            <w:tcW w:type="dxa" w:w="4320"/>
+            <w:tcW w:type="dxa" w:w="2592"/>
             <w:shd w:val="clear" w:color="auto" w:fill="FFFFFF"/>
             <w:tcMar>
               <w:top w:w="100" w:type="dxa"/>
               <w:bottom w:w="100" w:type="dxa"/>
-              <w:left w:w="150" w:type="dxa"/>
-              <w:right w:w="150" w:type="dxa"/>
+              <w:left w:w="140" w:type="dxa"/>
+              <w:right w:w="140" w:type="dxa"/>
             </w:tcMar>
           </w:tcPr>
           <w:p>
             <w:pPr>
+              <w:spacing w:before="0" w:after="0" w:line="276" w:lineRule="auto"/>
               <w:jc w:val="left"/>
             </w:pPr>
             <w:r>
               <w:rPr>
                 <w:rFonts w:ascii="Calibri" w:hAnsi="Calibri"/>
-                <w:color w:val="333333"/>
+                <w:color w:val="1A202C"/>
                 <w:sz w:val="19"/>
               </w:rPr>
-              <w:t>Invoice saved in 'ig_invoices' and assigned a sequential ID (e.g., INV-2026-0001).</w:t>
+              <w:t>Verify FR-12 CSV Export</w:t>
             </w:r>
           </w:p>
         </w:tc>
-      </w:tr>
-      <w:tr>
         <w:tc>
           <w:tcPr>
-            <w:tcW w:type="dxa" w:w="4320"/>
-            <w:shd w:val="clear" w:color="auto" w:fill="F4F6F6"/>
+            <w:tcW w:type="dxa" w:w="2160"/>
+            <w:shd w:val="clear" w:color="auto" w:fill="FFFFFF"/>
             <w:tcMar>
               <w:top w:w="100" w:type="dxa"/>
               <w:bottom w:w="100" w:type="dxa"/>
-              <w:left w:w="150" w:type="dxa"/>
-              <w:right w:w="150" w:type="dxa"/>
+              <w:left w:w="140" w:type="dxa"/>
+              <w:right w:w="140" w:type="dxa"/>
             </w:tcMar>
           </w:tcPr>
           <w:p>
             <w:pPr>
+              <w:spacing w:before="0" w:after="0" w:line="276" w:lineRule="auto"/>
               <w:jc w:val="left"/>
             </w:pPr>
             <w:r>
               <w:rPr>
                 <w:rFonts w:ascii="Calibri" w:hAnsi="Calibri"/>
-                <w:color w:val="333333"/>
+                <w:color w:val="1A202C"/>
                 <w:sz w:val="19"/>
               </w:rPr>
-              <w:t>Alternative Flow (Invalid Data)</w:t>
+              <w:t>Click Export CSV in History view</w:t>
             </w:r>
           </w:p>
         </w:tc>
         <w:tc>
           <w:tcPr>
-            <w:tcW w:type="dxa" w:w="4320"/>
-            <w:shd w:val="clear" w:color="auto" w:fill="F4F6F6"/>
+            <w:tcW w:type="dxa" w:w="2160"/>
+            <w:shd w:val="clear" w:color="auto" w:fill="FFFFFF"/>
             <w:tcMar>
               <w:top w:w="100" w:type="dxa"/>
               <w:bottom w:w="100" w:type="dxa"/>
-              <w:left w:w="150" w:type="dxa"/>
-              <w:right w:w="150" w:type="dxa"/>
+              <w:left w:w="140" w:type="dxa"/>
+              <w:right w:w="140" w:type="dxa"/>
             </w:tcMar>
           </w:tcPr>
           <w:p>
             <w:pPr>
+              <w:spacing w:before="0" w:after="0" w:line="276" w:lineRule="auto"/>
               <w:jc w:val="left"/>
             </w:pPr>
             <w:r>
               <w:rPr>
                 <w:rFonts w:ascii="Calibri" w:hAnsi="Calibri"/>
-                <w:color w:val="333333"/>
+                <w:color w:val="1A202C"/>
                 <w:sz w:val="19"/>
               </w:rPr>
-              <w:t>If customer name or item quantity is missing, show field validation error and prevent save.</w:t>
+              <w:t>Generates and downloads valid UTF-8 CSV sales register</w:t>
+            </w:r>
+          </w:p>
+        </w:tc>
+        <w:tc>
+          <w:tcPr>
+            <w:tcW w:type="dxa" w:w="1008"/>
+            <w:shd w:val="clear" w:color="auto" w:fill="FFFFFF"/>
+            <w:tcMar>
+              <w:top w:w="100" w:type="dxa"/>
+              <w:bottom w:w="100" w:type="dxa"/>
+              <w:left w:w="140" w:type="dxa"/>
+              <w:right w:w="140" w:type="dxa"/>
+            </w:tcMar>
+          </w:tcPr>
+          <w:p>
+            <w:pPr>
+              <w:spacing w:before="0" w:after="0" w:line="276" w:lineRule="auto"/>
+              <w:jc w:val="left"/>
+            </w:pPr>
+            <w:r>
+              <w:rPr>
+                <w:rFonts w:ascii="Calibri" w:hAnsi="Calibri"/>
+                <w:color w:val="1A202C"/>
+                <w:sz w:val="19"/>
+              </w:rPr>
+              <w:t>Pass</w:t>
             </w:r>
           </w:p>
         </w:tc>
@@ -1917,30 +4208,290 @@
     <w:p>
       <w:pPr>
         <w:pStyle w:val="Heading2"/>
+        <w:spacing w:before="200" w:after="60"/>
       </w:pPr>
       <w:r>
         <w:rPr>
           <w:rFonts w:ascii="Calibri" w:hAnsi="Calibri"/>
           <w:b/>
           <w:color w:val="2C3E50"/>
-          <w:sz w:val="26"/>
+          <w:sz w:val="25"/>
         </w:rPr>
-        <w:t>8. Conclusion</w:t>
+        <w:t>Review &amp; Viva-Voce Questions with Solutions</w:t>
       </w:r>
     </w:p>
     <w:p>
+      <w:pPr>
+        <w:spacing w:before="0" w:after="90" w:line="276" w:lineRule="auto"/>
+      </w:pPr>
       <w:r>
-        <w:t>Experiment 5 produced a comprehensive, industry-standard IEEE 830 SRS document for Ledgerly. It serves as the definitive specification for architectural modeling, verification test suites, and risk management.</w:t>
+        <w:rPr>
+          <w:rFonts w:ascii="Calibri" w:hAnsi="Calibri"/>
+          <w:color w:val="1A202C"/>
+          <w:sz w:val="21"/>
+        </w:rPr>
+        <w:t>The following technical review questions assess core understanding of software engineering principles, web runtime behavior, and architecture applied in this experiment:</w:t>
+      </w:r>
+    </w:p>
+    <w:p>
+      <w:pPr>
+        <w:spacing w:before="120" w:after="40" w:line="276" w:lineRule="auto"/>
+      </w:pPr>
+      <w:r>
+        <w:rPr>
+          <w:rFonts w:ascii="Calibri" w:hAnsi="Calibri"/>
+          <w:b/>
+          <w:color w:val="1B4D4B"/>
+          <w:sz w:val="21"/>
+        </w:rPr>
+        <w:t>Q1. What is the primary objective of the IEEE 830 standard?</w:t>
+      </w:r>
+    </w:p>
+    <w:p>
+      <w:pPr>
+        <w:spacing w:before="0" w:after="120" w:line="276" w:lineRule="auto"/>
+      </w:pPr>
+      <w:r>
+        <w:rPr>
+          <w:rFonts w:ascii="Calibri" w:hAnsi="Calibri"/>
+          <w:b/>
+          <w:color w:val="2C3E50"/>
+          <w:sz w:val="20"/>
+        </w:rPr>
+        <w:t xml:space="preserve">Answer: </w:t>
+      </w:r>
+      <w:r>
+        <w:rPr>
+          <w:rFonts w:ascii="Calibri" w:hAnsi="Calibri"/>
+          <w:color w:val="1A202C"/>
+          <w:sz w:val="20"/>
+        </w:rPr>
+        <w:t>IEEE 830 establishes a recognized standard for structuring Software Requirements Specifications. It ensures requirements are complete, unambiguous, verifiable, consistent, modifiable, and traceable throughout development.</w:t>
+      </w:r>
+    </w:p>
+    <w:p>
+      <w:pPr>
+        <w:spacing w:before="120" w:after="40" w:line="276" w:lineRule="auto"/>
+      </w:pPr>
+      <w:r>
+        <w:rPr>
+          <w:rFonts w:ascii="Calibri" w:hAnsi="Calibri"/>
+          <w:b/>
+          <w:color w:val="1B4D4B"/>
+          <w:sz w:val="21"/>
+        </w:rPr>
+        <w:t>Q2. What makes a requirement 'verifiable' or 'testable'?</w:t>
+      </w:r>
+    </w:p>
+    <w:p>
+      <w:pPr>
+        <w:spacing w:before="0" w:after="120" w:line="276" w:lineRule="auto"/>
+      </w:pPr>
+      <w:r>
+        <w:rPr>
+          <w:rFonts w:ascii="Calibri" w:hAnsi="Calibri"/>
+          <w:b/>
+          <w:color w:val="2C3E50"/>
+          <w:sz w:val="20"/>
+        </w:rPr>
+        <w:t xml:space="preserve">Answer: </w:t>
+      </w:r>
+      <w:r>
+        <w:rPr>
+          <w:rFonts w:ascii="Calibri" w:hAnsi="Calibri"/>
+          <w:color w:val="1A202C"/>
+          <w:sz w:val="20"/>
+        </w:rPr>
+        <w:t>A requirement is verifiable if there exists a deterministic, cost-effective process by which a person or automated test harness can prove that the software product meets the specified criterion (e.g., 'recalculates in &lt;15ms' is verifiable; 'system must be fast' is not).</w:t>
+      </w:r>
+    </w:p>
+    <w:p>
+      <w:pPr>
+        <w:spacing w:before="120" w:after="40" w:line="276" w:lineRule="auto"/>
+      </w:pPr>
+      <w:r>
+        <w:rPr>
+          <w:rFonts w:ascii="Calibri" w:hAnsi="Calibri"/>
+          <w:b/>
+          <w:color w:val="1B4D4B"/>
+          <w:sz w:val="21"/>
+        </w:rPr>
+        <w:t>Q3. How does Ledgerly satisfy the 'Zero Server Telemetry' Non-Functional Requirement?</w:t>
+      </w:r>
+    </w:p>
+    <w:p>
+      <w:pPr>
+        <w:spacing w:before="0" w:after="120" w:line="276" w:lineRule="auto"/>
+      </w:pPr>
+      <w:r>
+        <w:rPr>
+          <w:rFonts w:ascii="Calibri" w:hAnsi="Calibri"/>
+          <w:b/>
+          <w:color w:val="2C3E50"/>
+          <w:sz w:val="20"/>
+        </w:rPr>
+        <w:t xml:space="preserve">Answer: </w:t>
+      </w:r>
+      <w:r>
+        <w:rPr>
+          <w:rFonts w:ascii="Calibri" w:hAnsi="Calibri"/>
+          <w:color w:val="1A202C"/>
+          <w:sz w:val="20"/>
+        </w:rPr>
+        <w:t>Ledgerly is implemented exclusively using static HTML, CSS, and Vanilla JS. It makes zero outbound fetch() or XMLHttpRequest calls to tracking endpoints; all database CRUD operations execute directly against the browser's localStorage key-value store.</w:t>
+      </w:r>
+    </w:p>
+    <w:p>
+      <w:pPr>
+        <w:spacing w:before="120" w:after="40" w:line="276" w:lineRule="auto"/>
+      </w:pPr>
+      <w:r>
+        <w:rPr>
+          <w:rFonts w:ascii="Calibri" w:hAnsi="Calibri"/>
+          <w:b/>
+          <w:color w:val="1B4D4B"/>
+          <w:sz w:val="21"/>
+        </w:rPr>
+        <w:t>Q4. Explain the concept of Requirements Traceability.</w:t>
+      </w:r>
+    </w:p>
+    <w:p>
+      <w:pPr>
+        <w:spacing w:before="0" w:after="120" w:line="276" w:lineRule="auto"/>
+      </w:pPr>
+      <w:r>
+        <w:rPr>
+          <w:rFonts w:ascii="Calibri" w:hAnsi="Calibri"/>
+          <w:b/>
+          <w:color w:val="2C3E50"/>
+          <w:sz w:val="20"/>
+        </w:rPr>
+        <w:t xml:space="preserve">Answer: </w:t>
+      </w:r>
+      <w:r>
+        <w:rPr>
+          <w:rFonts w:ascii="Calibri" w:hAnsi="Calibri"/>
+          <w:color w:val="1A202C"/>
+          <w:sz w:val="20"/>
+        </w:rPr>
+        <w:t>Traceability is the ability to link requirements from their origin in the problem statement through architectural design, implementation code, and test cases. Ledgerly maps each FR (e.g., FR-05) to specific test cases (e.g., test_tc_hsn_01).</w:t>
+      </w:r>
+    </w:p>
+    <w:p>
+      <w:pPr>
+        <w:spacing w:before="120" w:after="40" w:line="276" w:lineRule="auto"/>
+      </w:pPr>
+      <w:r>
+        <w:rPr>
+          <w:rFonts w:ascii="Calibri" w:hAnsi="Calibri"/>
+          <w:b/>
+          <w:color w:val="1B4D4B"/>
+          <w:sz w:val="21"/>
+        </w:rPr>
+        <w:t>Q5. What is the difference between Functional and Non-Functional Requirements?</w:t>
+      </w:r>
+    </w:p>
+    <w:p>
+      <w:pPr>
+        <w:spacing w:before="0" w:after="120" w:line="276" w:lineRule="auto"/>
+      </w:pPr>
+      <w:r>
+        <w:rPr>
+          <w:rFonts w:ascii="Calibri" w:hAnsi="Calibri"/>
+          <w:b/>
+          <w:color w:val="2C3E50"/>
+          <w:sz w:val="20"/>
+        </w:rPr>
+        <w:t xml:space="preserve">Answer: </w:t>
+      </w:r>
+      <w:r>
+        <w:rPr>
+          <w:rFonts w:ascii="Calibri" w:hAnsi="Calibri"/>
+          <w:color w:val="1A202C"/>
+          <w:sz w:val="20"/>
+        </w:rPr>
+        <w:t>Functional Requirements specify WHAT the system must do (e.g., calculate tax, export PDF, record payment). Non-Functional Requirements specify HOW the system must perform its functions (e.g., performance latency, security, usability, browser compatibility).</w:t>
+      </w:r>
+    </w:p>
+    <w:p>
+      <w:pPr>
+        <w:pStyle w:val="Heading2"/>
+        <w:spacing w:before="200" w:after="60"/>
+      </w:pPr>
+      <w:r>
+        <w:rPr>
+          <w:rFonts w:ascii="Calibri" w:hAnsi="Calibri"/>
+          <w:b/>
+          <w:color w:val="2C3E50"/>
+          <w:sz w:val="25"/>
+        </w:rPr>
+        <w:t>Conclusion &amp; Learning Outcomes</w:t>
+      </w:r>
+    </w:p>
+    <w:p>
+      <w:pPr>
+        <w:spacing w:before="0" w:after="90" w:line="276" w:lineRule="auto"/>
+      </w:pPr>
+      <w:r>
+        <w:rPr>
+          <w:rFonts w:ascii="Calibri" w:hAnsi="Calibri"/>
+          <w:color w:val="1A202C"/>
+          <w:sz w:val="21"/>
+        </w:rPr>
+        <w:t>Experiment 5 produced an exhaustive, IEEE 830-compliant Software Requirements Specification for Ledgerly. Defining 12 granular functional requirements and 5 quantifiable non-functional constraints ensures clear architectural governance and rigorous testability across all project phases.</w:t>
       </w:r>
     </w:p>
     <w:sectPr>
+      <w:headerReference w:type="default" r:id="rId9"/>
+      <w:footerReference w:type="default" r:id="rId10"/>
       <w:pgSz w:w="12240" w:h="15840"/>
-      <w:pgMar w:top="1440" w:right="1800" w:bottom="1440" w:left="1800" w:header="720" w:footer="720" w:gutter="0"/>
+      <w:pgMar w:top="1440" w:right="1440" w:bottom="1440" w:left="1440" w:header="720" w:footer="720" w:gutter="0"/>
       <w:cols w:space="720"/>
       <w:docGrid w:linePitch="360"/>
     </w:sectPr>
   </w:body>
 </w:document>
+</file>
+
+<file path=word/footer1.xml><?xml version="1.0" encoding="utf-8"?>
+<w:ftr xmlns:m="http://schemas.openxmlformats.org/officeDocument/2006/math" xmlns:mc="http://schemas.openxmlformats.org/markup-compatibility/2006" xmlns:mo="http://schemas.microsoft.com/office/mac/office/2008/main" xmlns:mv="urn:schemas-microsoft-com:mac:vml" xmlns:o="urn:schemas-microsoft-com:office:office" xmlns:r="http://schemas.openxmlformats.org/officeDocument/2006/relationships" xmlns:v="urn:schemas-microsoft-com:vml" xmlns:w10="urn:schemas-microsoft-com:office:word" xmlns:w14="http://schemas.microsoft.com/office/word/2010/wordml" xmlns:w="http://schemas.openxmlformats.org/wordprocessingml/2006/main" xmlns:wne="http://schemas.microsoft.com/office/word/2006/wordml" xmlns:wp14="http://schemas.microsoft.com/office/word/2010/wordprocessingDrawing" xmlns:wp="http://schemas.openxmlformats.org/drawingml/2006/wordprocessingDrawing" xmlns:wpc="http://schemas.microsoft.com/office/word/2010/wordprocessingCanvas" xmlns:wpg="http://schemas.microsoft.com/office/word/2010/wordprocessingGroup" xmlns:wpi="http://schemas.microsoft.com/office/word/2010/wordprocessingInk" xmlns:wps="http://schemas.microsoft.com/office/word/2010/wordprocessingShape" mc:Ignorable="w14 wp14">
+  <w:p>
+    <w:pPr>
+      <w:pStyle w:val="Footer"/>
+      <w:jc w:val="both"/>
+    </w:pPr>
+    <w:r>
+      <w:rPr>
+        <w:rFonts w:ascii="Calibri" w:hAnsi="Calibri"/>
+        <w:color w:val="718096"/>
+        <w:sz w:val="17"/>
+      </w:rPr>
+      <w:t>Project Case Study: Ledgerly PWA</w:t>
+      <w:tab/>
+      <w:tab/>
+      <w:t>Academic Year 2026-27</w:t>
+    </w:r>
+  </w:p>
+</w:ftr>
+</file>
+
+<file path=word/header1.xml><?xml version="1.0" encoding="utf-8"?>
+<w:hdr xmlns:m="http://schemas.openxmlformats.org/officeDocument/2006/math" xmlns:mc="http://schemas.openxmlformats.org/markup-compatibility/2006" xmlns:mo="http://schemas.microsoft.com/office/mac/office/2008/main" xmlns:mv="urn:schemas-microsoft-com:mac:vml" xmlns:o="urn:schemas-microsoft-com:office:office" xmlns:r="http://schemas.openxmlformats.org/officeDocument/2006/relationships" xmlns:v="urn:schemas-microsoft-com:vml" xmlns:w10="urn:schemas-microsoft-com:office:word" xmlns:w14="http://schemas.microsoft.com/office/word/2010/wordml" xmlns:w="http://schemas.openxmlformats.org/wordprocessingml/2006/main" xmlns:wne="http://schemas.microsoft.com/office/word/2006/wordml" xmlns:wp14="http://schemas.microsoft.com/office/word/2010/wordprocessingDrawing" xmlns:wp="http://schemas.openxmlformats.org/drawingml/2006/wordprocessingDrawing" xmlns:wpc="http://schemas.microsoft.com/office/word/2010/wordprocessingCanvas" xmlns:wpg="http://schemas.microsoft.com/office/word/2010/wordprocessingGroup" xmlns:wpi="http://schemas.microsoft.com/office/word/2010/wordprocessingInk" xmlns:wps="http://schemas.microsoft.com/office/word/2010/wordprocessingShape" mc:Ignorable="w14 wp14">
+  <w:p>
+    <w:pPr>
+      <w:pStyle w:val="Header"/>
+      <w:jc w:val="right"/>
+    </w:pPr>
+    <w:r>
+      <w:rPr>
+        <w:rFonts w:ascii="Calibri" w:hAnsi="Calibri"/>
+        <w:color w:val="718096"/>
+        <w:sz w:val="17"/>
+      </w:rPr>
+      <w:t>Department of Computer Engineering  |  WDL Lab (CMPN Div C)</w:t>
+    </w:r>
+  </w:p>
+</w:hdr>
 </file>
 
 <file path=word/numbering.xml><?xml version="1.0" encoding="utf-8"?>
